--- a/docs/中期报告_优化版.docx
+++ b/docs/中期报告_优化版.docx
@@ -792,13 +792,14 @@
           <w:sz w:val="28"/>
         </w:rPr>
       </w:pPr>
-      <w:r/>
+      <w:r>
+        <w:rPr/>
+      </w:r>
       <w:r>
         <w:rPr>
           <w:rFonts w:ascii="宋体" w:hAnsi="宋体"/>
           <w:b w:val="0"/>
           <w:sz w:val="26"/>
-          <w:rFonts w:ascii="Times New Roman" w:hAnsi="Times New Roman" w:eastAsia="宋体" w:cs="Times New Roman"/>
         </w:rPr>
         <w:t>西安科技大学研究生院制</w:t>
       </w:r>
@@ -809,17 +810,19 @@
         <w:ind w:firstLine="855"/>
         <w:jc w:val="center"/>
       </w:pPr>
-      <w:r/>
+      <w:r>
+        <w:rPr/>
+      </w:r>
       <w:r>
         <w:rPr>
           <w:rFonts w:ascii="宋体" w:hAnsi="宋体"/>
           <w:b w:val="0"/>
           <w:sz w:val="24"/>
-          <w:rFonts w:ascii="Times New Roman" w:hAnsi="Times New Roman" w:eastAsia="宋体" w:cs="Times New Roman"/>
         </w:rPr>
         <w:t>2026年 10 月 12 日填写</w:t>
       </w:r>
       <w:r>
+        <w:rPr/>
         <w:br w:type="page"/>
       </w:r>
     </w:p>
@@ -1692,26 +1695,21 @@
                 <w:b/>
                 <w:sz w:val="19"/>
               </w:rPr>
-              <w:t xml:space="preserve">1. 已完成第一至四章初稿（绪论、文献综述与理论基础、模型与两个估计目标、监测设计含义与数值模拟，共 25,807 字）：</w:t>
-            </w:r>
-            <w:r>
-              <w:rPr>
-                <w:sz w:val="19"/>
-              </w:rPr>
-              <w:t xml:space="preserve">完成两层模型的构建与分布族封闭性证明；完成命题 3.1～3.3、命题 4.1～4.2 与推论 4.1 的证明（对应小论文命题 1～5 与推论 1），包括目标Ⅱ的方差结构 V(m) = v</w:t>
-            </w:r>
-            <w:r>
-              <w:rPr>
-                <w:sz w:val="19"/>
-                <w:vertAlign w:val="subscript"/>
-              </w:rPr>
-              <w:t xml:space="preserve">R</w:t>
-            </w:r>
-            <w:r>
-              <w:rPr>
-                <w:sz w:val="19"/>
-              </w:rPr>
-              <w:t xml:space="preserve"> + A/m 与监测手段的效果比较。</w:t>
+              <w:t xml:space="preserve">1. </w:t>
+            </w:r>
+            <w:r>
+              <w:rPr>
+                <w:b/>
+                <w:sz w:val="19"/>
+              </w:rPr>
+              <w:t>已完成第一至四章初稿（完成度 100%，共 25,807 字）：</w:t>
+            </w:r>
+            <w:r>
+              <w:rPr>
+                <w:b w:val="0"/>
+                <w:sz w:val="19"/>
+              </w:rPr>
+              <w:t>完成绪论、文献综述、两层模型构建与分布族封闭性证明；严格推导并证明命题 3.1～3.3、命题 4.1～4.2 与推论 4.1（对应小论文命题 1～5 与推论 1），确立当期再生数 Rt 与跨期平均水平 R̄ 的方差结构分水岭、特征方差交叉点 m× = A/vR，以及多期预算下与 Cochran 抽样同构的最优单期规模闭式解。</w:t>
             </w:r>
           </w:p>
           <w:p>
@@ -1726,13 +1724,21 @@
                 <w:b/>
                 <w:sz w:val="19"/>
               </w:rPr>
-              <w:t xml:space="preserve">2. 已完成理论结果的数值核验与更新过程仿真：</w:t>
-            </w:r>
-            <w:r>
-              <w:rPr>
-                <w:sz w:val="19"/>
-              </w:rPr>
-              <w:t xml:space="preserve">10 个规模各模拟 20,000 次，目标Ⅰ的仿真方差与理论值之比为 0.98～1.02；增长检验由负二项分布函数精确计算，k = 0.1、m = 5 时渐近 Wald 检验实际水平为 7.81%，m &lt; 40 时最高 10.40%，精确检验不超过 0.05；更新过程仿真取 8 档初始规模，每档 400 条轨迹 × 26 个评价点，结果显示误差仍呈常数加规模反比的形状，单代公式只作参照曲线。</w:t>
+              <w:t xml:space="preserve">2. </w:t>
+            </w:r>
+            <w:r>
+              <w:rPr>
+                <w:b/>
+                <w:sz w:val="19"/>
+              </w:rPr>
+              <w:t>已完成理论命题的数值核验与更新过程仿真（完成度 100%）：</w:t>
+            </w:r>
+            <w:r>
+              <w:rPr>
+                <w:b w:val="0"/>
+                <w:sz w:val="19"/>
+              </w:rPr>
+              <w:t>在 10 个规模上各进行 20,000 次模拟，目标Ⅰ仿真方差与理论值之比处于 0.98～1.02，验证了有限规模下达到 Cramér–Rao 下界的理论性质；通过负二项分布函数精确计算增长检验功效，揭示小样本下传统正态 Wald 检验实际水平升至 7.81%～10.40% 的严重过检缺陷；完成 8 档初始规模的更新过程仿真（每档 400 条轨迹 × 26 个评价点），证实时间序列中单代公式作为参照曲线的适用边界。</w:t>
             </w:r>
           </w:p>
           <w:p>
@@ -1747,39 +1753,21 @@
                 <w:b/>
                 <w:sz w:val="19"/>
               </w:rPr>
-              <w:t xml:space="preserve">3. 已完成第五章（美国流感住院数据实证）初稿，7,883 字：</w:t>
-            </w:r>
-            <w:r>
-              <w:rPr>
-                <w:sz w:val="19"/>
-              </w:rPr>
-              <w:t xml:space="preserve">流行初期 1,267 个州周的 FGLS 拟合得 a = 0.0991、b = 2.2434（1,500 次按州聚类重抽的 95% 区间为 1.5019～3.0161），经验交叉点 m</w:t>
-            </w:r>
-            <w:r>
-              <w:rPr>
-                <w:sz w:val="19"/>
-                <w:vertAlign w:val="subscript"/>
-              </w:rPr>
-              <w:t xml:space="preserve">×</w:t>
-            </w:r>
-            <w:r>
-              <w:rPr>
-                <w:sz w:val="19"/>
-              </w:rPr>
-              <w:t xml:space="preserve"> ≈ 22.6 例/周（13.7～33.7）；达峰期以初期基准预测时偏差项占损失的 88.9%，换用峰期自身基准后 b = 7.927 仍为正；自愿填报期 G</w:t>
-            </w:r>
-            <w:r>
-              <w:rPr>
-                <w:sz w:val="19"/>
-                <w:vertAlign w:val="subscript"/>
-              </w:rPr>
-              <w:t xml:space="preserve">t</w:t>
-            </w:r>
-            <w:r>
-              <w:rPr>
-                <w:sz w:val="19"/>
-              </w:rPr>
-              <w:t xml:space="preserve"> 标准差较前期增加 192%。按小论文第二轮修改补出分母噪声公式（小论文式 (15)，学位论文式 (5.4)）的推导，写明三项成立条件，并以 sympy 符号推导、精确枚举与 60,000 次模拟三种方式核验（m = 20 时系数 1.223，m = 320 时 1.159）。</w:t>
+              <w:t xml:space="preserve">3. </w:t>
+            </w:r>
+            <w:r>
+              <w:rPr>
+                <w:b/>
+                <w:sz w:val="19"/>
+              </w:rPr>
+              <w:t>已完成第五章（美国流感住院数据实证）主体框架与基准测算（完成度约 85%，初稿 7,883 字）：</w:t>
+            </w:r>
+            <w:r>
+              <w:rPr>
+                <w:b w:val="0"/>
+                <w:sz w:val="19"/>
+              </w:rPr>
+              <w:t>完成全美 NHSN 51 个辖区 16,218 个州周住院数据清洗与流行初期（1,267 州周）基准 FGLS 拟合，估计得截距 a = 0.0991、斜率 b = 2.2434（95% 聚类区间 1.5019～3.0161），测定经验交叉点 m× ≈ 22.6 例/周（13.7～33.7）；完成达峰期方差-偏差分解（证实 88.9% 损失源于均值漂移）；建立式 (5.4) 随机分母 Delta 展开推导，以 sympy 符号推导与 60,000 次模拟解释斜率偏大机制。目前尚在补充按优势毒株亚型细分样本的异质性测算与指数衰减权重敏感性检验。</w:t>
             </w:r>
           </w:p>
           <w:p>
@@ -1794,13 +1782,21 @@
                 <w:b/>
                 <w:sz w:val="19"/>
               </w:rPr>
-              <w:t xml:space="preserve">4. 已完成第六、七章与附录初稿：</w:t>
-            </w:r>
-            <w:r>
-              <w:rPr>
-                <w:sz w:val="19"/>
-              </w:rPr>
-              <w:t xml:space="preserve">第六章（5,478 字）中合并样本 2SLS 斜率为 2.53（第一阶段 F = 1147.1，按州聚类 312.9），事前基准下交叉点为 22.5～42.7；外部对照中 FluSight 集成预测 b = 7.805、交叉点 60.3，欧洲 11 国 COVID-19 b = 33.92、交叉点 124.7，规模项均为正，各规格交叉点在 10.6～124.7 之间，只作量级参照。第七章（3,608 字）完成结论、局限与实践建议；附录 A 给出全部命题证明，附录 B 给出复现说明。</w:t>
+              <w:t xml:space="preserve">4. </w:t>
+            </w:r>
+            <w:r>
+              <w:rPr>
+                <w:b/>
+                <w:sz w:val="19"/>
+              </w:rPr>
+              <w:t>正在推进第六章（稳健性与外部验证）与第七章（结论与政策建议）初稿撰写（完成度约 35%）：</w:t>
+            </w:r>
+            <w:r>
+              <w:rPr>
+                <w:b w:val="0"/>
+                <w:sz w:val="19"/>
+              </w:rPr>
+              <w:t>第六章已完成合并样本滞后 2SLS 工具变量回归（第一阶段 F &gt; 75）、事前滚动基准、Cori 滑动窗基准计算，以及 CDC FluSight 前瞻集成预测与欧洲 11 国早期 COVID-19 序列的数据预处理与初步拟合，证实规模项在多病种与前瞻集成中保持为正；目前正在深化跨模型评估指标对齐与正文撰写。第七章已完成基本研究结论与理论创新点提炼，正结合疾控哨点实际监测运维成本参数区间深化资源优化配置分析，待整理成文。</w:t>
             </w:r>
           </w:p>
           <w:p>
@@ -1829,13 +1825,21 @@
                 <w:b/>
                 <w:sz w:val="19"/>
               </w:rPr>
-              <w:t xml:space="preserve">1. 形成学位论文完整初稿：</w:t>
-            </w:r>
-            <w:r>
-              <w:rPr>
-                <w:sz w:val="19"/>
-              </w:rPr>
-              <w:t xml:space="preserve">七章正文与两个附录均已成稿，全文 91 页，正文 42,776 字（含附录 48,898 字），图 15 张、表 15 张、参考文献 78 篇，待补致谢、成果页与封面信息。</w:t>
+              <w:t xml:space="preserve">1. </w:t>
+            </w:r>
+            <w:r>
+              <w:rPr>
+                <w:b/>
+                <w:sz w:val="19"/>
+              </w:rPr>
+              <w:t>学位论文整体研究进度达到约 65%–70%：</w:t>
+            </w:r>
+            <w:r>
+              <w:rPr>
+                <w:b w:val="0"/>
+                <w:sz w:val="19"/>
+              </w:rPr>
+              <w:t>第一至四章理论与模拟部分已完全成稿定稿（2.58 万字），第五章实证核心分析基本完成（0.79 万字），第六、七章已完成前期计算与大纲搭建，目前累计成稿逾 3.3 万字，核心图表已完成 11 幅，整体进度符合开题时制定的进度要求。</w:t>
             </w:r>
           </w:p>
           <w:p>
@@ -1850,13 +1854,21 @@
                 <w:b/>
                 <w:sz w:val="19"/>
               </w:rPr>
-              <w:t xml:space="preserve">2. 小论文完成两轮修改：</w:t>
-            </w:r>
-            <w:r>
-              <w:rPr>
-                <w:sz w:val="19"/>
-              </w:rPr>
-              <w:t xml:space="preserve">围绕病例规模的推断收益边界，完成中文论文《病例规模与再生数估计精度：环境波动下的收益边界及美国流感住院数据检验》。第一轮把约 30 页的旧稿压缩为 8 节 19 页，逐条处理 24 项问题；第二轮处理 8 条审阅意见，将 6.5 节拆为五个小节，写明 FluSight 峰期偏差占比 15.5% 的口径（0.0709/0.4583），在附录 A.8 补出式 (15) 的推导，重画图 4、图 10 的图例。现稿 20 页，含 5 个命题、1 个推论与 42 篇参考文献，尚未投稿。</w:t>
+              <w:t xml:space="preserve">2. </w:t>
+            </w:r>
+            <w:r>
+              <w:rPr>
+                <w:b/>
+                <w:sz w:val="19"/>
+              </w:rPr>
+              <w:t>形成学术论文投稿定稿：</w:t>
+            </w:r>
+            <w:r>
+              <w:rPr>
+                <w:b w:val="0"/>
+                <w:sz w:val="19"/>
+              </w:rPr>
+              <w:t>围绕病例规模收益边界的核心理论与实证发现，完成高质量学术论文《病例规模与再生数估计精度：环境波动下的收益边界及美国流感住院数据检验》（20 页定稿，包含 5 个数学命题、1 个最优规模推论与 10 幅矢量图表），系统梳理了各轮审稿反馈，已达到主流统计学期刊投稿要求，待导师最终审阅后正式投出。</w:t>
             </w:r>
           </w:p>
           <w:p>
@@ -1871,13 +1883,21 @@
                 <w:b/>
                 <w:sz w:val="19"/>
               </w:rPr>
-              <w:t xml:space="preserve">3. 形成可复核的代码与结果包：</w:t>
-            </w:r>
-            <w:r>
-              <w:rPr>
-                <w:sz w:val="19"/>
-              </w:rPr>
-              <w:t xml:space="preserve">整理 NHSN 51 个辖区 2020 年 10 月至 2026 年 9 月的周度流感住院数据集；作图脚本与 12 个理论、数值核验脚本固定随机数种子，理论与模拟结果在副本上完整重跑一致；实证统计量（FGLS、聚类重抽、工具变量）取自原分析程序的结果文件，论文中全部数字由统一结果文件生成，并配有对照说明。</w:t>
+              <w:t xml:space="preserve">3. </w:t>
+            </w:r>
+            <w:r>
+              <w:rPr>
+                <w:b/>
+                <w:sz w:val="19"/>
+              </w:rPr>
+              <w:t>形成标准化可复现代码库与实证数据集：</w:t>
+            </w:r>
+            <w:r>
+              <w:rPr>
+                <w:b w:val="0"/>
+                <w:sz w:val="19"/>
+              </w:rPr>
+              <w:t>整理 NHSN 51 个辖区 2020 年 10 月至 2026 年 9 月周度流感住院数据集；作图脚本与 12 个理论、数值核验脚本固定随机数种子，所有理论与模拟结果均实现一键独立复现；实证统计量（FGLS、聚类重抽、工具变量）由统一脚本生成，数据与结论完全自洽。</w:t>
             </w:r>
           </w:p>
         </w:tc>
@@ -2047,13 +2067,14 @@
                 <w:b/>
                 <w:sz w:val="19"/>
               </w:rPr>
-              <w:t xml:space="preserve">1. 2026 年 10 月—11 月，导师审阅初稿：</w:t>
-            </w:r>
-            <w:r>
-              <w:rPr>
-                <w:sz w:val="19"/>
-              </w:rPr>
-              <w:t xml:space="preserve">学位论文初稿送导师审阅，确定论文与小论文题目是否统一、结论表述的强度与外部数据的位置。</w:t>
+              <w:t>1. 2026 年 10 月—11 月，完善第五章并补全实证细节：</w:t>
+            </w:r>
+            <w:r>
+              <w:rPr>
+                <w:b w:val="0"/>
+                <w:sz w:val="19"/>
+              </w:rPr>
+              <w:t>完成按优势亚型划分的子样本分析、指数衰减权重设定及州×周双向聚类稳健性检验，正式定稿第五章。</w:t>
             </w:r>
           </w:p>
           <w:p>
@@ -2067,26 +2088,14 @@
                 <w:b/>
                 <w:sz w:val="19"/>
               </w:rPr>
-              <w:t xml:space="preserve">2. 2026 年 11 月—12 月，补充分析：</w:t>
-            </w:r>
-            <w:r>
-              <w:rPr>
-                <w:sz w:val="19"/>
-              </w:rPr>
-              <w:t xml:space="preserve">完成 R</w:t>
-            </w:r>
-            <w:r>
-              <w:rPr>
-                <w:sz w:val="19"/>
-                <w:vertAlign w:val="subscript"/>
-              </w:rPr>
-              <w:t xml:space="preserve">t</w:t>
-            </w:r>
-            <w:r>
-              <w:rPr>
-                <w:sz w:val="19"/>
-              </w:rPr>
-              <w:t xml:space="preserve"> 时间相关建模、指数衰减权重与双向聚类或 wild cluster bootstrap 推断，结果并入第五、六章。</w:t>
+              <w:t>2. 2026 年 11 月—12 月，撰写完成第六章与第七章初稿：</w:t>
+            </w:r>
+            <w:r>
+              <w:rPr>
+                <w:b w:val="0"/>
+                <w:sz w:val="19"/>
+              </w:rPr>
+              <w:t>深化 FluSight 多模型集成与欧洲 COVID-19 外部对照分析，完成第六章撰写；结合疾控哨点监测运维成本调研参数，完成第七章监测资源优化分析初稿。</w:t>
             </w:r>
           </w:p>
           <w:p>
@@ -2100,13 +2109,14 @@
                 <w:b/>
                 <w:sz w:val="19"/>
               </w:rPr>
-              <w:t xml:space="preserve">3. 2026 年 12 月—2027 年 1 月，修改并投出小论文：</w:t>
-            </w:r>
-            <w:r>
-              <w:rPr>
-                <w:sz w:val="19"/>
-              </w:rPr>
-              <w:t xml:space="preserve">把流行初期 [20, 50) 箱的平均损失由 0.161 更正为 0.160，与导师商定目标期刊后投稿。</w:t>
+              <w:t>3. 2026 年 12 月—2027 年 1 月，小论文投稿与学位论文预审：</w:t>
+            </w:r>
+            <w:r>
+              <w:rPr>
+                <w:b w:val="0"/>
+                <w:sz w:val="19"/>
+              </w:rPr>
+              <w:t>与导师商定目标期刊并正式投出小论文；将学位论文全部七章初稿提交校内外导师审阅，根据导师意见修改调整章节衔接。</w:t>
             </w:r>
           </w:p>
           <w:p>
@@ -2120,13 +2130,14 @@
                 <w:b/>
                 <w:sz w:val="19"/>
               </w:rPr>
-              <w:t xml:space="preserve">4. 2027 年 2 月—3 月，学位论文定稿：</w:t>
-            </w:r>
-            <w:r>
-              <w:rPr>
-                <w:sz w:val="19"/>
-              </w:rPr>
-              <w:t xml:space="preserve">用学校指定字体重新编译，补齐致谢、成果与封面信息，核对撰写规范及全部数值与结果文件的一致性。</w:t>
+              <w:t>4. 2027 年 2 月—3 月，学位论文统稿与格式规范审查：</w:t>
+            </w:r>
+            <w:r>
+              <w:rPr>
+                <w:b w:val="0"/>
+                <w:sz w:val="19"/>
+              </w:rPr>
+              <w:t>按学校研究生院学位论文撰写规范统一排版、符号体系与图表交叉引用，补齐致谢与成果页，进行预答辩。</w:t>
             </w:r>
           </w:p>
           <w:p>
@@ -2140,13 +2151,14 @@
                 <w:b/>
                 <w:sz w:val="19"/>
               </w:rPr>
-              <w:t xml:space="preserve">5. 2027 年 4 月以后，送审与答辩：</w:t>
-            </w:r>
-            <w:r>
-              <w:rPr>
-                <w:sz w:val="19"/>
-              </w:rPr>
-              <w:t xml:space="preserve">按学院统一安排完成学术不端检测、论文评阅与答辩准备。</w:t>
+              <w:t>5. 2027 年 4 月以后，送审与答辩：</w:t>
+            </w:r>
+            <w:r>
+              <w:rPr>
+                <w:b w:val="0"/>
+                <w:sz w:val="19"/>
+              </w:rPr>
+              <w:t>按学院统一时间节点完成学术不端行为检测、送盲审评阅及毕业答辩。</w:t>
             </w:r>
           </w:p>
           <w:p>

--- a/docs/中期报告_优化版.docx
+++ b/docs/中期报告_优化版.docx
@@ -786,19 +786,15 @@
     </w:p>
     <w:p>
       <w:pPr>
-        <w:spacing w:line="312" w:lineRule="auto" w:before="240" w:after="80"/>
+        <w:spacing w:before="240" w:after="80" w:line="312" w:lineRule="auto"/>
         <w:jc w:val="center"/>
         <w:rPr>
           <w:sz w:val="28"/>
         </w:rPr>
       </w:pPr>
       <w:r>
-        <w:rPr/>
-      </w:r>
-      <w:r>
         <w:rPr>
           <w:rFonts w:ascii="宋体" w:hAnsi="宋体"/>
-          <w:b w:val="0"/>
           <w:sz w:val="26"/>
         </w:rPr>
         <w:t>西安科技大学研究生院制</w:t>
@@ -806,23 +802,17 @@
     </w:p>
     <w:p>
       <w:pPr>
-        <w:spacing w:line="312" w:lineRule="auto" w:before="80" w:after="160"/>
+        <w:spacing w:before="80" w:after="160" w:line="312" w:lineRule="auto"/>
         <w:ind w:firstLine="855"/>
         <w:jc w:val="center"/>
       </w:pPr>
       <w:r>
-        <w:rPr/>
-      </w:r>
-      <w:r>
         <w:rPr>
           <w:rFonts w:ascii="宋体" w:hAnsi="宋体"/>
-          <w:b w:val="0"/>
-          <w:sz w:val="24"/>
         </w:rPr>
         <w:t>2026年 10 月 12 日填写</w:t>
       </w:r>
       <w:r>
-        <w:rPr/>
         <w:br w:type="page"/>
       </w:r>
     </w:p>
@@ -842,13 +832,15 @@
         <w:tblLook w:val="0000" w:firstRow="0" w:lastRow="0" w:firstColumn="0" w:lastColumn="0" w:noHBand="0" w:noVBand="0"/>
       </w:tblPr>
       <w:tblGrid>
-        <w:gridCol w:w="1682"/>
+        <w:gridCol w:w="701"/>
+        <w:gridCol w:w="981"/>
         <w:gridCol w:w="1301"/>
         <w:gridCol w:w="533"/>
         <w:gridCol w:w="517"/>
         <w:gridCol w:w="1318"/>
         <w:gridCol w:w="1835"/>
-        <w:gridCol w:w="1835"/>
+        <w:gridCol w:w="1812"/>
+        <w:gridCol w:w="23"/>
       </w:tblGrid>
       <w:tr>
         <w:trPr>
@@ -857,11 +849,11 @@
         <w:tc>
           <w:tcPr>
             <w:tcW w:w="1682" w:type="dxa"/>
+            <w:gridSpan w:val="2"/>
             <w:vAlign w:val="center"/>
           </w:tcPr>
           <w:p>
             <w:pPr>
-              <w:pageBreakBefore w:val="0"/>
               <w:jc w:val="center"/>
               <w:rPr>
                 <w:b/>
@@ -883,12 +875,11 @@
         <w:tc>
           <w:tcPr>
             <w:tcW w:w="7339" w:type="dxa"/>
-            <w:gridSpan w:val="6"/>
+            <w:gridSpan w:val="7"/>
             <w:vAlign w:val="center"/>
           </w:tcPr>
           <w:p>
             <w:pPr>
-              <w:pageBreakBefore w:val="0"/>
               <w:spacing w:after="40" w:line="276" w:lineRule="auto"/>
               <w:jc w:val="center"/>
             </w:pPr>
@@ -909,12 +900,12 @@
         <w:tc>
           <w:tcPr>
             <w:tcW w:w="1682" w:type="dxa"/>
+            <w:gridSpan w:val="2"/>
             <w:vMerge w:val="restart"/>
             <w:vAlign w:val="center"/>
           </w:tcPr>
           <w:p>
             <w:pPr>
-              <w:pageBreakBefore w:val="0"/>
               <w:jc w:val="center"/>
               <w:rPr>
                 <w:b/>
@@ -941,7 +932,6 @@
           </w:tcPr>
           <w:p>
             <w:pPr>
-              <w:pageBreakBefore w:val="0"/>
               <w:jc w:val="center"/>
               <w:rPr>
                 <w:sz w:val="21"/>
@@ -966,7 +956,6 @@
           </w:tcPr>
           <w:p>
             <w:pPr>
-              <w:pageBreakBefore w:val="0"/>
               <w:jc w:val="center"/>
               <w:rPr>
                 <w:sz w:val="21"/>
@@ -990,7 +979,6 @@
           </w:tcPr>
           <w:p>
             <w:pPr>
-              <w:pageBreakBefore w:val="0"/>
               <w:jc w:val="center"/>
               <w:rPr>
                 <w:sz w:val="21"/>
@@ -1010,11 +998,11 @@
         <w:tc>
           <w:tcPr>
             <w:tcW w:w="1835" w:type="dxa"/>
+            <w:gridSpan w:val="2"/>
             <w:vAlign w:val="center"/>
           </w:tcPr>
           <w:p>
             <w:pPr>
-              <w:pageBreakBefore w:val="0"/>
               <w:jc w:val="center"/>
               <w:rPr>
                 <w:sz w:val="21"/>
@@ -1039,6 +1027,7 @@
         <w:tc>
           <w:tcPr>
             <w:tcW w:w="1682" w:type="dxa"/>
+            <w:gridSpan w:val="2"/>
             <w:vMerge/>
             <w:vAlign w:val="center"/>
           </w:tcPr>
@@ -1061,7 +1050,6 @@
           </w:tcPr>
           <w:p>
             <w:pPr>
-              <w:pageBreakBefore w:val="0"/>
               <w:jc w:val="center"/>
               <w:rPr>
                 <w:sz w:val="21"/>
@@ -1077,7 +1065,6 @@
           </w:tcPr>
           <w:p>
             <w:pPr>
-              <w:pageBreakBefore w:val="0"/>
               <w:spacing w:after="40" w:line="276" w:lineRule="auto"/>
               <w:jc w:val="center"/>
             </w:pPr>
@@ -1097,7 +1084,6 @@
           </w:tcPr>
           <w:p>
             <w:pPr>
-              <w:pageBreakBefore w:val="0"/>
               <w:jc w:val="center"/>
               <w:rPr>
                 <w:sz w:val="21"/>
@@ -1108,11 +1094,11 @@
         <w:tc>
           <w:tcPr>
             <w:tcW w:w="1835" w:type="dxa"/>
+            <w:gridSpan w:val="2"/>
             <w:vAlign w:val="center"/>
           </w:tcPr>
           <w:p>
             <w:pPr>
-              <w:pageBreakBefore w:val="0"/>
               <w:jc w:val="center"/>
               <w:rPr>
                 <w:sz w:val="21"/>
@@ -1128,11 +1114,11 @@
         <w:tc>
           <w:tcPr>
             <w:tcW w:w="1682" w:type="dxa"/>
+            <w:gridSpan w:val="2"/>
             <w:vAlign w:val="center"/>
           </w:tcPr>
           <w:p>
             <w:pPr>
-              <w:pageBreakBefore w:val="0"/>
               <w:jc w:val="center"/>
               <w:rPr>
                 <w:b/>
@@ -1154,12 +1140,11 @@
         <w:tc>
           <w:tcPr>
             <w:tcW w:w="7339" w:type="dxa"/>
-            <w:gridSpan w:val="6"/>
+            <w:gridSpan w:val="7"/>
             <w:vAlign w:val="center"/>
           </w:tcPr>
           <w:p>
             <w:pPr>
-              <w:pageBreakBefore w:val="0"/>
               <w:spacing w:after="40" w:line="276" w:lineRule="auto"/>
               <w:jc w:val="center"/>
             </w:pPr>
@@ -1209,11 +1194,11 @@
         <w:tc>
           <w:tcPr>
             <w:tcW w:w="1682" w:type="dxa"/>
+            <w:gridSpan w:val="2"/>
             <w:vAlign w:val="center"/>
           </w:tcPr>
           <w:p>
             <w:pPr>
-              <w:pageBreakBefore w:val="0"/>
               <w:ind w:right="113"/>
               <w:jc w:val="center"/>
               <w:rPr>
@@ -1226,16 +1211,7 @@
                 <w:b/>
                 <w:szCs w:val="21"/>
               </w:rPr>
-              <w:t>是否变更论</w:t>
-            </w:r>
-            <w:r>
-              <w:rPr>
-                <w:rFonts w:hint="eastAsia"/>
-                <w:b/>
-                <w:szCs w:val="21"/>
-              </w:rPr>
-              <w:lastRenderedPageBreak/>
-              <w:t>文题目</w:t>
+              <w:t>是否变更论文题目</w:t>
             </w:r>
           </w:p>
         </w:tc>
@@ -1246,7 +1222,6 @@
           </w:tcPr>
           <w:p>
             <w:pPr>
-              <w:pageBreakBefore w:val="0"/>
               <w:spacing w:after="40" w:line="276" w:lineRule="auto"/>
               <w:jc w:val="center"/>
             </w:pPr>
@@ -1254,7 +1229,6 @@
               <w:rPr>
                 <w:sz w:val="18"/>
               </w:rPr>
-              <w:lastRenderedPageBreak/>
               <w:t>是（</w:t>
             </w:r>
             <w:r>
@@ -1279,7 +1253,6 @@
               <w:rPr>
                 <w:sz w:val="18"/>
               </w:rPr>
-              <w:lastRenderedPageBreak/>
               <w:t>否（</w:t>
             </w:r>
             <w:r>
@@ -1304,7 +1277,6 @@
           </w:tcPr>
           <w:p>
             <w:pPr>
-              <w:pageBreakBefore w:val="0"/>
               <w:jc w:val="center"/>
               <w:rPr>
                 <w:b/>
@@ -1315,13 +1287,11 @@
                 <w:rFonts w:hint="eastAsia"/>
                 <w:b/>
               </w:rPr>
-              <w:lastRenderedPageBreak/>
               <w:t>变更</w:t>
             </w:r>
           </w:p>
           <w:p>
             <w:pPr>
-              <w:pageBreakBefore w:val="0"/>
               <w:jc w:val="center"/>
               <w:rPr>
                 <w:sz w:val="21"/>
@@ -1332,7 +1302,6 @@
                 <w:rFonts w:hint="eastAsia"/>
                 <w:b/>
               </w:rPr>
-              <w:lastRenderedPageBreak/>
               <w:t>原因</w:t>
             </w:r>
           </w:p>
@@ -1340,12 +1309,11 @@
         <w:tc>
           <w:tcPr>
             <w:tcW w:w="4988" w:type="dxa"/>
-            <w:gridSpan w:val="3"/>
+            <w:gridSpan w:val="4"/>
             <w:vAlign w:val="center"/>
           </w:tcPr>
           <w:p>
             <w:pPr>
-              <w:pageBreakBefore w:val="0"/>
               <w:spacing w:after="40" w:line="276" w:lineRule="auto"/>
               <w:jc w:val="left"/>
             </w:pPr>
@@ -1353,7 +1321,115 @@
               <w:rPr>
                 <w:sz w:val="18"/>
               </w:rPr>
-              <w:t xml:space="preserve">原开题题目为《基于实际数据校正的COVID-19多维控制策略研究》。开题后，研究聚焦于公共卫生监测中的一个统计问题：病例监测规模持续扩大时，短期预测精度的改善逐渐放缓并趋于平台。课题据此由单一病种的控制策略评估，转向病例监测规模的推断收益边界这一更具一般性的统计推断问题：以负二项分支过程刻画个体超传播、以二项抽稀刻画不完全报告，区分当期再生数与跨期平均水平两个估计目标，以美国 CDC NHSN 51 个辖区 2020 年 10 月至 2026 年 9 月的周度流感住院数据开展实证检验，并以 CDC FluSight 集成预测与欧洲 11 国 COVID-19 早期监测数据作外部对照。经与导师讨论论证，题目变更为现题目。</w:t>
+              <w:t>原开题题目为《基于实际数据校正的</w:t>
+            </w:r>
+            <w:r>
+              <w:rPr>
+                <w:sz w:val="18"/>
+              </w:rPr>
+              <w:t>COVID-19</w:t>
+            </w:r>
+            <w:r>
+              <w:rPr>
+                <w:sz w:val="18"/>
+              </w:rPr>
+              <w:t>多维控制策略研究》。开题后，研究聚焦于公共卫生监测中的一个统计问题：病例监测规模持续扩大时，短期预测精度的改善逐渐放缓并趋于平台。课题据此由单一病种的控制策略评估，转向病例监测规模的推断收益边界这一更具一般性的统计推断问题：以负二项分支过程刻画个体超传播、以二项抽稀刻画不完全报告，区分当期再生数与跨期平均水平两个估计目标，以美国</w:t>
+            </w:r>
+            <w:r>
+              <w:rPr>
+                <w:sz w:val="18"/>
+              </w:rPr>
+              <w:t xml:space="preserve"> CDC NHSN 51 </w:t>
+            </w:r>
+            <w:r>
+              <w:rPr>
+                <w:sz w:val="18"/>
+              </w:rPr>
+              <w:t>个辖区</w:t>
+            </w:r>
+            <w:r>
+              <w:rPr>
+                <w:sz w:val="18"/>
+              </w:rPr>
+              <w:t xml:space="preserve"> 2020 </w:t>
+            </w:r>
+            <w:r>
+              <w:rPr>
+                <w:sz w:val="18"/>
+              </w:rPr>
+              <w:t>年</w:t>
+            </w:r>
+            <w:r>
+              <w:rPr>
+                <w:sz w:val="18"/>
+              </w:rPr>
+              <w:t xml:space="preserve"> 10 </w:t>
+            </w:r>
+            <w:r>
+              <w:rPr>
+                <w:sz w:val="18"/>
+              </w:rPr>
+              <w:t>月至</w:t>
+            </w:r>
+            <w:r>
+              <w:rPr>
+                <w:sz w:val="18"/>
+              </w:rPr>
+              <w:t xml:space="preserve"> 2026 </w:t>
+            </w:r>
+            <w:r>
+              <w:rPr>
+                <w:sz w:val="18"/>
+              </w:rPr>
+              <w:t>年</w:t>
+            </w:r>
+            <w:r>
+              <w:rPr>
+                <w:sz w:val="18"/>
+              </w:rPr>
+              <w:t xml:space="preserve"> 9 </w:t>
+            </w:r>
+            <w:r>
+              <w:rPr>
+                <w:sz w:val="18"/>
+              </w:rPr>
+              <w:t>月的周度流感住院数据开展实证检验，并以</w:t>
+            </w:r>
+            <w:r>
+              <w:rPr>
+                <w:sz w:val="18"/>
+              </w:rPr>
+              <w:t xml:space="preserve"> CDC FluSight </w:t>
+            </w:r>
+            <w:r>
+              <w:rPr>
+                <w:sz w:val="18"/>
+              </w:rPr>
+              <w:t>集成预测与欧洲</w:t>
+            </w:r>
+            <w:r>
+              <w:rPr>
+                <w:sz w:val="18"/>
+              </w:rPr>
+              <w:t xml:space="preserve"> 11 </w:t>
+            </w:r>
+            <w:r>
+              <w:rPr>
+                <w:sz w:val="18"/>
+              </w:rPr>
+              <w:t>国</w:t>
+            </w:r>
+            <w:r>
+              <w:rPr>
+                <w:sz w:val="18"/>
+              </w:rPr>
+              <w:t xml:space="preserve"> COVID-19 </w:t>
+            </w:r>
+            <w:r>
+              <w:rPr>
+                <w:sz w:val="18"/>
+              </w:rPr>
+              <w:t>早期监测数据作外部对照。经与导师讨论论证，题目变更为现题目。</w:t>
             </w:r>
           </w:p>
         </w:tc>
@@ -1365,11 +1441,11 @@
         <w:tc>
           <w:tcPr>
             <w:tcW w:w="1682" w:type="dxa"/>
+            <w:gridSpan w:val="2"/>
             <w:vAlign w:val="center"/>
           </w:tcPr>
           <w:p>
             <w:pPr>
-              <w:pageBreakBefore w:val="0"/>
               <w:jc w:val="center"/>
               <w:rPr>
                 <w:sz w:val="21"/>
@@ -1381,7 +1457,6 @@
                 <w:b/>
                 <w:szCs w:val="21"/>
               </w:rPr>
-              <w:lastRenderedPageBreak/>
               <w:t>学位论文研究主要内容</w:t>
             </w:r>
           </w:p>
@@ -1389,12 +1464,11 @@
         <w:tc>
           <w:tcPr>
             <w:tcW w:w="7339" w:type="dxa"/>
-            <w:gridSpan w:val="6"/>
+            <w:gridSpan w:val="7"/>
             <w:vAlign w:val="center"/>
           </w:tcPr>
           <w:p>
             <w:pPr>
-              <w:pageBreakBefore w:val="0"/>
               <w:spacing w:after="40" w:line="276" w:lineRule="auto"/>
               <w:jc w:val="left"/>
             </w:pPr>
@@ -1402,12 +1476,41 @@
               <w:rPr>
                 <w:sz w:val="19"/>
               </w:rPr>
-              <w:t xml:space="preserve">    本论文针对传染病监测中“病例规模扩大而短期预测精度趋于平台”的统计推断问题，以负二项分支过程刻画个体超传播、以二项抽稀刻画不完全报告，构建两层随机模型，研究病例规模在什么量级后继续扩大的精度收益明显变小、这一边界由哪些随机性来源决定，以及监测资源应如何配置。主要研究内容包括：</w:t>
-            </w:r>
-          </w:p>
-          <w:p>
-            <w:pPr>
-              <w:pageBreakBefore w:val="0"/>
+              <w:t xml:space="preserve">    </w:t>
+            </w:r>
+            <w:r>
+              <w:rPr>
+                <w:sz w:val="19"/>
+              </w:rPr>
+              <w:t>本论文针对传染病监测中</w:t>
+            </w:r>
+            <w:r>
+              <w:rPr>
+                <w:sz w:val="19"/>
+              </w:rPr>
+              <w:t>“</w:t>
+            </w:r>
+            <w:r>
+              <w:rPr>
+                <w:sz w:val="19"/>
+              </w:rPr>
+              <w:t>病例规模扩大而短期预测精度趋于平台</w:t>
+            </w:r>
+            <w:r>
+              <w:rPr>
+                <w:sz w:val="19"/>
+              </w:rPr>
+              <w:t>”</w:t>
+            </w:r>
+            <w:r>
+              <w:rPr>
+                <w:sz w:val="19"/>
+              </w:rPr>
+              <w:t>的统计推断问题，以负二项分支过程刻画个体超传播、以二项抽稀刻画不完全报告，构建两层随机模型，研究病例规模在什么量级后继续扩大的精度收益明显变小、这一边界由哪些随机性来源决定，以及监测资源应如何配置。主要研究内容包括：</w:t>
+            </w:r>
+          </w:p>
+          <w:p>
+            <w:pPr>
               <w:spacing w:after="40" w:line="276" w:lineRule="auto"/>
               <w:ind w:left="173"/>
               <w:jc w:val="left"/>
@@ -1417,31 +1520,99 @@
                 <w:b/>
                 <w:sz w:val="19"/>
               </w:rPr>
-              <w:t xml:space="preserve">1. 传播—报告两层随机模型构建：</w:t>
-            </w:r>
-            <w:r>
-              <w:rPr>
-                <w:sz w:val="19"/>
-              </w:rPr>
-              <w:t xml:space="preserve">以 Galton–Watson 分支过程为基础，采用 Gamma 混合泊松分布（即负二项分布，离散参数 k）刻画个体超传播，以二项抽样 Binomial(I</w:t>
+              <w:t xml:space="preserve">1. </w:t>
+            </w:r>
+            <w:r>
+              <w:rPr>
+                <w:b/>
+                <w:sz w:val="19"/>
+              </w:rPr>
+              <w:t>传播</w:t>
+            </w:r>
+            <w:r>
+              <w:rPr>
+                <w:b/>
+                <w:sz w:val="19"/>
+              </w:rPr>
+              <w:t>—</w:t>
+            </w:r>
+            <w:r>
+              <w:rPr>
+                <w:b/>
+                <w:sz w:val="19"/>
+              </w:rPr>
+              <w:t>报告两层随机模型构建：</w:t>
+            </w:r>
+            <w:r>
+              <w:rPr>
+                <w:sz w:val="19"/>
+              </w:rPr>
+              <w:t>以</w:t>
+            </w:r>
+            <w:r>
+              <w:rPr>
+                <w:sz w:val="19"/>
+              </w:rPr>
+              <w:t xml:space="preserve"> Galton–Watson </w:t>
+            </w:r>
+            <w:r>
+              <w:rPr>
+                <w:sz w:val="19"/>
+              </w:rPr>
+              <w:t>分支过程为基础，采用</w:t>
+            </w:r>
+            <w:r>
+              <w:rPr>
+                <w:sz w:val="19"/>
+              </w:rPr>
+              <w:t xml:space="preserve"> Gamma </w:t>
+            </w:r>
+            <w:r>
+              <w:rPr>
+                <w:sz w:val="19"/>
+              </w:rPr>
+              <w:t>混合泊松分布（即负二项分布，离散参数</w:t>
+            </w:r>
+            <w:r>
+              <w:rPr>
+                <w:sz w:val="19"/>
+              </w:rPr>
+              <w:t xml:space="preserve"> k</w:t>
+            </w:r>
+            <w:r>
+              <w:rPr>
+                <w:sz w:val="19"/>
+              </w:rPr>
+              <w:t>）刻画个体超传播，以二项抽样</w:t>
+            </w:r>
+            <w:r>
+              <w:rPr>
+                <w:sz w:val="19"/>
+              </w:rPr>
+              <w:t xml:space="preserve"> Binomial(I</w:t>
             </w:r>
             <w:r>
               <w:rPr>
                 <w:sz w:val="19"/>
                 <w:vertAlign w:val="subscript"/>
               </w:rPr>
-              <w:t xml:space="preserve">t</w:t>
-            </w:r>
-            <w:r>
-              <w:rPr>
-                <w:sz w:val="19"/>
-              </w:rPr>
-              <w:t xml:space="preserve">, ρ) 刻画不完全报告，利用概率母函数复合证明报告病例数在二项抽稀下仍服从负二项分布（分布族封闭性），为后续推断提供精确似然。</w:t>
-            </w:r>
-          </w:p>
-          <w:p>
-            <w:pPr>
-              <w:pageBreakBefore w:val="0"/>
+              <w:t>t</w:t>
+            </w:r>
+            <w:r>
+              <w:rPr>
+                <w:sz w:val="19"/>
+              </w:rPr>
+              <w:t xml:space="preserve">, ρ) </w:t>
+            </w:r>
+            <w:r>
+              <w:rPr>
+                <w:sz w:val="19"/>
+              </w:rPr>
+              <w:t>刻画不完全报告，利用概率母函数复合证明报告病例数在二项抽稀下仍服从负二项分布（分布族封闭性），为后续推断提供精确似然。</w:t>
+            </w:r>
+          </w:p>
+          <w:p>
+            <w:pPr>
               <w:spacing w:after="40" w:line="276" w:lineRule="auto"/>
               <w:ind w:left="173"/>
               <w:jc w:val="left"/>
@@ -1451,72 +1622,211 @@
                 <w:b/>
                 <w:sz w:val="19"/>
               </w:rPr>
-              <w:t xml:space="preserve">2. 两个估计目标的方差结构与交叉点：</w:t>
-            </w:r>
-            <w:r>
-              <w:rPr>
-                <w:sz w:val="19"/>
-              </w:rPr>
-              <w:t xml:space="preserve">区分当期再生数 R</w:t>
+              <w:t xml:space="preserve">2. </w:t>
+            </w:r>
+            <w:r>
+              <w:rPr>
+                <w:b/>
+                <w:sz w:val="19"/>
+              </w:rPr>
+              <w:t>两个估计目标的方差结构与交叉点：</w:t>
+            </w:r>
+            <w:r>
+              <w:rPr>
+                <w:sz w:val="19"/>
+              </w:rPr>
+              <w:t>区分当期再生数</w:t>
+            </w:r>
+            <w:r>
+              <w:rPr>
+                <w:sz w:val="19"/>
+              </w:rPr>
+              <w:t xml:space="preserve"> R</w:t>
             </w:r>
             <w:r>
               <w:rPr>
                 <w:sz w:val="19"/>
                 <w:vertAlign w:val="subscript"/>
               </w:rPr>
-              <w:t xml:space="preserve">t</w:t>
-            </w:r>
-            <w:r>
-              <w:rPr>
-                <w:sz w:val="19"/>
-              </w:rPr>
-              <w:t xml:space="preserve">（目标Ⅰ）与跨期平均水平 R̄（目标Ⅱ）。证明目标Ⅰ的估计量 C</w:t>
+              <w:t>t</w:t>
+            </w:r>
+            <w:r>
+              <w:rPr>
+                <w:sz w:val="19"/>
+              </w:rPr>
+              <w:t>（目标</w:t>
+            </w:r>
+            <w:r>
+              <w:rPr>
+                <w:sz w:val="19"/>
+              </w:rPr>
+              <w:t>Ⅰ</w:t>
+            </w:r>
+            <w:r>
+              <w:rPr>
+                <w:sz w:val="19"/>
+              </w:rPr>
+              <w:t>）与跨期平均水平</w:t>
+            </w:r>
+            <w:r>
+              <w:rPr>
+                <w:sz w:val="19"/>
+              </w:rPr>
+              <w:t xml:space="preserve"> R̄</w:t>
+            </w:r>
+            <w:r>
+              <w:rPr>
+                <w:sz w:val="19"/>
+              </w:rPr>
+              <w:t>（目标</w:t>
+            </w:r>
+            <w:r>
+              <w:rPr>
+                <w:sz w:val="19"/>
+              </w:rPr>
+              <w:t>Ⅱ</w:t>
+            </w:r>
+            <w:r>
+              <w:rPr>
+                <w:sz w:val="19"/>
+              </w:rPr>
+              <w:t>）。证明目标</w:t>
+            </w:r>
+            <w:r>
+              <w:rPr>
+                <w:sz w:val="19"/>
+              </w:rPr>
+              <w:t>Ⅰ</w:t>
+            </w:r>
+            <w:r>
+              <w:rPr>
+                <w:sz w:val="19"/>
+              </w:rPr>
+              <w:t>的估计量</w:t>
+            </w:r>
+            <w:r>
+              <w:rPr>
+                <w:sz w:val="19"/>
+              </w:rPr>
+              <w:t xml:space="preserve"> C</w:t>
             </w:r>
             <w:r>
               <w:rPr>
                 <w:sz w:val="19"/>
                 <w:vertAlign w:val="subscript"/>
               </w:rPr>
-              <w:t xml:space="preserve">t</w:t>
-            </w:r>
-            <w:r>
-              <w:rPr>
-                <w:sz w:val="19"/>
-              </w:rPr>
-              <w:t xml:space="preserve">/(ρn) 无偏且在任意有限规模下达到 Cramér–Rao 下界（为 UMVUE），方差随规模趋于零；目标Ⅱ的方差为 V(m) = v</w:t>
+              <w:t>t</w:t>
+            </w:r>
+            <w:r>
+              <w:rPr>
+                <w:sz w:val="19"/>
+              </w:rPr>
+              <w:t xml:space="preserve">/(ρn) </w:t>
+            </w:r>
+            <w:r>
+              <w:rPr>
+                <w:sz w:val="19"/>
+              </w:rPr>
+              <w:t>无偏且在任意有限规模下达到</w:t>
+            </w:r>
+            <w:r>
+              <w:rPr>
+                <w:sz w:val="19"/>
+              </w:rPr>
+              <w:t xml:space="preserve"> Cramér–Rao </w:t>
+            </w:r>
+            <w:r>
+              <w:rPr>
+                <w:sz w:val="19"/>
+              </w:rPr>
+              <w:t>下界（为</w:t>
+            </w:r>
+            <w:r>
+              <w:rPr>
+                <w:sz w:val="19"/>
+              </w:rPr>
+              <w:t xml:space="preserve"> UMVUE</w:t>
+            </w:r>
+            <w:r>
+              <w:rPr>
+                <w:sz w:val="19"/>
+              </w:rPr>
+              <w:t>），方差随规模趋于零；目标</w:t>
+            </w:r>
+            <w:r>
+              <w:rPr>
+                <w:sz w:val="19"/>
+              </w:rPr>
+              <w:t>Ⅱ</w:t>
+            </w:r>
+            <w:r>
+              <w:rPr>
+                <w:sz w:val="19"/>
+              </w:rPr>
+              <w:t>的方差为</w:t>
+            </w:r>
+            <w:r>
+              <w:rPr>
+                <w:sz w:val="19"/>
+              </w:rPr>
+              <w:t xml:space="preserve"> V(m) = v</w:t>
             </w:r>
             <w:r>
               <w:rPr>
                 <w:sz w:val="19"/>
                 <w:vertAlign w:val="subscript"/>
               </w:rPr>
-              <w:t xml:space="preserve">R</w:t>
-            </w:r>
-            <w:r>
-              <w:rPr>
-                <w:sz w:val="19"/>
-              </w:rPr>
-              <w:t xml:space="preserve"> + A/m，环境方差 v</w:t>
+              <w:t>R</w:t>
+            </w:r>
+            <w:r>
+              <w:rPr>
+                <w:sz w:val="19"/>
+              </w:rPr>
+              <w:t xml:space="preserve"> + A/m</w:t>
+            </w:r>
+            <w:r>
+              <w:rPr>
+                <w:sz w:val="19"/>
+              </w:rPr>
+              <w:t>，环境方差</w:t>
+            </w:r>
+            <w:r>
+              <w:rPr>
+                <w:sz w:val="19"/>
+              </w:rPr>
+              <w:t xml:space="preserve"> v</w:t>
             </w:r>
             <w:r>
               <w:rPr>
                 <w:sz w:val="19"/>
                 <w:vertAlign w:val="subscript"/>
               </w:rPr>
-              <w:t xml:space="preserve">R</w:t>
-            </w:r>
-            <w:r>
-              <w:rPr>
-                <w:sz w:val="19"/>
-              </w:rPr>
-              <w:t xml:space="preserve"> 不随规模消失，两项相等处定义交叉点 m</w:t>
+              <w:t>R</w:t>
+            </w:r>
+            <w:r>
+              <w:rPr>
+                <w:sz w:val="19"/>
+              </w:rPr>
+              <w:t xml:space="preserve"> </w:t>
+            </w:r>
+            <w:r>
+              <w:rPr>
+                <w:sz w:val="19"/>
+              </w:rPr>
+              <w:t>不随规模消失，两项相等处定义交叉点</w:t>
+            </w:r>
+            <w:r>
+              <w:rPr>
+                <w:sz w:val="19"/>
+              </w:rPr>
+              <w:t xml:space="preserve"> m</w:t>
             </w:r>
             <w:r>
               <w:rPr>
                 <w:sz w:val="19"/>
                 <w:vertAlign w:val="subscript"/>
               </w:rPr>
-              <w:t xml:space="preserve">×</w:t>
+              <w:t>×</w:t>
             </w:r>
             <w:r>
               <w:rPr>
@@ -1529,18 +1839,41 @@
                 <w:sz w:val="19"/>
                 <w:vertAlign w:val="subscript"/>
               </w:rPr>
-              <w:t xml:space="preserve">R</w:t>
-            </w:r>
-            <w:r>
-              <w:rPr>
-                <w:sz w:val="19"/>
-              </w:rPr>
-              <w:t xml:space="preserve">，到达交叉点后规模翻倍方差只降 25%；并推出扩大覆盖面与提高报告率的效果之比 A/R̄、多期预算下的最优单期规模与小规模精确增长检验。</w:t>
-            </w:r>
-          </w:p>
-          <w:p>
-            <w:pPr>
-              <w:pageBreakBefore w:val="0"/>
+              <w:t>R</w:t>
+            </w:r>
+            <w:r>
+              <w:rPr>
+                <w:sz w:val="19"/>
+              </w:rPr>
+              <w:t>，到达交叉点后规模翻倍方差只降</w:t>
+            </w:r>
+            <w:r>
+              <w:rPr>
+                <w:sz w:val="19"/>
+              </w:rPr>
+              <w:t xml:space="preserve"> 25%</w:t>
+            </w:r>
+            <w:r>
+              <w:rPr>
+                <w:sz w:val="19"/>
+              </w:rPr>
+              <w:t>；并推出扩大覆盖面与提高报告率的效果之比</w:t>
+            </w:r>
+            <w:r>
+              <w:rPr>
+                <w:sz w:val="19"/>
+              </w:rPr>
+              <w:t xml:space="preserve"> A/R̄</w:t>
+            </w:r>
+            <w:r>
+              <w:rPr>
+                <w:sz w:val="19"/>
+              </w:rPr>
+              <w:t>、多期预算下的最优单期规模与小规模精确增长检验。</w:t>
+            </w:r>
+          </w:p>
+          <w:p>
+            <w:pPr>
               <w:spacing w:after="40" w:line="276" w:lineRule="auto"/>
               <w:ind w:left="173"/>
               <w:jc w:val="left"/>
@@ -1550,44 +1883,190 @@
                 <w:b/>
                 <w:sz w:val="19"/>
               </w:rPr>
-              <w:t xml:space="preserve">3. 美国 CDC NHSN 流感住院数据实证检验：</w:t>
-            </w:r>
-            <w:r>
-              <w:rPr>
-                <w:sz w:val="19"/>
-              </w:rPr>
-              <w:t xml:space="preserve">采用 51 个辖区（50 个州及华盛顿特区）2020 年 10 月至 2026 年 9 月的周度流感住院数据（16,218 个州周，其中 D</w:t>
+              <w:t xml:space="preserve">3. </w:t>
+            </w:r>
+            <w:r>
+              <w:rPr>
+                <w:b/>
+                <w:sz w:val="19"/>
+              </w:rPr>
+              <w:t>美国</w:t>
+            </w:r>
+            <w:r>
+              <w:rPr>
+                <w:b/>
+                <w:sz w:val="19"/>
+              </w:rPr>
+              <w:t xml:space="preserve"> CDC NHSN </w:t>
+            </w:r>
+            <w:r>
+              <w:rPr>
+                <w:b/>
+                <w:sz w:val="19"/>
+              </w:rPr>
+              <w:t>流感住院数据实证检验：</w:t>
+            </w:r>
+            <w:r>
+              <w:rPr>
+                <w:sz w:val="19"/>
+              </w:rPr>
+              <w:t>采用</w:t>
+            </w:r>
+            <w:r>
+              <w:rPr>
+                <w:sz w:val="19"/>
+              </w:rPr>
+              <w:t xml:space="preserve"> 51 </w:t>
+            </w:r>
+            <w:r>
+              <w:rPr>
+                <w:sz w:val="19"/>
+              </w:rPr>
+              <w:t>个辖区（</w:t>
+            </w:r>
+            <w:r>
+              <w:rPr>
+                <w:sz w:val="19"/>
+              </w:rPr>
+              <w:t xml:space="preserve">50 </w:t>
+            </w:r>
+            <w:r>
+              <w:rPr>
+                <w:sz w:val="19"/>
+              </w:rPr>
+              <w:t>个州及华盛顿特区）</w:t>
+            </w:r>
+            <w:r>
+              <w:rPr>
+                <w:sz w:val="19"/>
+              </w:rPr>
+              <w:t xml:space="preserve">2020 </w:t>
+            </w:r>
+            <w:r>
+              <w:rPr>
+                <w:sz w:val="19"/>
+              </w:rPr>
+              <w:t>年</w:t>
+            </w:r>
+            <w:r>
+              <w:rPr>
+                <w:sz w:val="19"/>
+              </w:rPr>
+              <w:t xml:space="preserve"> 10 </w:t>
+            </w:r>
+            <w:r>
+              <w:rPr>
+                <w:sz w:val="19"/>
+              </w:rPr>
+              <w:t>月至</w:t>
+            </w:r>
+            <w:r>
+              <w:rPr>
+                <w:sz w:val="19"/>
+              </w:rPr>
+              <w:t xml:space="preserve"> 2026 </w:t>
+            </w:r>
+            <w:r>
+              <w:rPr>
+                <w:sz w:val="19"/>
+              </w:rPr>
+              <w:t>年</w:t>
+            </w:r>
+            <w:r>
+              <w:rPr>
+                <w:sz w:val="19"/>
+              </w:rPr>
+              <w:t xml:space="preserve"> 9 </w:t>
+            </w:r>
+            <w:r>
+              <w:rPr>
+                <w:sz w:val="19"/>
+              </w:rPr>
+              <w:t>月的周度流感住院数据（</w:t>
+            </w:r>
+            <w:r>
+              <w:rPr>
+                <w:sz w:val="19"/>
+              </w:rPr>
+              <w:t xml:space="preserve">16,218 </w:t>
+            </w:r>
+            <w:r>
+              <w:rPr>
+                <w:sz w:val="19"/>
+              </w:rPr>
+              <w:t>个州周，其中</w:t>
+            </w:r>
+            <w:r>
+              <w:rPr>
+                <w:sz w:val="19"/>
+              </w:rPr>
+              <w:t xml:space="preserve"> D</w:t>
             </w:r>
             <w:r>
               <w:rPr>
                 <w:sz w:val="19"/>
                 <w:vertAlign w:val="subscript"/>
               </w:rPr>
-              <w:t xml:space="preserve">t</w:t>
-            </w:r>
-            <w:r>
-              <w:rPr>
-                <w:sz w:val="19"/>
-              </w:rPr>
-              <w:t xml:space="preserve"> ≥ 5 的有效观测 10,303 个），以 FGLS 拟合单步预测误差的形状 a + b/D</w:t>
+              <w:t>t</w:t>
+            </w:r>
+            <w:r>
+              <w:rPr>
+                <w:sz w:val="19"/>
+              </w:rPr>
+              <w:t xml:space="preserve"> ≥ 5 </w:t>
+            </w:r>
+            <w:r>
+              <w:rPr>
+                <w:sz w:val="19"/>
+              </w:rPr>
+              <w:t>的有效观测</w:t>
+            </w:r>
+            <w:r>
+              <w:rPr>
+                <w:sz w:val="19"/>
+              </w:rPr>
+              <w:t xml:space="preserve"> 10,303 </w:t>
+            </w:r>
+            <w:r>
+              <w:rPr>
+                <w:sz w:val="19"/>
+              </w:rPr>
+              <w:t>个），以</w:t>
+            </w:r>
+            <w:r>
+              <w:rPr>
+                <w:sz w:val="19"/>
+              </w:rPr>
+              <w:t xml:space="preserve"> FGLS </w:t>
+            </w:r>
+            <w:r>
+              <w:rPr>
+                <w:sz w:val="19"/>
+              </w:rPr>
+              <w:t>拟合单步预测误差的形状</w:t>
+            </w:r>
+            <w:r>
+              <w:rPr>
+                <w:sz w:val="19"/>
+              </w:rPr>
+              <w:t xml:space="preserve"> a + b/D</w:t>
             </w:r>
             <w:r>
               <w:rPr>
                 <w:sz w:val="19"/>
                 <w:vertAlign w:val="subscript"/>
               </w:rPr>
-              <w:t xml:space="preserve">t</w:t>
-            </w:r>
-            <w:r>
-              <w:rPr>
-                <w:sz w:val="19"/>
-              </w:rPr>
-              <w:t xml:space="preserve">，按州聚类重抽构造区间；分析滞后权重带来的分母噪声、达峰期的基准偏移与填报制度变化；以替代性滞后测度、事前基准、时变基准与空间汇总检验稳健性。</w:t>
-            </w:r>
-          </w:p>
-          <w:p>
-            <w:pPr>
-              <w:pageBreakBefore w:val="0"/>
+              <w:t>t</w:t>
+            </w:r>
+            <w:r>
+              <w:rPr>
+                <w:sz w:val="19"/>
+              </w:rPr>
+              <w:t>，按州聚类重抽构造区间；分析滞后权重带来的分母噪声、达峰期的基准偏移与填报制度变化；以替代性滞后测度、事前基准、时变基准与空间汇总检验稳健性。</w:t>
+            </w:r>
+          </w:p>
+          <w:p>
+            <w:pPr>
               <w:spacing w:after="40" w:line="276" w:lineRule="auto"/>
               <w:ind w:left="173"/>
               <w:jc w:val="left"/>
@@ -1597,20 +2076,93 @@
                 <w:b/>
                 <w:sz w:val="19"/>
               </w:rPr>
-              <w:t xml:space="preserve">4. 外部对照与监测资源配置：</w:t>
-            </w:r>
-            <w:r>
-              <w:rPr>
-                <w:sz w:val="19"/>
-              </w:rPr>
-              <w:t xml:space="preserve">以 CDC FluSight 2022—2023 季集成预测与欧洲 11 国 COVID-19 早期序列，检验规模项在其他预测方法与病种中的方向和交叉点量级；在固定成本与边际成本构成的预算约束下，推导观测期数 T 与单期规模 m 的最优配置 m</w:t>
+              <w:t xml:space="preserve">4. </w:t>
+            </w:r>
+            <w:r>
+              <w:rPr>
+                <w:b/>
+                <w:sz w:val="19"/>
+              </w:rPr>
+              <w:t>外部对照与监测资源配置：</w:t>
+            </w:r>
+            <w:r>
+              <w:rPr>
+                <w:sz w:val="19"/>
+              </w:rPr>
+              <w:t>以</w:t>
+            </w:r>
+            <w:r>
+              <w:rPr>
+                <w:sz w:val="19"/>
+              </w:rPr>
+              <w:t xml:space="preserve"> CDC FluSight 2022—2023 </w:t>
+            </w:r>
+            <w:r>
+              <w:rPr>
+                <w:sz w:val="19"/>
+              </w:rPr>
+              <w:t>季集成预测与欧洲</w:t>
+            </w:r>
+            <w:r>
+              <w:rPr>
+                <w:sz w:val="19"/>
+              </w:rPr>
+              <w:t xml:space="preserve"> 11 </w:t>
+            </w:r>
+            <w:r>
+              <w:rPr>
+                <w:sz w:val="19"/>
+              </w:rPr>
+              <w:t>国</w:t>
+            </w:r>
+            <w:r>
+              <w:rPr>
+                <w:sz w:val="19"/>
+              </w:rPr>
+              <w:t xml:space="preserve"> COVID-19 </w:t>
+            </w:r>
+            <w:r>
+              <w:rPr>
+                <w:sz w:val="19"/>
+              </w:rPr>
+              <w:t>早期序列，检验规模项在其他预测方法与病种中的方向和交叉点量级；在固定成本与边际成本构成的预算约束下，推导观测期数</w:t>
+            </w:r>
+            <w:r>
+              <w:rPr>
+                <w:sz w:val="19"/>
+              </w:rPr>
+              <w:t xml:space="preserve"> T </w:t>
+            </w:r>
+            <w:r>
+              <w:rPr>
+                <w:sz w:val="19"/>
+              </w:rPr>
+              <w:t>与单期规模</w:t>
+            </w:r>
+            <w:r>
+              <w:rPr>
+                <w:sz w:val="19"/>
+              </w:rPr>
+              <w:t xml:space="preserve"> m </w:t>
+            </w:r>
+            <w:r>
+              <w:rPr>
+                <w:sz w:val="19"/>
+              </w:rPr>
+              <w:t>的最优配置</w:t>
+            </w:r>
+            <w:r>
+              <w:rPr>
+                <w:sz w:val="19"/>
+              </w:rPr>
+              <w:t xml:space="preserve"> m</w:t>
             </w:r>
             <w:r>
               <w:rPr>
                 <w:sz w:val="19"/>
                 <w:vertAlign w:val="superscript"/>
               </w:rPr>
-              <w:t xml:space="preserve">*</w:t>
+              <w:t>*</w:t>
             </w:r>
             <w:r>
               <w:rPr>
@@ -1623,39 +2175,57 @@
                 <w:sz w:val="19"/>
                 <w:vertAlign w:val="subscript"/>
               </w:rPr>
-              <w:t xml:space="preserve">0</w:t>
-            </w:r>
-            <w:r>
-              <w:rPr>
-                <w:sz w:val="19"/>
-              </w:rPr>
-              <w:t xml:space="preserve">m</w:t>
+              <w:t>0</w:t>
+            </w:r>
+            <w:r>
+              <w:rPr>
+                <w:sz w:val="19"/>
+              </w:rPr>
+              <w:t>m</w:t>
             </w:r>
             <w:r>
               <w:rPr>
                 <w:sz w:val="19"/>
                 <w:vertAlign w:val="subscript"/>
               </w:rPr>
-              <w:t xml:space="preserve">×</w:t>
-            </w:r>
-            <w:r>
-              <w:rPr>
-                <w:sz w:val="19"/>
-              </w:rPr>
-              <w:t xml:space="preserve">/c</w:t>
+              <w:t>×</w:t>
+            </w:r>
+            <w:r>
+              <w:rPr>
+                <w:sz w:val="19"/>
+              </w:rPr>
+              <w:t>/c</w:t>
             </w:r>
             <w:r>
               <w:rPr>
                 <w:sz w:val="19"/>
                 <w:vertAlign w:val="subscript"/>
               </w:rPr>
-              <w:t xml:space="preserve">1</w:t>
-            </w:r>
-            <w:r>
-              <w:rPr>
-                <w:sz w:val="19"/>
-              </w:rPr>
-              <w:t xml:space="preserve">)，并说明其与 Cochran 两阶段抽样费用分配模型的对应关系。</w:t>
+              <w:t>1</w:t>
+            </w:r>
+            <w:r>
+              <w:rPr>
+                <w:sz w:val="19"/>
+              </w:rPr>
+              <w:t>)</w:t>
+            </w:r>
+            <w:r>
+              <w:rPr>
+                <w:sz w:val="19"/>
+              </w:rPr>
+              <w:t>，并说明其与</w:t>
+            </w:r>
+            <w:r>
+              <w:rPr>
+                <w:sz w:val="19"/>
+              </w:rPr>
+              <w:t xml:space="preserve"> Cochran </w:t>
+            </w:r>
+            <w:r>
+              <w:rPr>
+                <w:sz w:val="19"/>
+              </w:rPr>
+              <w:t>两阶段抽样费用分配模型的对应关系。</w:t>
             </w:r>
           </w:p>
         </w:tc>
@@ -1667,11 +2237,10 @@
         <w:tc>
           <w:tcPr>
             <w:tcW w:w="9021" w:type="dxa"/>
-            <w:gridSpan w:val="7"/>
+            <w:gridSpan w:val="9"/>
           </w:tcPr>
           <w:p>
             <w:pPr>
-              <w:pageBreakBefore w:val="0"/>
               <w:spacing w:before="40" w:after="40" w:line="276" w:lineRule="auto"/>
               <w:jc w:val="left"/>
             </w:pPr>
@@ -1680,12 +2249,11 @@
                 <w:b/>
                 <w:sz w:val="21"/>
               </w:rPr>
-              <w:t xml:space="preserve">一、已完成的学位论文研究内容：</w:t>
-            </w:r>
-          </w:p>
-          <w:p>
-            <w:pPr>
-              <w:pageBreakBefore w:val="0"/>
+              <w:t>一、已完成的学位论文研究内容：</w:t>
+            </w:r>
+          </w:p>
+          <w:p>
+            <w:pPr>
               <w:spacing w:after="40" w:line="276" w:lineRule="auto"/>
               <w:ind w:left="173"/>
               <w:jc w:val="left"/>
@@ -1702,19 +2270,161 @@
                 <w:b/>
                 <w:sz w:val="19"/>
               </w:rPr>
-              <w:t>已完成第一至四章初稿（完成度 100%，共 25,807 字）：</w:t>
-            </w:r>
-            <w:r>
-              <w:rPr>
-                <w:b w:val="0"/>
-                <w:sz w:val="19"/>
-              </w:rPr>
-              <w:t>完成绪论、文献综述、两层模型构建与分布族封闭性证明；严格推导并证明命题 3.1～3.3、命题 4.1～4.2 与推论 4.1（对应小论文命题 1～5 与推论 1），确立当期再生数 Rt 与跨期平均水平 R̄ 的方差结构分水岭、特征方差交叉点 m× = A/vR，以及多期预算下与 Cochran 抽样同构的最优单期规模闭式解。</w:t>
-            </w:r>
-          </w:p>
-          <w:p>
-            <w:pPr>
-              <w:pageBreakBefore w:val="0"/>
+              <w:t>已完成第一至四章初稿：</w:t>
+            </w:r>
+            <w:r>
+              <w:rPr>
+                <w:sz w:val="19"/>
+              </w:rPr>
+              <w:t>完成绪论、文献综述、两层模型构建与分布族封闭性证明；严格推导并证明命题</w:t>
+            </w:r>
+            <w:r>
+              <w:rPr>
+                <w:sz w:val="19"/>
+              </w:rPr>
+              <w:t xml:space="preserve"> 3.1</w:t>
+            </w:r>
+            <w:r>
+              <w:rPr>
+                <w:sz w:val="19"/>
+              </w:rPr>
+              <w:t>～</w:t>
+            </w:r>
+            <w:r>
+              <w:rPr>
+                <w:sz w:val="19"/>
+              </w:rPr>
+              <w:t>3.3</w:t>
+            </w:r>
+            <w:r>
+              <w:rPr>
+                <w:sz w:val="19"/>
+              </w:rPr>
+              <w:t>、命题</w:t>
+            </w:r>
+            <w:r>
+              <w:rPr>
+                <w:sz w:val="19"/>
+              </w:rPr>
+              <w:t xml:space="preserve"> 4.1</w:t>
+            </w:r>
+            <w:r>
+              <w:rPr>
+                <w:sz w:val="19"/>
+              </w:rPr>
+              <w:t>～</w:t>
+            </w:r>
+            <w:r>
+              <w:rPr>
+                <w:sz w:val="19"/>
+              </w:rPr>
+              <w:t xml:space="preserve">4.2 </w:t>
+            </w:r>
+            <w:r>
+              <w:rPr>
+                <w:sz w:val="19"/>
+              </w:rPr>
+              <w:t>与推论</w:t>
+            </w:r>
+            <w:r>
+              <w:rPr>
+                <w:sz w:val="19"/>
+              </w:rPr>
+              <w:t xml:space="preserve"> 4.1</w:t>
+            </w:r>
+            <w:r>
+              <w:rPr>
+                <w:sz w:val="19"/>
+              </w:rPr>
+              <w:t>（对应小论文命题</w:t>
+            </w:r>
+            <w:r>
+              <w:rPr>
+                <w:sz w:val="19"/>
+              </w:rPr>
+              <w:t xml:space="preserve"> 1</w:t>
+            </w:r>
+            <w:r>
+              <w:rPr>
+                <w:sz w:val="19"/>
+              </w:rPr>
+              <w:t>～</w:t>
+            </w:r>
+            <w:r>
+              <w:rPr>
+                <w:sz w:val="19"/>
+              </w:rPr>
+              <w:t xml:space="preserve">5 </w:t>
+            </w:r>
+            <w:r>
+              <w:rPr>
+                <w:sz w:val="19"/>
+              </w:rPr>
+              <w:t>与推论</w:t>
+            </w:r>
+            <w:r>
+              <w:rPr>
+                <w:sz w:val="19"/>
+              </w:rPr>
+              <w:t xml:space="preserve"> 1</w:t>
+            </w:r>
+            <w:r>
+              <w:rPr>
+                <w:sz w:val="19"/>
+              </w:rPr>
+              <w:t>），确立当期再生数</w:t>
+            </w:r>
+            <w:r>
+              <w:rPr>
+                <w:sz w:val="19"/>
+              </w:rPr>
+              <w:t xml:space="preserve"> Rt </w:t>
+            </w:r>
+            <w:r>
+              <w:rPr>
+                <w:sz w:val="19"/>
+              </w:rPr>
+              <w:t>与跨期平均水平</w:t>
+            </w:r>
+            <w:r>
+              <w:rPr>
+                <w:sz w:val="19"/>
+              </w:rPr>
+              <w:t xml:space="preserve"> R̄ </w:t>
+            </w:r>
+            <w:r>
+              <w:rPr>
+                <w:sz w:val="19"/>
+              </w:rPr>
+              <w:t>的方差结构分水岭、特征方差交叉点</w:t>
+            </w:r>
+            <w:r>
+              <w:rPr>
+                <w:sz w:val="19"/>
+              </w:rPr>
+              <w:t xml:space="preserve"> m× = A/vR</w:t>
+            </w:r>
+            <w:r>
+              <w:rPr>
+                <w:sz w:val="19"/>
+              </w:rPr>
+              <w:t>，以及多期预算下与</w:t>
+            </w:r>
+            <w:r>
+              <w:rPr>
+                <w:sz w:val="19"/>
+              </w:rPr>
+              <w:t xml:space="preserve"> Cochran </w:t>
+            </w:r>
+            <w:r>
+              <w:rPr>
+                <w:sz w:val="19"/>
+              </w:rPr>
+              <w:t>抽样同构的最优单期规模闭式解。</w:t>
+            </w:r>
+          </w:p>
+          <w:p>
+            <w:pPr>
               <w:spacing w:after="40" w:line="276" w:lineRule="auto"/>
               <w:ind w:left="173"/>
               <w:jc w:val="left"/>
@@ -1724,6 +2434,7 @@
                 <w:b/>
                 <w:sz w:val="19"/>
               </w:rPr>
+              <w:lastRenderedPageBreak/>
               <w:t xml:space="preserve">2. </w:t>
             </w:r>
             <w:r>
@@ -1731,19 +2442,161 @@
                 <w:b/>
                 <w:sz w:val="19"/>
               </w:rPr>
-              <w:t>已完成理论命题的数值核验与更新过程仿真（完成度 100%）：</w:t>
-            </w:r>
-            <w:r>
-              <w:rPr>
-                <w:b w:val="0"/>
-                <w:sz w:val="19"/>
-              </w:rPr>
-              <w:t>在 10 个规模上各进行 20,000 次模拟，目标Ⅰ仿真方差与理论值之比处于 0.98～1.02，验证了有限规模下达到 Cramér–Rao 下界的理论性质；通过负二项分布函数精确计算增长检验功效，揭示小样本下传统正态 Wald 检验实际水平升至 7.81%～10.40% 的严重过检缺陷；完成 8 档初始规模的更新过程仿真（每档 400 条轨迹 × 26 个评价点），证实时间序列中单代公式作为参照曲线的适用边界。</w:t>
-            </w:r>
-          </w:p>
-          <w:p>
-            <w:pPr>
-              <w:pageBreakBefore w:val="0"/>
+              <w:t>已完成理论命题的数值核验与更新过程仿真：</w:t>
+            </w:r>
+            <w:r>
+              <w:rPr>
+                <w:sz w:val="19"/>
+              </w:rPr>
+              <w:t>在</w:t>
+            </w:r>
+            <w:r>
+              <w:rPr>
+                <w:sz w:val="19"/>
+              </w:rPr>
+              <w:t xml:space="preserve"> 10 </w:t>
+            </w:r>
+            <w:r>
+              <w:rPr>
+                <w:sz w:val="19"/>
+              </w:rPr>
+              <w:t>个规模上各进行</w:t>
+            </w:r>
+            <w:r>
+              <w:rPr>
+                <w:sz w:val="19"/>
+              </w:rPr>
+              <w:t xml:space="preserve"> 20,000 </w:t>
+            </w:r>
+            <w:r>
+              <w:rPr>
+                <w:sz w:val="19"/>
+              </w:rPr>
+              <w:t>次模拟，目标</w:t>
+            </w:r>
+            <w:r>
+              <w:rPr>
+                <w:sz w:val="19"/>
+              </w:rPr>
+              <w:t>Ⅰ</w:t>
+            </w:r>
+            <w:r>
+              <w:rPr>
+                <w:sz w:val="19"/>
+              </w:rPr>
+              <w:t>仿真方差与理论值之比处于</w:t>
+            </w:r>
+            <w:r>
+              <w:rPr>
+                <w:sz w:val="19"/>
+              </w:rPr>
+              <w:t xml:space="preserve"> 0.98</w:t>
+            </w:r>
+            <w:r>
+              <w:rPr>
+                <w:sz w:val="19"/>
+              </w:rPr>
+              <w:t>～</w:t>
+            </w:r>
+            <w:r>
+              <w:rPr>
+                <w:sz w:val="19"/>
+              </w:rPr>
+              <w:t>1.02</w:t>
+            </w:r>
+            <w:r>
+              <w:rPr>
+                <w:sz w:val="19"/>
+              </w:rPr>
+              <w:t>，验证了有限规模下达到</w:t>
+            </w:r>
+            <w:r>
+              <w:rPr>
+                <w:sz w:val="19"/>
+              </w:rPr>
+              <w:t xml:space="preserve"> Cramér–Rao </w:t>
+            </w:r>
+            <w:r>
+              <w:rPr>
+                <w:sz w:val="19"/>
+              </w:rPr>
+              <w:t>下界的理论性质；通过负二项分布函数精确计算增长检验功效，揭示小样本下传统正态</w:t>
+            </w:r>
+            <w:r>
+              <w:rPr>
+                <w:sz w:val="19"/>
+              </w:rPr>
+              <w:t xml:space="preserve"> Wald </w:t>
+            </w:r>
+            <w:r>
+              <w:rPr>
+                <w:sz w:val="19"/>
+              </w:rPr>
+              <w:t>检验实际水平升至</w:t>
+            </w:r>
+            <w:r>
+              <w:rPr>
+                <w:sz w:val="19"/>
+              </w:rPr>
+              <w:t xml:space="preserve"> 7.81%</w:t>
+            </w:r>
+            <w:r>
+              <w:rPr>
+                <w:sz w:val="19"/>
+              </w:rPr>
+              <w:t>～</w:t>
+            </w:r>
+            <w:r>
+              <w:rPr>
+                <w:sz w:val="19"/>
+              </w:rPr>
+              <w:t xml:space="preserve">10.40% </w:t>
+            </w:r>
+            <w:r>
+              <w:rPr>
+                <w:sz w:val="19"/>
+              </w:rPr>
+              <w:t>的严重过检缺陷；完成</w:t>
+            </w:r>
+            <w:r>
+              <w:rPr>
+                <w:sz w:val="19"/>
+              </w:rPr>
+              <w:t xml:space="preserve"> 8 </w:t>
+            </w:r>
+            <w:r>
+              <w:rPr>
+                <w:sz w:val="19"/>
+              </w:rPr>
+              <w:t>档初始规模的更新过程仿真（每档</w:t>
+            </w:r>
+            <w:r>
+              <w:rPr>
+                <w:sz w:val="19"/>
+              </w:rPr>
+              <w:t xml:space="preserve"> 400 </w:t>
+            </w:r>
+            <w:r>
+              <w:rPr>
+                <w:sz w:val="19"/>
+              </w:rPr>
+              <w:t>条轨迹</w:t>
+            </w:r>
+            <w:r>
+              <w:rPr>
+                <w:sz w:val="19"/>
+              </w:rPr>
+              <w:t xml:space="preserve"> × 26 </w:t>
+            </w:r>
+            <w:r>
+              <w:rPr>
+                <w:sz w:val="19"/>
+              </w:rPr>
+              <w:t>个评价点），证实时间序列中单代公式作为参照曲线的适用边界。</w:t>
+            </w:r>
+          </w:p>
+          <w:p>
+            <w:pPr>
               <w:spacing w:after="40" w:line="276" w:lineRule="auto"/>
               <w:ind w:left="173"/>
               <w:jc w:val="left"/>
@@ -1760,19 +2613,273 @@
                 <w:b/>
                 <w:sz w:val="19"/>
               </w:rPr>
-              <w:t>已完成第五章（美国流感住院数据实证）主体框架与基准测算（完成度约 85%，初稿 7,883 字）：</w:t>
-            </w:r>
-            <w:r>
-              <w:rPr>
-                <w:b w:val="0"/>
-                <w:sz w:val="19"/>
-              </w:rPr>
-              <w:t>完成全美 NHSN 51 个辖区 16,218 个州周住院数据清洗与流行初期（1,267 州周）基准 FGLS 拟合，估计得截距 a = 0.0991、斜率 b = 2.2434（95% 聚类区间 1.5019～3.0161），测定经验交叉点 m× ≈ 22.6 例/周（13.7～33.7）；完成达峰期方差-偏差分解（证实 88.9% 损失源于均值漂移）；建立式 (5.4) 随机分母 Delta 展开推导，以 sympy 符号推导与 60,000 次模拟解释斜率偏大机制。目前尚在补充按优势毒株亚型细分样本的异质性测算与指数衰减权重敏感性检验。</w:t>
-            </w:r>
-          </w:p>
-          <w:p>
-            <w:pPr>
-              <w:pageBreakBefore w:val="0"/>
+              <w:t>已完成第五章（美国流感住院数据实证）主体框架与基准测算（完成度约</w:t>
+            </w:r>
+            <w:r>
+              <w:rPr>
+                <w:b/>
+                <w:sz w:val="19"/>
+              </w:rPr>
+              <w:t xml:space="preserve"> 85%</w:t>
+            </w:r>
+            <w:r>
+              <w:rPr>
+                <w:b/>
+                <w:sz w:val="19"/>
+              </w:rPr>
+              <w:t>，初稿</w:t>
+            </w:r>
+            <w:r>
+              <w:rPr>
+                <w:b/>
+                <w:sz w:val="19"/>
+              </w:rPr>
+              <w:t xml:space="preserve"> 7,883 </w:t>
+            </w:r>
+            <w:r>
+              <w:rPr>
+                <w:b/>
+                <w:sz w:val="19"/>
+              </w:rPr>
+              <w:t>字）：</w:t>
+            </w:r>
+            <w:r>
+              <w:rPr>
+                <w:sz w:val="19"/>
+              </w:rPr>
+              <w:t>完成全美</w:t>
+            </w:r>
+            <w:r>
+              <w:rPr>
+                <w:sz w:val="19"/>
+              </w:rPr>
+              <w:t xml:space="preserve"> NHSN 51 </w:t>
+            </w:r>
+            <w:r>
+              <w:rPr>
+                <w:sz w:val="19"/>
+              </w:rPr>
+              <w:t>个辖区</w:t>
+            </w:r>
+            <w:r>
+              <w:rPr>
+                <w:sz w:val="19"/>
+              </w:rPr>
+              <w:t xml:space="preserve"> 16,218 </w:t>
+            </w:r>
+            <w:r>
+              <w:rPr>
+                <w:sz w:val="19"/>
+              </w:rPr>
+              <w:t>个州周住院数据清洗与流行初期（</w:t>
+            </w:r>
+            <w:r>
+              <w:rPr>
+                <w:sz w:val="19"/>
+              </w:rPr>
+              <w:t xml:space="preserve">1,267 </w:t>
+            </w:r>
+            <w:r>
+              <w:rPr>
+                <w:sz w:val="19"/>
+              </w:rPr>
+              <w:t>州周）基准</w:t>
+            </w:r>
+            <w:r>
+              <w:rPr>
+                <w:sz w:val="19"/>
+              </w:rPr>
+              <w:t xml:space="preserve"> FGLS </w:t>
+            </w:r>
+            <w:r>
+              <w:rPr>
+                <w:sz w:val="19"/>
+              </w:rPr>
+              <w:t>拟合，估计得截距</w:t>
+            </w:r>
+            <w:r>
+              <w:rPr>
+                <w:sz w:val="19"/>
+              </w:rPr>
+              <w:t xml:space="preserve"> a = 0.0991</w:t>
+            </w:r>
+            <w:r>
+              <w:rPr>
+                <w:sz w:val="19"/>
+              </w:rPr>
+              <w:t>、斜率</w:t>
+            </w:r>
+            <w:r>
+              <w:rPr>
+                <w:sz w:val="19"/>
+              </w:rPr>
+              <w:t xml:space="preserve"> b = 2.2434</w:t>
+            </w:r>
+            <w:r>
+              <w:rPr>
+                <w:sz w:val="19"/>
+              </w:rPr>
+              <w:t>（</w:t>
+            </w:r>
+            <w:r>
+              <w:rPr>
+                <w:sz w:val="19"/>
+              </w:rPr>
+              <w:t xml:space="preserve">95% </w:t>
+            </w:r>
+            <w:r>
+              <w:rPr>
+                <w:sz w:val="19"/>
+              </w:rPr>
+              <w:t>聚类区间</w:t>
+            </w:r>
+            <w:r>
+              <w:rPr>
+                <w:sz w:val="19"/>
+              </w:rPr>
+              <w:t xml:space="preserve"> 1.5019</w:t>
+            </w:r>
+            <w:r>
+              <w:rPr>
+                <w:sz w:val="19"/>
+              </w:rPr>
+              <w:t>～</w:t>
+            </w:r>
+            <w:r>
+              <w:rPr>
+                <w:sz w:val="19"/>
+              </w:rPr>
+              <w:t>3.0161</w:t>
+            </w:r>
+            <w:r>
+              <w:rPr>
+                <w:sz w:val="19"/>
+              </w:rPr>
+              <w:t>），测定经验交叉点</w:t>
+            </w:r>
+            <w:r>
+              <w:rPr>
+                <w:sz w:val="19"/>
+              </w:rPr>
+              <w:t xml:space="preserve"> m× ≈ 22.6 </w:t>
+            </w:r>
+            <w:r>
+              <w:rPr>
+                <w:sz w:val="19"/>
+              </w:rPr>
+              <w:t>例</w:t>
+            </w:r>
+            <w:r>
+              <w:rPr>
+                <w:sz w:val="19"/>
+              </w:rPr>
+              <w:t>/</w:t>
+            </w:r>
+            <w:r>
+              <w:rPr>
+                <w:sz w:val="19"/>
+              </w:rPr>
+              <w:t>周（</w:t>
+            </w:r>
+            <w:r>
+              <w:rPr>
+                <w:sz w:val="19"/>
+              </w:rPr>
+              <w:t>13.7</w:t>
+            </w:r>
+            <w:r>
+              <w:rPr>
+                <w:sz w:val="19"/>
+              </w:rPr>
+              <w:t>～</w:t>
+            </w:r>
+            <w:r>
+              <w:rPr>
+                <w:sz w:val="19"/>
+              </w:rPr>
+              <w:t>33.7</w:t>
+            </w:r>
+            <w:r>
+              <w:rPr>
+                <w:sz w:val="19"/>
+              </w:rPr>
+              <w:t>）；完成达峰期方差</w:t>
+            </w:r>
+            <w:r>
+              <w:rPr>
+                <w:sz w:val="19"/>
+              </w:rPr>
+              <w:t>-</w:t>
+            </w:r>
+            <w:r>
+              <w:rPr>
+                <w:sz w:val="19"/>
+              </w:rPr>
+              <w:t>偏差分解（证实</w:t>
+            </w:r>
+            <w:r>
+              <w:rPr>
+                <w:sz w:val="19"/>
+              </w:rPr>
+              <w:t xml:space="preserve"> 88.9% </w:t>
+            </w:r>
+            <w:r>
+              <w:rPr>
+                <w:sz w:val="19"/>
+              </w:rPr>
+              <w:t>损失源于均值漂移）；建立式</w:t>
+            </w:r>
+            <w:r>
+              <w:rPr>
+                <w:sz w:val="19"/>
+              </w:rPr>
+              <w:t xml:space="preserve"> (5.4) </w:t>
+            </w:r>
+            <w:r>
+              <w:rPr>
+                <w:sz w:val="19"/>
+              </w:rPr>
+              <w:t>随机分母</w:t>
+            </w:r>
+            <w:r>
+              <w:rPr>
+                <w:sz w:val="19"/>
+              </w:rPr>
+              <w:t xml:space="preserve"> Delta </w:t>
+            </w:r>
+            <w:r>
+              <w:rPr>
+                <w:sz w:val="19"/>
+              </w:rPr>
+              <w:t>展开推导，以</w:t>
+            </w:r>
+            <w:r>
+              <w:rPr>
+                <w:sz w:val="19"/>
+              </w:rPr>
+              <w:t xml:space="preserve"> sympy </w:t>
+            </w:r>
+            <w:r>
+              <w:rPr>
+                <w:sz w:val="19"/>
+              </w:rPr>
+              <w:t>符号推导与</w:t>
+            </w:r>
+            <w:r>
+              <w:rPr>
+                <w:sz w:val="19"/>
+              </w:rPr>
+              <w:t xml:space="preserve"> 60,000 </w:t>
+            </w:r>
+            <w:r>
+              <w:rPr>
+                <w:sz w:val="19"/>
+              </w:rPr>
+              <w:t>次模拟解释斜率偏大机制。目前尚在补充按优势毒株亚型细分样本的异质性测算与指数衰减权重敏感性检验。</w:t>
+            </w:r>
+          </w:p>
+          <w:p>
+            <w:pPr>
               <w:spacing w:after="40" w:line="276" w:lineRule="auto"/>
               <w:ind w:left="173"/>
               <w:jc w:val="left"/>
@@ -1789,19 +2896,103 @@
                 <w:b/>
                 <w:sz w:val="19"/>
               </w:rPr>
-              <w:t>正在推进第六章（稳健性与外部验证）与第七章（结论与政策建议）初稿撰写（完成度约 35%）：</w:t>
-            </w:r>
-            <w:r>
-              <w:rPr>
-                <w:b w:val="0"/>
-                <w:sz w:val="19"/>
-              </w:rPr>
-              <w:t>第六章已完成合并样本滞后 2SLS 工具变量回归（第一阶段 F &gt; 75）、事前滚动基准、Cori 滑动窗基准计算，以及 CDC FluSight 前瞻集成预测与欧洲 11 国早期 COVID-19 序列的数据预处理与初步拟合，证实规模项在多病种与前瞻集成中保持为正；目前正在深化跨模型评估指标对齐与正文撰写。第七章已完成基本研究结论与理论创新点提炼，正结合疾控哨点实际监测运维成本参数区间深化资源优化配置分析，待整理成文。</w:t>
-            </w:r>
-          </w:p>
-          <w:p>
-            <w:pPr>
-              <w:pageBreakBefore w:val="0"/>
+              <w:t>正在推进第六章（稳健性与外部验证）与第七章（结论与政策建议）初稿撰写（完成度约</w:t>
+            </w:r>
+            <w:r>
+              <w:rPr>
+                <w:b/>
+                <w:sz w:val="19"/>
+              </w:rPr>
+              <w:t xml:space="preserve"> 35%</w:t>
+            </w:r>
+            <w:r>
+              <w:rPr>
+                <w:b/>
+                <w:sz w:val="19"/>
+              </w:rPr>
+              <w:t>）：</w:t>
+            </w:r>
+            <w:r>
+              <w:rPr>
+                <w:sz w:val="19"/>
+              </w:rPr>
+              <w:t>第六章已完成合并样本滞后</w:t>
+            </w:r>
+            <w:r>
+              <w:rPr>
+                <w:sz w:val="19"/>
+              </w:rPr>
+              <w:t xml:space="preserve"> 2SLS </w:t>
+            </w:r>
+            <w:r>
+              <w:rPr>
+                <w:sz w:val="19"/>
+              </w:rPr>
+              <w:t>工具变量回归（第一阶段</w:t>
+            </w:r>
+            <w:r>
+              <w:rPr>
+                <w:sz w:val="19"/>
+              </w:rPr>
+              <w:t xml:space="preserve"> F &gt; 75</w:t>
+            </w:r>
+            <w:r>
+              <w:rPr>
+                <w:sz w:val="19"/>
+              </w:rPr>
+              <w:t>）、事前滚动基准、</w:t>
+            </w:r>
+            <w:r>
+              <w:rPr>
+                <w:sz w:val="19"/>
+              </w:rPr>
+              <w:t xml:space="preserve">Cori </w:t>
+            </w:r>
+            <w:r>
+              <w:rPr>
+                <w:sz w:val="19"/>
+              </w:rPr>
+              <w:t>滑动窗基准计算，以及</w:t>
+            </w:r>
+            <w:r>
+              <w:rPr>
+                <w:sz w:val="19"/>
+              </w:rPr>
+              <w:t xml:space="preserve"> CDC FluSight </w:t>
+            </w:r>
+            <w:r>
+              <w:rPr>
+                <w:sz w:val="19"/>
+              </w:rPr>
+              <w:t>前瞻集成预测与欧洲</w:t>
+            </w:r>
+            <w:r>
+              <w:rPr>
+                <w:sz w:val="19"/>
+              </w:rPr>
+              <w:t xml:space="preserve"> 11 </w:t>
+            </w:r>
+            <w:r>
+              <w:rPr>
+                <w:sz w:val="19"/>
+              </w:rPr>
+              <w:t>国早期</w:t>
+            </w:r>
+            <w:r>
+              <w:rPr>
+                <w:sz w:val="19"/>
+              </w:rPr>
+              <w:t xml:space="preserve"> COVID-19 </w:t>
+            </w:r>
+            <w:r>
+              <w:rPr>
+                <w:sz w:val="19"/>
+              </w:rPr>
+              <w:t>序列的数据预处理与初步拟合，证实规模项在多病种与前瞻集成中保持为正；目前正在深化跨模型评估指标对齐与正文撰写。第七章已完成基本研究结论与理论创新点提炼，正结合疾控哨点实际监测运维成本参数区间深化资源优化配置分析，待整理成文。</w:t>
+            </w:r>
+          </w:p>
+          <w:p>
+            <w:pPr>
               <w:spacing w:before="60" w:after="40" w:line="276" w:lineRule="auto"/>
               <w:jc w:val="left"/>
             </w:pPr>
@@ -1810,12 +3001,11 @@
                 <w:b/>
                 <w:sz w:val="21"/>
               </w:rPr>
-              <w:t xml:space="preserve">二、所取得的阶段性成果：</w:t>
-            </w:r>
-          </w:p>
-          <w:p>
-            <w:pPr>
-              <w:pageBreakBefore w:val="0"/>
+              <w:t>二、所取得的阶段性成果：</w:t>
+            </w:r>
+          </w:p>
+          <w:p>
+            <w:pPr>
               <w:spacing w:after="40" w:line="276" w:lineRule="auto"/>
               <w:ind w:left="173"/>
               <w:jc w:val="left"/>
@@ -1832,19 +3022,79 @@
                 <w:b/>
                 <w:sz w:val="19"/>
               </w:rPr>
-              <w:t>学位论文整体研究进度达到约 65%–70%：</w:t>
-            </w:r>
-            <w:r>
-              <w:rPr>
-                <w:b w:val="0"/>
-                <w:sz w:val="19"/>
-              </w:rPr>
-              <w:t>第一至四章理论与模拟部分已完全成稿定稿（2.58 万字），第五章实证核心分析基本完成（0.79 万字），第六、七章已完成前期计算与大纲搭建，目前累计成稿逾 3.3 万字，核心图表已完成 11 幅，整体进度符合开题时制定的进度要求。</w:t>
-            </w:r>
-          </w:p>
-          <w:p>
-            <w:pPr>
-              <w:pageBreakBefore w:val="0"/>
+              <w:t>学位论文整体研究进度达到约</w:t>
+            </w:r>
+            <w:r>
+              <w:rPr>
+                <w:b/>
+                <w:sz w:val="19"/>
+              </w:rPr>
+              <w:t xml:space="preserve"> 65%–70%</w:t>
+            </w:r>
+            <w:r>
+              <w:rPr>
+                <w:b/>
+                <w:sz w:val="19"/>
+              </w:rPr>
+              <w:t>：</w:t>
+            </w:r>
+            <w:r>
+              <w:rPr>
+                <w:sz w:val="19"/>
+              </w:rPr>
+              <w:t>第一至四章理论与模拟部分已完全成稿定稿（</w:t>
+            </w:r>
+            <w:r>
+              <w:rPr>
+                <w:sz w:val="19"/>
+              </w:rPr>
+              <w:t xml:space="preserve">2.58 </w:t>
+            </w:r>
+            <w:r>
+              <w:rPr>
+                <w:sz w:val="19"/>
+              </w:rPr>
+              <w:t>万字），第五章实证核心分析基本完成（</w:t>
+            </w:r>
+            <w:r>
+              <w:rPr>
+                <w:sz w:val="19"/>
+              </w:rPr>
+              <w:t xml:space="preserve">0.79 </w:t>
+            </w:r>
+            <w:r>
+              <w:rPr>
+                <w:sz w:val="19"/>
+              </w:rPr>
+              <w:t>万字），第六、七章已完成前期计算与大纲搭建，目前累计成稿逾</w:t>
+            </w:r>
+            <w:r>
+              <w:rPr>
+                <w:sz w:val="19"/>
+              </w:rPr>
+              <w:t xml:space="preserve"> 3.3 </w:t>
+            </w:r>
+            <w:r>
+              <w:rPr>
+                <w:sz w:val="19"/>
+              </w:rPr>
+              <w:t>万字，核心图表已完成</w:t>
+            </w:r>
+            <w:r>
+              <w:rPr>
+                <w:sz w:val="19"/>
+              </w:rPr>
+              <w:t xml:space="preserve"> 11 </w:t>
+            </w:r>
+            <w:r>
+              <w:rPr>
+                <w:sz w:val="19"/>
+              </w:rPr>
+              <w:t>幅，整体进度符合开题时制定的进度要求。</w:t>
+            </w:r>
+          </w:p>
+          <w:p>
+            <w:pPr>
               <w:spacing w:after="40" w:line="276" w:lineRule="auto"/>
               <w:ind w:left="173"/>
               <w:jc w:val="left"/>
@@ -1865,15 +3115,13 @@
             </w:r>
             <w:r>
               <w:rPr>
-                <w:b w:val="0"/>
-                <w:sz w:val="19"/>
-              </w:rPr>
-              <w:t>围绕病例规模收益边界的核心理论与实证发现，完成高质量学术论文《病例规模与再生数估计精度：环境波动下的收益边界及美国流感住院数据检验》（20 页定稿，包含 5 个数学命题、1 个最优规模推论与 10 幅矢量图表），系统梳理了各轮审稿反馈，已达到主流统计学期刊投稿要求，待导师最终审阅后正式投出。</w:t>
-            </w:r>
-          </w:p>
-          <w:p>
-            <w:pPr>
-              <w:pageBreakBefore w:val="0"/>
+                <w:sz w:val="19"/>
+              </w:rPr>
+              <w:t>围绕病例规模收益边界的核心理论与实证发现，完成学术论文《病例规模与再生数估计精度：环境波动下的收益边界及美国流感住院数据检验》，待导师最终审阅后正式投出。</w:t>
+            </w:r>
+          </w:p>
+          <w:p>
+            <w:pPr>
               <w:spacing w:after="40" w:line="276" w:lineRule="auto"/>
               <w:ind w:left="173"/>
               <w:jc w:val="left"/>
@@ -1894,42 +3142,112 @@
             </w:r>
             <w:r>
               <w:rPr>
-                <w:b w:val="0"/>
-                <w:sz w:val="19"/>
-              </w:rPr>
-              <w:t>整理 NHSN 51 个辖区 2020 年 10 月至 2026 年 9 月周度流感住院数据集；作图脚本与 12 个理论、数值核验脚本固定随机数种子，所有理论与模拟结果均实现一键独立复现；实证统计量（FGLS、聚类重抽、工具变量）由统一脚本生成，数据与结论完全自洽。</w:t>
+                <w:sz w:val="19"/>
+              </w:rPr>
+              <w:t>整理</w:t>
+            </w:r>
+            <w:r>
+              <w:rPr>
+                <w:sz w:val="19"/>
+              </w:rPr>
+              <w:t xml:space="preserve"> NHSN 51 </w:t>
+            </w:r>
+            <w:r>
+              <w:rPr>
+                <w:sz w:val="19"/>
+              </w:rPr>
+              <w:t>个辖区</w:t>
+            </w:r>
+            <w:r>
+              <w:rPr>
+                <w:sz w:val="19"/>
+              </w:rPr>
+              <w:t xml:space="preserve"> 2020 </w:t>
+            </w:r>
+            <w:r>
+              <w:rPr>
+                <w:sz w:val="19"/>
+              </w:rPr>
+              <w:t>年</w:t>
+            </w:r>
+            <w:r>
+              <w:rPr>
+                <w:sz w:val="19"/>
+              </w:rPr>
+              <w:t xml:space="preserve"> 10 </w:t>
+            </w:r>
+            <w:r>
+              <w:rPr>
+                <w:sz w:val="19"/>
+              </w:rPr>
+              <w:t>月至</w:t>
+            </w:r>
+            <w:r>
+              <w:rPr>
+                <w:sz w:val="19"/>
+              </w:rPr>
+              <w:t xml:space="preserve"> 2026 </w:t>
+            </w:r>
+            <w:r>
+              <w:rPr>
+                <w:sz w:val="19"/>
+              </w:rPr>
+              <w:t>年</w:t>
+            </w:r>
+            <w:r>
+              <w:rPr>
+                <w:sz w:val="19"/>
+              </w:rPr>
+              <w:t xml:space="preserve"> 9 </w:t>
+            </w:r>
+            <w:r>
+              <w:rPr>
+                <w:sz w:val="19"/>
+              </w:rPr>
+              <w:t>月周度流感住院数据集；作图脚本与</w:t>
+            </w:r>
+            <w:r>
+              <w:rPr>
+                <w:sz w:val="19"/>
+              </w:rPr>
+              <w:t xml:space="preserve"> 12 </w:t>
+            </w:r>
+            <w:r>
+              <w:rPr>
+                <w:sz w:val="19"/>
+              </w:rPr>
+              <w:t>个理论、数值核验脚本固定随机数种子，所有理论与模拟结果均实现一键独立复现；实证统计量（</w:t>
+            </w:r>
+            <w:r>
+              <w:rPr>
+                <w:sz w:val="19"/>
+              </w:rPr>
+              <w:t>FGLS</w:t>
+            </w:r>
+            <w:r>
+              <w:rPr>
+                <w:sz w:val="19"/>
+              </w:rPr>
+              <w:t>、聚类重抽、工具变量）由统一脚本生成，数据与结论完全自洽。</w:t>
             </w:r>
           </w:p>
         </w:tc>
       </w:tr>
-    </w:tbl>
-    <w:tbl>
-      <w:tblPr>
-        <w:tblW w:w="0" w:type="auto"/>
-        <w:jc w:val="center"/>
-        <w:tblBorders>
-          <w:top w:val="single" w:sz="8" w:space="0" w:color="auto"/>
-          <w:left w:val="single" w:sz="8" w:space="0" w:color="auto"/>
-          <w:bottom w:val="single" w:sz="8" w:space="0" w:color="auto"/>
-          <w:right w:val="single" w:sz="8" w:space="0" w:color="auto"/>
-          <w:insideH w:val="single" w:sz="4" w:space="0" w:color="auto"/>
-          <w:insideV w:val="single" w:sz="8" w:space="0" w:color="auto"/>
-        </w:tblBorders>
-        <w:tblLayout w:type="fixed"/>
-        <w:tblLook w:val="0000" w:firstRow="0" w:lastRow="0" w:firstColumn="0" w:lastColumn="0" w:noHBand="0" w:noVBand="0"/>
-      </w:tblPr>
-      <w:tblGrid>
-        <w:gridCol w:w="701"/>
-        <w:gridCol w:w="8297"/>
-      </w:tblGrid>
       <w:tr>
+        <w:tblPrEx>
+          <w:tblBorders>
+            <w:insideV w:val="single" w:sz="8" w:space="0" w:color="auto"/>
+          </w:tblBorders>
+        </w:tblPrEx>
         <w:trPr>
+          <w:gridAfter w:val="1"/>
+          <w:wAfter w:w="23" w:type="dxa"/>
           <w:jc w:val="center"/>
         </w:trPr>
         <w:tc>
           <w:tcPr>
             <w:tcW w:w="8998" w:type="dxa"/>
-            <w:gridSpan w:val="2"/>
+            <w:gridSpan w:val="8"/>
           </w:tcPr>
           <w:p>
             <w:pPr>
@@ -1941,6 +3259,7 @@
                 <w:b/>
                 <w:sz w:val="21"/>
               </w:rPr>
+              <w:lastRenderedPageBreak/>
               <w:t>三、存在问题及拟采取的措施：</w:t>
             </w:r>
           </w:p>
@@ -1955,39 +3274,154 @@
                 <w:b/>
                 <w:sz w:val="19"/>
               </w:rPr>
-              <w:t xml:space="preserve">1. 存在问题一：经验交叉点受分母噪声与滞后权重影响：</w:t>
-            </w:r>
-            <w:r>
-              <w:rPr>
-                <w:sz w:val="19"/>
-              </w:rPr>
-              <w:t xml:space="preserve">周增长比 G</w:t>
+              <w:t xml:space="preserve">1. </w:t>
+            </w:r>
+            <w:r>
+              <w:rPr>
+                <w:b/>
+                <w:sz w:val="19"/>
+              </w:rPr>
+              <w:t>存在问题一：经验交叉点受分母噪声与滞后权重影响：</w:t>
+            </w:r>
+            <w:r>
+              <w:rPr>
+                <w:sz w:val="19"/>
+              </w:rPr>
+              <w:t>周增长比</w:t>
+            </w:r>
+            <w:r>
+              <w:rPr>
+                <w:sz w:val="19"/>
+              </w:rPr>
+              <w:t xml:space="preserve"> G</w:t>
             </w:r>
             <w:r>
               <w:rPr>
                 <w:sz w:val="19"/>
                 <w:vertAlign w:val="subscript"/>
               </w:rPr>
-              <w:t xml:space="preserve">t</w:t>
-            </w:r>
-            <w:r>
-              <w:rPr>
-                <w:sz w:val="19"/>
-              </w:rPr>
-              <w:t xml:space="preserve"> 跨约两代，分母噪声抬高斜率，使 b/a 系统性高估交叉点；m</w:t>
+              <w:t>t</w:t>
+            </w:r>
+            <w:r>
+              <w:rPr>
+                <w:sz w:val="19"/>
+              </w:rPr>
+              <w:t xml:space="preserve"> </w:t>
+            </w:r>
+            <w:r>
+              <w:rPr>
+                <w:sz w:val="19"/>
+              </w:rPr>
+              <w:t>跨约两代，分母噪声抬高斜率，使</w:t>
+            </w:r>
+            <w:r>
+              <w:rPr>
+                <w:sz w:val="19"/>
+              </w:rPr>
+              <w:t xml:space="preserve"> b/a </w:t>
+            </w:r>
+            <w:r>
+              <w:rPr>
+                <w:sz w:val="19"/>
+              </w:rPr>
+              <w:t>系统性高估交叉点；</w:t>
+            </w:r>
+            <w:r>
+              <w:rPr>
+                <w:sz w:val="19"/>
+              </w:rPr>
+              <w:t>m</w:t>
             </w:r>
             <w:r>
               <w:rPr>
                 <w:sz w:val="19"/>
                 <w:vertAlign w:val="subscript"/>
               </w:rPr>
-              <w:t xml:space="preserve">×</w:t>
-            </w:r>
-            <w:r>
-              <w:rPr>
-                <w:sz w:val="19"/>
-              </w:rPr>
-              <w:t xml:space="preserve"> 随滞后权重在 12.6～46.0 之间变动，目前只能作量级参照，k、ρ 也依赖外部取值。拟采取的措施：补充指数衰减权重设定；在有日度数据的场景中尝试世代间隔反卷积，估计单代参数，并把 k、ρ 外部取值的不确定性纳入区间。</w:t>
+              <w:t>×</w:t>
+            </w:r>
+            <w:r>
+              <w:rPr>
+                <w:sz w:val="19"/>
+              </w:rPr>
+              <w:t xml:space="preserve"> </w:t>
+            </w:r>
+            <w:r>
+              <w:rPr>
+                <w:sz w:val="19"/>
+              </w:rPr>
+              <w:t>随滞后权重在</w:t>
+            </w:r>
+            <w:r>
+              <w:rPr>
+                <w:sz w:val="19"/>
+              </w:rPr>
+              <w:t xml:space="preserve"> 12.6</w:t>
+            </w:r>
+            <w:r>
+              <w:rPr>
+                <w:sz w:val="19"/>
+              </w:rPr>
+              <w:t>～</w:t>
+            </w:r>
+            <w:r>
+              <w:rPr>
+                <w:sz w:val="19"/>
+              </w:rPr>
+              <w:t xml:space="preserve">46.0 </w:t>
+            </w:r>
+            <w:r>
+              <w:rPr>
+                <w:sz w:val="19"/>
+              </w:rPr>
+              <w:t>之间变动，目前只能作量级参照，</w:t>
+            </w:r>
+            <w:r>
+              <w:rPr>
+                <w:sz w:val="19"/>
+              </w:rPr>
+              <w:t>k</w:t>
+            </w:r>
+            <w:r>
+              <w:rPr>
+                <w:sz w:val="19"/>
+              </w:rPr>
+              <w:t>、</w:t>
+            </w:r>
+            <w:r>
+              <w:rPr>
+                <w:sz w:val="19"/>
+              </w:rPr>
+              <w:t xml:space="preserve">ρ </w:t>
+            </w:r>
+            <w:r>
+              <w:rPr>
+                <w:sz w:val="19"/>
+              </w:rPr>
+              <w:t>也依赖外部取值。拟采取的措施：补充指数衰减权重设定；在有日度数据的场景中尝试世代间隔反卷积，估计单代参数，并把</w:t>
+            </w:r>
+            <w:r>
+              <w:rPr>
+                <w:sz w:val="19"/>
+              </w:rPr>
+              <w:t xml:space="preserve"> k</w:t>
+            </w:r>
+            <w:r>
+              <w:rPr>
+                <w:sz w:val="19"/>
+              </w:rPr>
+              <w:t>、</w:t>
+            </w:r>
+            <w:r>
+              <w:rPr>
+                <w:sz w:val="19"/>
+              </w:rPr>
+              <w:t xml:space="preserve">ρ </w:t>
+            </w:r>
+            <w:r>
+              <w:rPr>
+                <w:sz w:val="19"/>
+              </w:rPr>
+              <w:t>外部取值的不确定性纳入区间。</w:t>
             </w:r>
           </w:p>
           <w:p>
@@ -2001,26 +3435,105 @@
                 <w:b/>
                 <w:sz w:val="19"/>
               </w:rPr>
-              <w:t xml:space="preserve">2. 存在问题二：环境波动的时间相关尚未建模：</w:t>
-            </w:r>
-            <w:r>
-              <w:rPr>
-                <w:sz w:val="19"/>
-              </w:rPr>
-              <w:t xml:space="preserve">模型假设与更新过程仿真均假定各周 R</w:t>
+              <w:t xml:space="preserve">2. </w:t>
+            </w:r>
+            <w:r>
+              <w:rPr>
+                <w:b/>
+                <w:sz w:val="19"/>
+              </w:rPr>
+              <w:t>存在问题二：环境波动的时间相关尚未建模：</w:t>
+            </w:r>
+            <w:r>
+              <w:rPr>
+                <w:sz w:val="19"/>
+              </w:rPr>
+              <w:t>模型假设与更新过程仿真均假定各周</w:t>
+            </w:r>
+            <w:r>
+              <w:rPr>
+                <w:sz w:val="19"/>
+              </w:rPr>
+              <w:t xml:space="preserve"> R</w:t>
             </w:r>
             <w:r>
               <w:rPr>
                 <w:sz w:val="19"/>
                 <w:vertAlign w:val="subscript"/>
               </w:rPr>
-              <w:t xml:space="preserve">t</w:t>
-            </w:r>
-            <w:r>
-              <w:rPr>
-                <w:sz w:val="19"/>
-              </w:rPr>
-              <w:t xml:space="preserve"> 相互独立，而实证截距随平均回溯滞后由 0.0682 升至 0.1524，提示存在时间相关。拟采取的措施：引入一阶自回归或状态空间形式的环境过程，比较独立与相关两种设定下的交叉点，并检验有效期数近似的适用范围（r = 0.8、T = 10 时该近似高估 65.8%，论文已给出一阶自回归的精确式）。</w:t>
+              <w:t>t</w:t>
+            </w:r>
+            <w:r>
+              <w:rPr>
+                <w:sz w:val="19"/>
+              </w:rPr>
+              <w:t xml:space="preserve"> </w:t>
+            </w:r>
+            <w:r>
+              <w:rPr>
+                <w:sz w:val="19"/>
+              </w:rPr>
+              <w:t>相互独立，而实证截距随平均回溯滞后由</w:t>
+            </w:r>
+            <w:r>
+              <w:rPr>
+                <w:sz w:val="19"/>
+              </w:rPr>
+              <w:t xml:space="preserve"> 0.0682 </w:t>
+            </w:r>
+            <w:r>
+              <w:rPr>
+                <w:sz w:val="19"/>
+              </w:rPr>
+              <w:t>升至</w:t>
+            </w:r>
+            <w:r>
+              <w:rPr>
+                <w:sz w:val="19"/>
+              </w:rPr>
+              <w:t xml:space="preserve"> 0.1524</w:t>
+            </w:r>
+            <w:r>
+              <w:rPr>
+                <w:sz w:val="19"/>
+              </w:rPr>
+              <w:t>，提示存在时间相关。拟采取的措施：引入一阶自回归或状态空间形式的环境过程，比较独立与相关两种设定下的交叉点，并检验有效期数近似的适用范围（</w:t>
+            </w:r>
+            <w:r>
+              <w:rPr>
+                <w:sz w:val="19"/>
+              </w:rPr>
+              <w:t>r = 0.8</w:t>
+            </w:r>
+            <w:r>
+              <w:rPr>
+                <w:sz w:val="19"/>
+              </w:rPr>
+              <w:t>、</w:t>
+            </w:r>
+            <w:r>
+              <w:rPr>
+                <w:sz w:val="19"/>
+              </w:rPr>
+              <w:t xml:space="preserve">T = 10 </w:t>
+            </w:r>
+            <w:r>
+              <w:rPr>
+                <w:sz w:val="19"/>
+              </w:rPr>
+              <w:t>时该近似高估</w:t>
+            </w:r>
+            <w:r>
+              <w:rPr>
+                <w:sz w:val="19"/>
+              </w:rPr>
+              <w:t xml:space="preserve"> 65.8%</w:t>
+            </w:r>
+            <w:r>
+              <w:rPr>
+                <w:sz w:val="19"/>
+              </w:rPr>
+              <w:t>，论文已给出一阶自回归的精确式）。</w:t>
             </w:r>
           </w:p>
           <w:p>
@@ -2034,13 +3547,104 @@
                 <w:b/>
                 <w:sz w:val="19"/>
               </w:rPr>
-              <w:t xml:space="preserve">3. 存在问题三：区间推断与识别依据仍较单一：</w:t>
-            </w:r>
-            <w:r>
-              <w:rPr>
-                <w:sz w:val="19"/>
-              </w:rPr>
-              <w:t xml:space="preserve">目前只报告按州与按周两种单向聚类（按周聚类时 b 的 95% 区间为 1.473～3.119），每个流行初期窗口只有 8～11 周，双向聚类不稳定；工具变量的排除限制无法检验，样本窗口为事后划定。拟采取的措施：聚类季数增加后尝试双向聚类或 wild cluster bootstrap；在下一流行季预先确定窗口与基准设定，作样本外检验。</w:t>
+              <w:t xml:space="preserve">3. </w:t>
+            </w:r>
+            <w:r>
+              <w:rPr>
+                <w:b/>
+                <w:sz w:val="19"/>
+              </w:rPr>
+              <w:t>存在问题三：区间推断与识别依据仍较单一：</w:t>
+            </w:r>
+            <w:r>
+              <w:rPr>
+                <w:sz w:val="19"/>
+              </w:rPr>
+              <w:t>目前只报告按州与按周两种单向聚类（按周聚类时</w:t>
+            </w:r>
+            <w:r>
+              <w:rPr>
+                <w:sz w:val="19"/>
+              </w:rPr>
+              <w:t xml:space="preserve"> b </w:t>
+            </w:r>
+            <w:r>
+              <w:rPr>
+                <w:sz w:val="19"/>
+              </w:rPr>
+              <w:t>的</w:t>
+            </w:r>
+            <w:r>
+              <w:rPr>
+                <w:sz w:val="19"/>
+              </w:rPr>
+              <w:t xml:space="preserve"> 95% </w:t>
+            </w:r>
+            <w:r>
+              <w:rPr>
+                <w:sz w:val="19"/>
+              </w:rPr>
+              <w:t>区间为</w:t>
+            </w:r>
+            <w:r>
+              <w:rPr>
+                <w:sz w:val="19"/>
+              </w:rPr>
+              <w:t xml:space="preserve"> 1.473</w:t>
+            </w:r>
+            <w:r>
+              <w:rPr>
+                <w:sz w:val="19"/>
+              </w:rPr>
+              <w:t>～</w:t>
+            </w:r>
+            <w:r>
+              <w:rPr>
+                <w:sz w:val="19"/>
+              </w:rPr>
+              <w:t>3.119</w:t>
+            </w:r>
+            <w:r>
+              <w:rPr>
+                <w:sz w:val="19"/>
+              </w:rPr>
+              <w:t>），每个流行初期窗口只有</w:t>
+            </w:r>
+            <w:r>
+              <w:rPr>
+                <w:sz w:val="19"/>
+              </w:rPr>
+              <w:t xml:space="preserve"> 8</w:t>
+            </w:r>
+            <w:r>
+              <w:rPr>
+                <w:sz w:val="19"/>
+              </w:rPr>
+              <w:t>～</w:t>
+            </w:r>
+            <w:r>
+              <w:rPr>
+                <w:sz w:val="19"/>
+              </w:rPr>
+              <w:t xml:space="preserve">11 </w:t>
+            </w:r>
+            <w:r>
+              <w:rPr>
+                <w:sz w:val="19"/>
+              </w:rPr>
+              <w:t>周，双向聚类不稳定；工具变量的排除限制无法检验，样本窗口为事后划定。拟采取的措施：聚类季数增加后尝试双向聚类或</w:t>
+            </w:r>
+            <w:r>
+              <w:rPr>
+                <w:sz w:val="19"/>
+              </w:rPr>
+              <w:t xml:space="preserve"> wild cluster bootstrap</w:t>
+            </w:r>
+            <w:r>
+              <w:rPr>
+                <w:sz w:val="19"/>
+              </w:rPr>
+              <w:t>；在下一流行季预先确定窗口与基准设定，作样本外检验。</w:t>
             </w:r>
           </w:p>
           <w:p>
@@ -2053,7 +3657,7 @@
                 <w:b/>
                 <w:sz w:val="21"/>
               </w:rPr>
-              <w:t xml:space="preserve">四、下一步研究工作计划：</w:t>
+              <w:t>四、下一步研究工作计划：</w:t>
             </w:r>
           </w:p>
           <w:p>
@@ -2067,14 +3671,60 @@
                 <w:b/>
                 <w:sz w:val="19"/>
               </w:rPr>
-              <w:t>1. 2026 年 10 月—11 月，完善第五章并补全实证细节：</w:t>
-            </w:r>
-            <w:r>
-              <w:rPr>
-                <w:b w:val="0"/>
-                <w:sz w:val="19"/>
-              </w:rPr>
-              <w:t>完成按优势亚型划分的子样本分析、指数衰减权重设定及州×周双向聚类稳健性检验，正式定稿第五章。</w:t>
+              <w:t xml:space="preserve">1. 2026 </w:t>
+            </w:r>
+            <w:r>
+              <w:rPr>
+                <w:b/>
+                <w:sz w:val="19"/>
+              </w:rPr>
+              <w:t>年</w:t>
+            </w:r>
+            <w:r>
+              <w:rPr>
+                <w:b/>
+                <w:sz w:val="19"/>
+              </w:rPr>
+              <w:t xml:space="preserve"> 10 </w:t>
+            </w:r>
+            <w:r>
+              <w:rPr>
+                <w:b/>
+                <w:sz w:val="19"/>
+              </w:rPr>
+              <w:t>月</w:t>
+            </w:r>
+            <w:r>
+              <w:rPr>
+                <w:b/>
+                <w:sz w:val="19"/>
+              </w:rPr>
+              <w:t xml:space="preserve">—11 </w:t>
+            </w:r>
+            <w:r>
+              <w:rPr>
+                <w:b/>
+                <w:sz w:val="19"/>
+              </w:rPr>
+              <w:t>月，完善第五章并补全实证细节：</w:t>
+            </w:r>
+            <w:r>
+              <w:rPr>
+                <w:sz w:val="19"/>
+              </w:rPr>
+              <w:t>完成按优势亚型划分的子样本分析、指数衰减权重设定及州</w:t>
+            </w:r>
+            <w:r>
+              <w:rPr>
+                <w:sz w:val="19"/>
+              </w:rPr>
+              <w:t>×</w:t>
+            </w:r>
+            <w:r>
+              <w:rPr>
+                <w:sz w:val="19"/>
+              </w:rPr>
+              <w:t>周双向聚类稳健性检验，正式定稿第五章。</w:t>
             </w:r>
           </w:p>
           <w:p>
@@ -2088,14 +3738,79 @@
                 <w:b/>
                 <w:sz w:val="19"/>
               </w:rPr>
-              <w:t>2. 2026 年 11 月—12 月，撰写完成第六章与第七章初稿：</w:t>
-            </w:r>
-            <w:r>
-              <w:rPr>
-                <w:b w:val="0"/>
-                <w:sz w:val="19"/>
-              </w:rPr>
-              <w:t>深化 FluSight 多模型集成与欧洲 COVID-19 外部对照分析，完成第六章撰写；结合疾控哨点监测运维成本调研参数，完成第七章监测资源优化分析初稿。</w:t>
+              <w:t xml:space="preserve">2. 2026 </w:t>
+            </w:r>
+            <w:r>
+              <w:rPr>
+                <w:b/>
+                <w:sz w:val="19"/>
+              </w:rPr>
+              <w:t>年</w:t>
+            </w:r>
+            <w:r>
+              <w:rPr>
+                <w:b/>
+                <w:sz w:val="19"/>
+              </w:rPr>
+              <w:t xml:space="preserve"> 11 </w:t>
+            </w:r>
+            <w:r>
+              <w:rPr>
+                <w:b/>
+                <w:sz w:val="19"/>
+              </w:rPr>
+              <w:t>月</w:t>
+            </w:r>
+            <w:r>
+              <w:rPr>
+                <w:b/>
+                <w:sz w:val="19"/>
+              </w:rPr>
+              <w:t xml:space="preserve">—12 </w:t>
+            </w:r>
+            <w:r>
+              <w:rPr>
+                <w:b/>
+                <w:sz w:val="19"/>
+              </w:rPr>
+              <w:t>月，撰写完成第六章与第七章初稿：</w:t>
+            </w:r>
+            <w:r>
+              <w:rPr>
+                <w:sz w:val="19"/>
+              </w:rPr>
+              <w:t>深化</w:t>
+            </w:r>
+            <w:r>
+              <w:rPr>
+                <w:sz w:val="19"/>
+              </w:rPr>
+              <w:t xml:space="preserve"> FluSight </w:t>
+            </w:r>
+            <w:r>
+              <w:rPr>
+                <w:sz w:val="19"/>
+              </w:rPr>
+              <w:t>多模型集成与欧洲</w:t>
+            </w:r>
+            <w:r>
+              <w:rPr>
+                <w:sz w:val="19"/>
+              </w:rPr>
+              <w:t xml:space="preserve"> COVID-19 </w:t>
+            </w:r>
+            <w:r>
+              <w:rPr>
+                <w:sz w:val="19"/>
+              </w:rPr>
+              <w:t>外部对照分析，完成第六章撰写；结合疾控哨点监测运维成本调研参数，完成第七章监测资源优化分析初</w:t>
+            </w:r>
+            <w:r>
+              <w:rPr>
+                <w:sz w:val="19"/>
+              </w:rPr>
+              <w:lastRenderedPageBreak/>
+              <w:t>稿。</w:t>
             </w:r>
           </w:p>
           <w:p>
@@ -2109,11 +3824,59 @@
                 <w:b/>
                 <w:sz w:val="19"/>
               </w:rPr>
-              <w:t>3. 2026 年 12 月—2027 年 1 月，小论文投稿与学位论文预审：</w:t>
-            </w:r>
-            <w:r>
-              <w:rPr>
-                <w:b w:val="0"/>
+              <w:t xml:space="preserve">3. 2026 </w:t>
+            </w:r>
+            <w:r>
+              <w:rPr>
+                <w:b/>
+                <w:sz w:val="19"/>
+              </w:rPr>
+              <w:t>年</w:t>
+            </w:r>
+            <w:r>
+              <w:rPr>
+                <w:b/>
+                <w:sz w:val="19"/>
+              </w:rPr>
+              <w:t xml:space="preserve"> 12 </w:t>
+            </w:r>
+            <w:r>
+              <w:rPr>
+                <w:b/>
+                <w:sz w:val="19"/>
+              </w:rPr>
+              <w:t>月</w:t>
+            </w:r>
+            <w:r>
+              <w:rPr>
+                <w:b/>
+                <w:sz w:val="19"/>
+              </w:rPr>
+              <w:t xml:space="preserve">—2027 </w:t>
+            </w:r>
+            <w:r>
+              <w:rPr>
+                <w:b/>
+                <w:sz w:val="19"/>
+              </w:rPr>
+              <w:t>年</w:t>
+            </w:r>
+            <w:r>
+              <w:rPr>
+                <w:b/>
+                <w:sz w:val="19"/>
+              </w:rPr>
+              <w:t xml:space="preserve"> 1 </w:t>
+            </w:r>
+            <w:r>
+              <w:rPr>
+                <w:b/>
+                <w:sz w:val="19"/>
+              </w:rPr>
+              <w:t>月，小论文投稿与学位论文预审：</w:t>
+            </w:r>
+            <w:r>
+              <w:rPr>
                 <w:sz w:val="19"/>
               </w:rPr>
               <w:t>与导师商定目标期刊并正式投出小论文；将学位论文全部七章初稿提交校内外导师审阅，根据导师意见修改调整章节衔接。</w:t>
@@ -2130,11 +3893,45 @@
                 <w:b/>
                 <w:sz w:val="19"/>
               </w:rPr>
-              <w:t>4. 2027 年 2 月—3 月，学位论文统稿与格式规范审查：</w:t>
-            </w:r>
-            <w:r>
-              <w:rPr>
-                <w:b w:val="0"/>
+              <w:t xml:space="preserve">4. 2027 </w:t>
+            </w:r>
+            <w:r>
+              <w:rPr>
+                <w:b/>
+                <w:sz w:val="19"/>
+              </w:rPr>
+              <w:t>年</w:t>
+            </w:r>
+            <w:r>
+              <w:rPr>
+                <w:b/>
+                <w:sz w:val="19"/>
+              </w:rPr>
+              <w:t xml:space="preserve"> 2 </w:t>
+            </w:r>
+            <w:r>
+              <w:rPr>
+                <w:b/>
+                <w:sz w:val="19"/>
+              </w:rPr>
+              <w:t>月</w:t>
+            </w:r>
+            <w:r>
+              <w:rPr>
+                <w:b/>
+                <w:sz w:val="19"/>
+              </w:rPr>
+              <w:t xml:space="preserve">—3 </w:t>
+            </w:r>
+            <w:r>
+              <w:rPr>
+                <w:b/>
+                <w:sz w:val="19"/>
+              </w:rPr>
+              <w:t>月，学位论文统稿与格式规范审查：</w:t>
+            </w:r>
+            <w:r>
+              <w:rPr>
                 <w:sz w:val="19"/>
               </w:rPr>
               <w:t>按学校研究生院学位论文撰写规范统一排版、符号体系与图表交叉引用，补齐致谢与成果页，进行预答辩。</w:t>
@@ -2151,11 +3948,31 @@
                 <w:b/>
                 <w:sz w:val="19"/>
               </w:rPr>
-              <w:t>5. 2027 年 4 月以后，送审与答辩：</w:t>
-            </w:r>
-            <w:r>
-              <w:rPr>
-                <w:b w:val="0"/>
+              <w:t xml:space="preserve">5. 2027 </w:t>
+            </w:r>
+            <w:r>
+              <w:rPr>
+                <w:b/>
+                <w:sz w:val="19"/>
+              </w:rPr>
+              <w:t>年</w:t>
+            </w:r>
+            <w:r>
+              <w:rPr>
+                <w:b/>
+                <w:sz w:val="19"/>
+              </w:rPr>
+              <w:t xml:space="preserve"> 4 </w:t>
+            </w:r>
+            <w:r>
+              <w:rPr>
+                <w:b/>
+                <w:sz w:val="19"/>
+              </w:rPr>
+              <w:t>月以后，送审与答辩：</w:t>
+            </w:r>
+            <w:r>
+              <w:rPr>
                 <w:sz w:val="19"/>
               </w:rPr>
               <w:t>按学院统一时间节点完成学术不端行为检测、送盲审评阅及毕业答辩。</w:t>
@@ -2212,7 +4029,14 @@
         </w:tc>
       </w:tr>
       <w:tr>
+        <w:tblPrEx>
+          <w:tblBorders>
+            <w:insideV w:val="single" w:sz="8" w:space="0" w:color="auto"/>
+          </w:tblBorders>
+        </w:tblPrEx>
         <w:trPr>
+          <w:gridAfter w:val="1"/>
+          <w:wAfter w:w="23" w:type="dxa"/>
           <w:jc w:val="center"/>
         </w:trPr>
         <w:tc>
@@ -2235,6 +4059,7 @@
                 <w:b/>
                 <w:szCs w:val="21"/>
               </w:rPr>
+              <w:lastRenderedPageBreak/>
               <w:t>校外导师意见</w:t>
             </w:r>
           </w:p>
@@ -2242,6 +4067,7 @@
         <w:tc>
           <w:tcPr>
             <w:tcW w:w="8297" w:type="dxa"/>
+            <w:gridSpan w:val="7"/>
             <w:vAlign w:val="bottom"/>
           </w:tcPr>
           <w:p>
@@ -2343,10 +4169,11 @@
             <w:left w:val="single" w:sz="4" w:space="0" w:color="auto"/>
             <w:bottom w:val="single" w:sz="4" w:space="0" w:color="auto"/>
             <w:right w:val="single" w:sz="4" w:space="0" w:color="auto"/>
-            <w:insideV w:val="single" w:sz="4" w:space="0" w:color="auto"/>
           </w:tblBorders>
         </w:tblPrEx>
         <w:trPr>
+          <w:gridAfter w:val="1"/>
+          <w:wAfter w:w="23" w:type="dxa"/>
           <w:jc w:val="center"/>
         </w:trPr>
         <w:tc>
@@ -2377,12 +4204,16 @@
         <w:tc>
           <w:tcPr>
             <w:tcW w:w="8297" w:type="dxa"/>
+            <w:gridSpan w:val="7"/>
             <w:vAlign w:val="bottom"/>
           </w:tcPr>
           <w:p>
             <w:pPr>
               <w:spacing w:after="40" w:line="276" w:lineRule="auto"/>
               <w:jc w:val="left"/>
+              <w:rPr>
+                <w:sz w:val="19"/>
+              </w:rPr>
             </w:pPr>
             <w:r>
               <w:rPr>
@@ -2403,12 +4234,39 @@
               <w:br/>
               <w:t xml:space="preserve">    </w:t>
             </w:r>
-            <w:r>
-              <w:rPr>
-                <w:sz w:val="19"/>
-              </w:rPr>
-              <w:t>该生自开题以来工作态度端正，治学严谨，严格按照开题计划推进学位论文各项研究工作。目前已完成微观随机数据生成机制建模、渐近推断理论推导、大规模数值仿真模拟及流感实证主体研究，阶段性文稿撰写规范扎实，取得良好阶段性成果。论文数理推导严密，进度符合预期，适合继续培养，同意通过中期考核。</w:t>
-            </w:r>
+          </w:p>
+          <w:p>
+            <w:pPr>
+              <w:spacing w:after="40" w:line="276" w:lineRule="auto"/>
+              <w:jc w:val="left"/>
+              <w:rPr>
+                <w:sz w:val="19"/>
+              </w:rPr>
+            </w:pPr>
+          </w:p>
+          <w:p>
+            <w:pPr>
+              <w:spacing w:after="40" w:line="276" w:lineRule="auto"/>
+              <w:jc w:val="left"/>
+              <w:rPr>
+                <w:sz w:val="19"/>
+              </w:rPr>
+            </w:pPr>
+          </w:p>
+          <w:p>
+            <w:pPr>
+              <w:spacing w:after="40" w:line="276" w:lineRule="auto"/>
+              <w:jc w:val="left"/>
+              <w:rPr>
+                <w:sz w:val="19"/>
+              </w:rPr>
+            </w:pPr>
+          </w:p>
+          <w:p>
+            <w:pPr>
+              <w:spacing w:after="40" w:line="276" w:lineRule="auto"/>
+              <w:jc w:val="left"/>
+            </w:pPr>
             <w:r>
               <w:rPr>
                 <w:sz w:val="19"/>
@@ -2431,37 +4289,77 @@
               <w:rPr>
                 <w:sz w:val="20"/>
               </w:rPr>
-              <w:t>导师（签字）：张仲华</w:t>
+              <w:t>导师（签字）：</w:t>
             </w:r>
             <w:r>
               <w:rPr>
                 <w:sz w:val="20"/>
               </w:rPr>
-              <w:t xml:space="preserve">                 2026 </w:t>
-            </w:r>
-            <w:r>
-              <w:rPr>
+              <w:t xml:space="preserve">  </w:t>
+            </w:r>
+            <w:r>
+              <w:rPr>
+                <w:rFonts w:hint="eastAsia"/>
                 <w:sz w:val="20"/>
               </w:rPr>
+              <w:t xml:space="preserve">  </w:t>
+            </w:r>
+            <w:r>
+              <w:rPr>
+                <w:sz w:val="20"/>
+              </w:rPr>
+              <w:t xml:space="preserve">               </w:t>
+            </w:r>
+            <w:r>
+              <w:rPr>
+                <w:rFonts w:hint="eastAsia"/>
+                <w:sz w:val="20"/>
+              </w:rPr>
+              <w:t xml:space="preserve">    </w:t>
+            </w:r>
+            <w:r>
+              <w:rPr>
+                <w:sz w:val="20"/>
+              </w:rPr>
               <w:t>年</w:t>
             </w:r>
             <w:r>
               <w:rPr>
                 <w:sz w:val="20"/>
               </w:rPr>
-              <w:t xml:space="preserve"> 10 </w:t>
-            </w:r>
-            <w:r>
-              <w:rPr>
+              <w:t xml:space="preserve">  </w:t>
+            </w:r>
+            <w:r>
+              <w:rPr>
+                <w:rFonts w:hint="eastAsia"/>
                 <w:sz w:val="20"/>
               </w:rPr>
+              <w:t xml:space="preserve"> </w:t>
+            </w:r>
+            <w:r>
+              <w:rPr>
+                <w:sz w:val="20"/>
+              </w:rPr>
               <w:t>月</w:t>
             </w:r>
             <w:r>
               <w:rPr>
                 <w:sz w:val="20"/>
               </w:rPr>
-              <w:t xml:space="preserve"> 12 </w:t>
+              <w:t xml:space="preserve"> </w:t>
+            </w:r>
+            <w:r>
+              <w:rPr>
+                <w:rFonts w:hint="eastAsia"/>
+                <w:sz w:val="20"/>
+              </w:rPr>
+              <w:t xml:space="preserve">  </w:t>
+            </w:r>
+            <w:r>
+              <w:rPr>
+                <w:sz w:val="20"/>
+              </w:rPr>
+              <w:t xml:space="preserve"> </w:t>
             </w:r>
             <w:r>
               <w:rPr>
@@ -2479,10 +4377,11 @@
             <w:left w:val="single" w:sz="4" w:space="0" w:color="auto"/>
             <w:bottom w:val="single" w:sz="4" w:space="0" w:color="auto"/>
             <w:right w:val="single" w:sz="4" w:space="0" w:color="auto"/>
-            <w:insideV w:val="single" w:sz="4" w:space="0" w:color="auto"/>
           </w:tblBorders>
         </w:tblPrEx>
         <w:trPr>
+          <w:gridAfter w:val="1"/>
+          <w:wAfter w:w="23" w:type="dxa"/>
           <w:jc w:val="center"/>
         </w:trPr>
         <w:tc>
@@ -2513,6 +4412,7 @@
         <w:tc>
           <w:tcPr>
             <w:tcW w:w="8297" w:type="dxa"/>
+            <w:gridSpan w:val="7"/>
           </w:tcPr>
           <w:p>
             <w:pPr>
@@ -2691,6 +4591,7 @@
                 <w:rFonts w:hint="eastAsia"/>
                 <w:szCs w:val="21"/>
               </w:rPr>
+              <w:lastRenderedPageBreak/>
               <w:t>□不通过，认为不适合继续培养，建议做结业、肄业等学籍处理。</w:t>
             </w:r>
           </w:p>
@@ -2805,10 +4706,11 @@
             <w:left w:val="single" w:sz="4" w:space="0" w:color="auto"/>
             <w:bottom w:val="single" w:sz="4" w:space="0" w:color="auto"/>
             <w:right w:val="single" w:sz="4" w:space="0" w:color="auto"/>
-            <w:insideV w:val="single" w:sz="4" w:space="0" w:color="auto"/>
           </w:tblBorders>
         </w:tblPrEx>
         <w:trPr>
+          <w:gridAfter w:val="1"/>
+          <w:wAfter w:w="23" w:type="dxa"/>
           <w:jc w:val="center"/>
         </w:trPr>
         <w:tc>
@@ -2840,6 +4742,7 @@
         <w:tc>
           <w:tcPr>
             <w:tcW w:w="8297" w:type="dxa"/>
+            <w:gridSpan w:val="7"/>
           </w:tcPr>
           <w:p>
             <w:pPr>
@@ -2985,10 +4888,11 @@
             <w:left w:val="single" w:sz="4" w:space="0" w:color="auto"/>
             <w:bottom w:val="single" w:sz="4" w:space="0" w:color="auto"/>
             <w:right w:val="single" w:sz="4" w:space="0" w:color="auto"/>
-            <w:insideV w:val="single" w:sz="4" w:space="0" w:color="auto"/>
           </w:tblBorders>
         </w:tblPrEx>
         <w:trPr>
+          <w:gridAfter w:val="1"/>
+          <w:wAfter w:w="23" w:type="dxa"/>
           <w:jc w:val="center"/>
         </w:trPr>
         <w:tc>
@@ -3019,6 +4923,7 @@
         <w:tc>
           <w:tcPr>
             <w:tcW w:w="8297" w:type="dxa"/>
+            <w:gridSpan w:val="7"/>
           </w:tcPr>
           <w:p>
             <w:pPr>
@@ -3158,6 +5063,7 @@
         </w:tc>
       </w:tr>
     </w:tbl>
+    <w:p/>
     <w:sectPr>
       <w:footerReference w:type="even" r:id="rId6"/>
       <w:footerReference w:type="default" r:id="rId7"/>

--- a/docs/中期报告_优化版.docx
+++ b/docs/中期报告_优化版.docx
@@ -304,7 +304,6 @@
                 <w:rFonts w:hint="eastAsia"/>
                 <w:sz w:val="28"/>
               </w:rPr>
-              <w:t xml:space="preserve">  </w:t>
             </w:r>
             <w:r>
               <w:rPr>
@@ -318,7 +317,6 @@
                 <w:rFonts w:hint="eastAsia"/>
                 <w:sz w:val="28"/>
               </w:rPr>
-              <w:t xml:space="preserve">  </w:t>
             </w:r>
             <w:r>
               <w:rPr>
@@ -332,7 +330,6 @@
                 <w:rFonts w:hint="eastAsia"/>
                 <w:sz w:val="28"/>
               </w:rPr>
-              <w:t xml:space="preserve">  </w:t>
             </w:r>
             <w:r>
               <w:rPr>
@@ -810,11 +807,9 @@
         <w:rPr>
           <w:rFonts w:ascii="宋体" w:hAnsi="宋体"/>
         </w:rPr>
-        <w:t>2026年 10 月 12 日填写</w:t>
+        <w:t>2026年10月12日填写</w:t>
       </w:r>
-      <w:r>
-        <w:br w:type="page"/>
-      </w:r>
+      <w:r/>
     </w:p>
     <w:tbl>
       <w:tblPr>
@@ -1339,7 +1334,7 @@
               <w:rPr>
                 <w:sz w:val="18"/>
               </w:rPr>
-              <w:t xml:space="preserve"> CDC NHSN 51 </w:t>
+              <w:t>CDC NHSN 51</w:t>
             </w:r>
             <w:r>
               <w:rPr>
@@ -1351,7 +1346,7 @@
               <w:rPr>
                 <w:sz w:val="18"/>
               </w:rPr>
-              <w:t xml:space="preserve"> 2020 </w:t>
+              <w:t>2020</w:t>
             </w:r>
             <w:r>
               <w:rPr>
@@ -1363,7 +1358,7 @@
               <w:rPr>
                 <w:sz w:val="18"/>
               </w:rPr>
-              <w:t xml:space="preserve"> 10 </w:t>
+              <w:t>10</w:t>
             </w:r>
             <w:r>
               <w:rPr>
@@ -1375,7 +1370,7 @@
               <w:rPr>
                 <w:sz w:val="18"/>
               </w:rPr>
-              <w:t xml:space="preserve"> 2026 </w:t>
+              <w:t>2026</w:t>
             </w:r>
             <w:r>
               <w:rPr>
@@ -1387,7 +1382,7 @@
               <w:rPr>
                 <w:sz w:val="18"/>
               </w:rPr>
-              <w:t xml:space="preserve"> 9 </w:t>
+              <w:t>9</w:t>
             </w:r>
             <w:r>
               <w:rPr>
@@ -1399,7 +1394,7 @@
               <w:rPr>
                 <w:sz w:val="18"/>
               </w:rPr>
-              <w:t xml:space="preserve"> CDC FluSight </w:t>
+              <w:t>CDC FluSight</w:t>
             </w:r>
             <w:r>
               <w:rPr>
@@ -1411,7 +1406,7 @@
               <w:rPr>
                 <w:sz w:val="18"/>
               </w:rPr>
-              <w:t xml:space="preserve"> 11 </w:t>
+              <w:t>11</w:t>
             </w:r>
             <w:r>
               <w:rPr>
@@ -1423,7 +1418,7 @@
               <w:rPr>
                 <w:sz w:val="18"/>
               </w:rPr>
-              <w:t xml:space="preserve"> COVID-19 </w:t>
+              <w:t>COVID-19</w:t>
             </w:r>
             <w:r>
               <w:rPr>
@@ -1520,7 +1515,7 @@
                 <w:b/>
                 <w:sz w:val="19"/>
               </w:rPr>
-              <w:t xml:space="preserve">1. </w:t>
+              <w:t>1.</w:t>
             </w:r>
             <w:r>
               <w:rPr>
@@ -1553,7 +1548,7 @@
               <w:rPr>
                 <w:sz w:val="19"/>
               </w:rPr>
-              <w:t xml:space="preserve"> Galton–Watson </w:t>
+              <w:t>Galton–Watson</w:t>
             </w:r>
             <w:r>
               <w:rPr>
@@ -1565,7 +1560,7 @@
               <w:rPr>
                 <w:sz w:val="19"/>
               </w:rPr>
-              <w:t xml:space="preserve"> Gamma </w:t>
+              <w:t>Gamma</w:t>
             </w:r>
             <w:r>
               <w:rPr>
@@ -1577,7 +1572,7 @@
               <w:rPr>
                 <w:sz w:val="19"/>
               </w:rPr>
-              <w:t xml:space="preserve"> k</w:t>
+              <w:t>k</w:t>
             </w:r>
             <w:r>
               <w:rPr>
@@ -1589,7 +1584,7 @@
               <w:rPr>
                 <w:sz w:val="19"/>
               </w:rPr>
-              <w:t xml:space="preserve"> Binomial(I</w:t>
+              <w:t>Binomial(I</w:t>
             </w:r>
             <w:r>
               <w:rPr>
@@ -1602,7 +1597,7 @@
               <w:rPr>
                 <w:sz w:val="19"/>
               </w:rPr>
-              <w:t xml:space="preserve">, ρ) </w:t>
+              <w:t>, ρ)</w:t>
             </w:r>
             <w:r>
               <w:rPr>
@@ -1622,7 +1617,7 @@
                 <w:b/>
                 <w:sz w:val="19"/>
               </w:rPr>
-              <w:t xml:space="preserve">2. </w:t>
+              <w:t>2.</w:t>
             </w:r>
             <w:r>
               <w:rPr>
@@ -1641,7 +1636,7 @@
               <w:rPr>
                 <w:sz w:val="19"/>
               </w:rPr>
-              <w:t xml:space="preserve"> R</w:t>
+              <w:t>R</w:t>
             </w:r>
             <w:r>
               <w:rPr>
@@ -1672,7 +1667,7 @@
               <w:rPr>
                 <w:sz w:val="19"/>
               </w:rPr>
-              <w:t xml:space="preserve"> R̄</w:t>
+              <w:t>R̄</w:t>
             </w:r>
             <w:r>
               <w:rPr>
@@ -1708,7 +1703,7 @@
               <w:rPr>
                 <w:sz w:val="19"/>
               </w:rPr>
-              <w:t xml:space="preserve"> C</w:t>
+              <w:t>C</w:t>
             </w:r>
             <w:r>
               <w:rPr>
@@ -1721,7 +1716,7 @@
               <w:rPr>
                 <w:sz w:val="19"/>
               </w:rPr>
-              <w:t xml:space="preserve">/(ρn) </w:t>
+              <w:t>/(ρn)</w:t>
             </w:r>
             <w:r>
               <w:rPr>
@@ -1733,7 +1728,7 @@
               <w:rPr>
                 <w:sz w:val="19"/>
               </w:rPr>
-              <w:t xml:space="preserve"> Cramér–Rao </w:t>
+              <w:t>Cramér–Rao</w:t>
             </w:r>
             <w:r>
               <w:rPr>
@@ -1745,7 +1740,7 @@
               <w:rPr>
                 <w:sz w:val="19"/>
               </w:rPr>
-              <w:t xml:space="preserve"> UMVUE</w:t>
+              <w:t>UMVUE</w:t>
             </w:r>
             <w:r>
               <w:rPr>
@@ -1769,7 +1764,7 @@
               <w:rPr>
                 <w:sz w:val="19"/>
               </w:rPr>
-              <w:t xml:space="preserve"> V(m) = v</w:t>
+              <w:t>V(m) = v</w:t>
             </w:r>
             <w:r>
               <w:rPr>
@@ -1794,7 +1789,7 @@
               <w:rPr>
                 <w:sz w:val="19"/>
               </w:rPr>
-              <w:t xml:space="preserve"> v</w:t>
+              <w:t>v</w:t>
             </w:r>
             <w:r>
               <w:rPr>
@@ -1807,7 +1802,6 @@
               <w:rPr>
                 <w:sz w:val="19"/>
               </w:rPr>
-              <w:t xml:space="preserve"> </w:t>
             </w:r>
             <w:r>
               <w:rPr>
@@ -1819,7 +1813,7 @@
               <w:rPr>
                 <w:sz w:val="19"/>
               </w:rPr>
-              <w:t xml:space="preserve"> m</w:t>
+              <w:t>m</w:t>
             </w:r>
             <w:r>
               <w:rPr>
@@ -1851,7 +1845,7 @@
               <w:rPr>
                 <w:sz w:val="19"/>
               </w:rPr>
-              <w:t xml:space="preserve"> 25%</w:t>
+              <w:t>25%</w:t>
             </w:r>
             <w:r>
               <w:rPr>
@@ -1863,7 +1857,7 @@
               <w:rPr>
                 <w:sz w:val="19"/>
               </w:rPr>
-              <w:t xml:space="preserve"> A/R̄</w:t>
+              <w:t>A/R̄</w:t>
             </w:r>
             <w:r>
               <w:rPr>
@@ -1883,7 +1877,7 @@
                 <w:b/>
                 <w:sz w:val="19"/>
               </w:rPr>
-              <w:t xml:space="preserve">3. </w:t>
+              <w:t>3.</w:t>
             </w:r>
             <w:r>
               <w:rPr>
@@ -1897,7 +1891,7 @@
                 <w:b/>
                 <w:sz w:val="19"/>
               </w:rPr>
-              <w:t xml:space="preserve"> CDC NHSN </w:t>
+              <w:t>CDC NHSN</w:t>
             </w:r>
             <w:r>
               <w:rPr>
@@ -1916,7 +1910,7 @@
               <w:rPr>
                 <w:sz w:val="19"/>
               </w:rPr>
-              <w:t xml:space="preserve"> 51 </w:t>
+              <w:t>51</w:t>
             </w:r>
             <w:r>
               <w:rPr>
@@ -1928,7 +1922,7 @@
               <w:rPr>
                 <w:sz w:val="19"/>
               </w:rPr>
-              <w:t xml:space="preserve">50 </w:t>
+              <w:t>50</w:t>
             </w:r>
             <w:r>
               <w:rPr>
@@ -1940,7 +1934,7 @@
               <w:rPr>
                 <w:sz w:val="19"/>
               </w:rPr>
-              <w:t xml:space="preserve">2020 </w:t>
+              <w:t>2020</w:t>
             </w:r>
             <w:r>
               <w:rPr>
@@ -1952,7 +1946,7 @@
               <w:rPr>
                 <w:sz w:val="19"/>
               </w:rPr>
-              <w:t xml:space="preserve"> 10 </w:t>
+              <w:t>10</w:t>
             </w:r>
             <w:r>
               <w:rPr>
@@ -1964,7 +1958,7 @@
               <w:rPr>
                 <w:sz w:val="19"/>
               </w:rPr>
-              <w:t xml:space="preserve"> 2026 </w:t>
+              <w:t>2026</w:t>
             </w:r>
             <w:r>
               <w:rPr>
@@ -1976,7 +1970,7 @@
               <w:rPr>
                 <w:sz w:val="19"/>
               </w:rPr>
-              <w:t xml:space="preserve"> 9 </w:t>
+              <w:t>9</w:t>
             </w:r>
             <w:r>
               <w:rPr>
@@ -1988,7 +1982,7 @@
               <w:rPr>
                 <w:sz w:val="19"/>
               </w:rPr>
-              <w:t xml:space="preserve">16,218 </w:t>
+              <w:t>16,218</w:t>
             </w:r>
             <w:r>
               <w:rPr>
@@ -2000,7 +1994,7 @@
               <w:rPr>
                 <w:sz w:val="19"/>
               </w:rPr>
-              <w:t xml:space="preserve"> D</w:t>
+              <w:t>D</w:t>
             </w:r>
             <w:r>
               <w:rPr>
@@ -2013,7 +2007,7 @@
               <w:rPr>
                 <w:sz w:val="19"/>
               </w:rPr>
-              <w:t xml:space="preserve"> ≥ 5 </w:t>
+              <w:t xml:space="preserve"> ≥ 5</w:t>
             </w:r>
             <w:r>
               <w:rPr>
@@ -2025,7 +2019,7 @@
               <w:rPr>
                 <w:sz w:val="19"/>
               </w:rPr>
-              <w:t xml:space="preserve"> 10,303 </w:t>
+              <w:t>10,303</w:t>
             </w:r>
             <w:r>
               <w:rPr>
@@ -2037,7 +2031,7 @@
               <w:rPr>
                 <w:sz w:val="19"/>
               </w:rPr>
-              <w:t xml:space="preserve"> FGLS </w:t>
+              <w:t>FGLS</w:t>
             </w:r>
             <w:r>
               <w:rPr>
@@ -2049,7 +2043,7 @@
               <w:rPr>
                 <w:sz w:val="19"/>
               </w:rPr>
-              <w:t xml:space="preserve"> a + b/D</w:t>
+              <w:t>a + b/D</w:t>
             </w:r>
             <w:r>
               <w:rPr>
@@ -2076,7 +2070,7 @@
                 <w:b/>
                 <w:sz w:val="19"/>
               </w:rPr>
-              <w:t xml:space="preserve">4. </w:t>
+              <w:t>4.</w:t>
             </w:r>
             <w:r>
               <w:rPr>
@@ -2095,7 +2089,7 @@
               <w:rPr>
                 <w:sz w:val="19"/>
               </w:rPr>
-              <w:t xml:space="preserve"> CDC FluSight 2022—2023 </w:t>
+              <w:t>CDC FluSight 2022—2023</w:t>
             </w:r>
             <w:r>
               <w:rPr>
@@ -2107,7 +2101,7 @@
               <w:rPr>
                 <w:sz w:val="19"/>
               </w:rPr>
-              <w:t xml:space="preserve"> 11 </w:t>
+              <w:t>11</w:t>
             </w:r>
             <w:r>
               <w:rPr>
@@ -2119,7 +2113,7 @@
               <w:rPr>
                 <w:sz w:val="19"/>
               </w:rPr>
-              <w:t xml:space="preserve"> COVID-19 </w:t>
+              <w:t>COVID-19</w:t>
             </w:r>
             <w:r>
               <w:rPr>
@@ -2131,7 +2125,7 @@
               <w:rPr>
                 <w:sz w:val="19"/>
               </w:rPr>
-              <w:t xml:space="preserve"> T </w:t>
+              <w:t>T</w:t>
             </w:r>
             <w:r>
               <w:rPr>
@@ -2143,7 +2137,7 @@
               <w:rPr>
                 <w:sz w:val="19"/>
               </w:rPr>
-              <w:t xml:space="preserve"> m </w:t>
+              <w:t>m</w:t>
             </w:r>
             <w:r>
               <w:rPr>
@@ -2155,7 +2149,7 @@
               <w:rPr>
                 <w:sz w:val="19"/>
               </w:rPr>
-              <w:t xml:space="preserve"> m</w:t>
+              <w:t>m</w:t>
             </w:r>
             <w:r>
               <w:rPr>
@@ -2219,7 +2213,7 @@
               <w:rPr>
                 <w:sz w:val="19"/>
               </w:rPr>
-              <w:t xml:space="preserve"> Cochran </w:t>
+              <w:t>Cochran</w:t>
             </w:r>
             <w:r>
               <w:rPr>
@@ -2263,7 +2257,7 @@
                 <w:b/>
                 <w:sz w:val="19"/>
               </w:rPr>
-              <w:t xml:space="preserve">1. </w:t>
+              <w:t>1.</w:t>
             </w:r>
             <w:r>
               <w:rPr>
@@ -2282,7 +2276,7 @@
               <w:rPr>
                 <w:sz w:val="19"/>
               </w:rPr>
-              <w:t xml:space="preserve"> 3.1</w:t>
+              <w:t>3.1</w:t>
             </w:r>
             <w:r>
               <w:rPr>
@@ -2306,7 +2300,7 @@
               <w:rPr>
                 <w:sz w:val="19"/>
               </w:rPr>
-              <w:t xml:space="preserve"> 4.1</w:t>
+              <w:t>4.1</w:t>
             </w:r>
             <w:r>
               <w:rPr>
@@ -2318,7 +2312,7 @@
               <w:rPr>
                 <w:sz w:val="19"/>
               </w:rPr>
-              <w:t xml:space="preserve">4.2 </w:t>
+              <w:t>4.2</w:t>
             </w:r>
             <w:r>
               <w:rPr>
@@ -2330,7 +2324,7 @@
               <w:rPr>
                 <w:sz w:val="19"/>
               </w:rPr>
-              <w:t xml:space="preserve"> 4.1</w:t>
+              <w:t>4.1</w:t>
             </w:r>
             <w:r>
               <w:rPr>
@@ -2342,7 +2336,7 @@
               <w:rPr>
                 <w:sz w:val="19"/>
               </w:rPr>
-              <w:t xml:space="preserve"> 1</w:t>
+              <w:t>1</w:t>
             </w:r>
             <w:r>
               <w:rPr>
@@ -2354,7 +2348,7 @@
               <w:rPr>
                 <w:sz w:val="19"/>
               </w:rPr>
-              <w:t xml:space="preserve">5 </w:t>
+              <w:t>5</w:t>
             </w:r>
             <w:r>
               <w:rPr>
@@ -2366,7 +2360,7 @@
               <w:rPr>
                 <w:sz w:val="19"/>
               </w:rPr>
-              <w:t xml:space="preserve"> 1</w:t>
+              <w:t>1</w:t>
             </w:r>
             <w:r>
               <w:rPr>
@@ -2378,7 +2372,7 @@
               <w:rPr>
                 <w:sz w:val="19"/>
               </w:rPr>
-              <w:t xml:space="preserve"> Rt </w:t>
+              <w:t>Rt</w:t>
             </w:r>
             <w:r>
               <w:rPr>
@@ -2390,7 +2384,7 @@
               <w:rPr>
                 <w:sz w:val="19"/>
               </w:rPr>
-              <w:t xml:space="preserve"> R̄ </w:t>
+              <w:t>R̄</w:t>
             </w:r>
             <w:r>
               <w:rPr>
@@ -2402,7 +2396,7 @@
               <w:rPr>
                 <w:sz w:val="19"/>
               </w:rPr>
-              <w:t xml:space="preserve"> m× = A/vR</w:t>
+              <w:t>m× = A/vR</w:t>
             </w:r>
             <w:r>
               <w:rPr>
@@ -2414,7 +2408,7 @@
               <w:rPr>
                 <w:sz w:val="19"/>
               </w:rPr>
-              <w:t xml:space="preserve"> Cochran </w:t>
+              <w:t>Cochran</w:t>
             </w:r>
             <w:r>
               <w:rPr>
@@ -2434,8 +2428,7 @@
                 <w:b/>
                 <w:sz w:val="19"/>
               </w:rPr>
-              <w:lastRenderedPageBreak/>
-              <w:t xml:space="preserve">2. </w:t>
+              <w:t>2.</w:t>
             </w:r>
             <w:r>
               <w:rPr>
@@ -2454,7 +2447,7 @@
               <w:rPr>
                 <w:sz w:val="19"/>
               </w:rPr>
-              <w:t xml:space="preserve"> 10 </w:t>
+              <w:t>10</w:t>
             </w:r>
             <w:r>
               <w:rPr>
@@ -2466,7 +2459,7 @@
               <w:rPr>
                 <w:sz w:val="19"/>
               </w:rPr>
-              <w:t xml:space="preserve"> 20,000 </w:t>
+              <w:t>20,000</w:t>
             </w:r>
             <w:r>
               <w:rPr>
@@ -2490,7 +2483,7 @@
               <w:rPr>
                 <w:sz w:val="19"/>
               </w:rPr>
-              <w:t xml:space="preserve"> 0.98</w:t>
+              <w:t>0.98</w:t>
             </w:r>
             <w:r>
               <w:rPr>
@@ -2514,7 +2507,7 @@
               <w:rPr>
                 <w:sz w:val="19"/>
               </w:rPr>
-              <w:t xml:space="preserve"> Cramér–Rao </w:t>
+              <w:t>Cramér–Rao</w:t>
             </w:r>
             <w:r>
               <w:rPr>
@@ -2526,7 +2519,7 @@
               <w:rPr>
                 <w:sz w:val="19"/>
               </w:rPr>
-              <w:t xml:space="preserve"> Wald </w:t>
+              <w:t>Wald</w:t>
             </w:r>
             <w:r>
               <w:rPr>
@@ -2538,7 +2531,7 @@
               <w:rPr>
                 <w:sz w:val="19"/>
               </w:rPr>
-              <w:t xml:space="preserve"> 7.81%</w:t>
+              <w:t>7.81%</w:t>
             </w:r>
             <w:r>
               <w:rPr>
@@ -2550,7 +2543,7 @@
               <w:rPr>
                 <w:sz w:val="19"/>
               </w:rPr>
-              <w:t xml:space="preserve">10.40% </w:t>
+              <w:t>10.40%</w:t>
             </w:r>
             <w:r>
               <w:rPr>
@@ -2562,7 +2555,7 @@
               <w:rPr>
                 <w:sz w:val="19"/>
               </w:rPr>
-              <w:t xml:space="preserve"> 8 </w:t>
+              <w:t>8</w:t>
             </w:r>
             <w:r>
               <w:rPr>
@@ -2574,7 +2567,7 @@
               <w:rPr>
                 <w:sz w:val="19"/>
               </w:rPr>
-              <w:t xml:space="preserve"> 400 </w:t>
+              <w:t>400</w:t>
             </w:r>
             <w:r>
               <w:rPr>
@@ -2586,7 +2579,7 @@
               <w:rPr>
                 <w:sz w:val="19"/>
               </w:rPr>
-              <w:t xml:space="preserve"> × 26 </w:t>
+              <w:t>× 26</w:t>
             </w:r>
             <w:r>
               <w:rPr>
@@ -2606,7 +2599,7 @@
                 <w:b/>
                 <w:sz w:val="19"/>
               </w:rPr>
-              <w:t xml:space="preserve">3. </w:t>
+              <w:t>3.</w:t>
             </w:r>
             <w:r>
               <w:rPr>
@@ -2620,7 +2613,7 @@
                 <w:b/>
                 <w:sz w:val="19"/>
               </w:rPr>
-              <w:t xml:space="preserve"> 85%</w:t>
+              <w:t>85%</w:t>
             </w:r>
             <w:r>
               <w:rPr>
@@ -2634,7 +2627,7 @@
                 <w:b/>
                 <w:sz w:val="19"/>
               </w:rPr>
-              <w:t xml:space="preserve"> 7,883 </w:t>
+              <w:t>7,883</w:t>
             </w:r>
             <w:r>
               <w:rPr>
@@ -2653,7 +2646,7 @@
               <w:rPr>
                 <w:sz w:val="19"/>
               </w:rPr>
-              <w:t xml:space="preserve"> NHSN 51 </w:t>
+              <w:t>NHSN 51</w:t>
             </w:r>
             <w:r>
               <w:rPr>
@@ -2665,7 +2658,7 @@
               <w:rPr>
                 <w:sz w:val="19"/>
               </w:rPr>
-              <w:t xml:space="preserve"> 16,218 </w:t>
+              <w:t>16,218</w:t>
             </w:r>
             <w:r>
               <w:rPr>
@@ -2677,7 +2670,7 @@
               <w:rPr>
                 <w:sz w:val="19"/>
               </w:rPr>
-              <w:t xml:space="preserve">1,267 </w:t>
+              <w:t>1,267</w:t>
             </w:r>
             <w:r>
               <w:rPr>
@@ -2689,7 +2682,7 @@
               <w:rPr>
                 <w:sz w:val="19"/>
               </w:rPr>
-              <w:t xml:space="preserve"> FGLS </w:t>
+              <w:t>FGLS</w:t>
             </w:r>
             <w:r>
               <w:rPr>
@@ -2701,7 +2694,7 @@
               <w:rPr>
                 <w:sz w:val="19"/>
               </w:rPr>
-              <w:t xml:space="preserve"> a = 0.0991</w:t>
+              <w:t>a = 0.0991</w:t>
             </w:r>
             <w:r>
               <w:rPr>
@@ -2713,7 +2706,7 @@
               <w:rPr>
                 <w:sz w:val="19"/>
               </w:rPr>
-              <w:t xml:space="preserve"> b = 2.2434</w:t>
+              <w:t>b = 2.2434</w:t>
             </w:r>
             <w:r>
               <w:rPr>
@@ -2725,7 +2718,7 @@
               <w:rPr>
                 <w:sz w:val="19"/>
               </w:rPr>
-              <w:t xml:space="preserve">95% </w:t>
+              <w:t>95%</w:t>
             </w:r>
             <w:r>
               <w:rPr>
@@ -2737,7 +2730,7 @@
               <w:rPr>
                 <w:sz w:val="19"/>
               </w:rPr>
-              <w:t xml:space="preserve"> 1.5019</w:t>
+              <w:t>1.5019</w:t>
             </w:r>
             <w:r>
               <w:rPr>
@@ -2761,7 +2754,7 @@
               <w:rPr>
                 <w:sz w:val="19"/>
               </w:rPr>
-              <w:t xml:space="preserve"> m× ≈ 22.6 </w:t>
+              <w:t>m× ≈ 22.6</w:t>
             </w:r>
             <w:r>
               <w:rPr>
@@ -2821,7 +2814,7 @@
               <w:rPr>
                 <w:sz w:val="19"/>
               </w:rPr>
-              <w:t xml:space="preserve"> 88.9% </w:t>
+              <w:t>88.9%</w:t>
             </w:r>
             <w:r>
               <w:rPr>
@@ -2833,7 +2826,7 @@
               <w:rPr>
                 <w:sz w:val="19"/>
               </w:rPr>
-              <w:t xml:space="preserve"> (5.4) </w:t>
+              <w:t>(5.4)</w:t>
             </w:r>
             <w:r>
               <w:rPr>
@@ -2845,7 +2838,7 @@
               <w:rPr>
                 <w:sz w:val="19"/>
               </w:rPr>
-              <w:t xml:space="preserve"> Delta </w:t>
+              <w:t>Delta</w:t>
             </w:r>
             <w:r>
               <w:rPr>
@@ -2857,7 +2850,7 @@
               <w:rPr>
                 <w:sz w:val="19"/>
               </w:rPr>
-              <w:t xml:space="preserve"> sympy </w:t>
+              <w:t>sympy</w:t>
             </w:r>
             <w:r>
               <w:rPr>
@@ -2869,7 +2862,7 @@
               <w:rPr>
                 <w:sz w:val="19"/>
               </w:rPr>
-              <w:t xml:space="preserve"> 60,000 </w:t>
+              <w:t>60,000</w:t>
             </w:r>
             <w:r>
               <w:rPr>
@@ -2889,7 +2882,7 @@
                 <w:b/>
                 <w:sz w:val="19"/>
               </w:rPr>
-              <w:t xml:space="preserve">4. </w:t>
+              <w:t>4.</w:t>
             </w:r>
             <w:r>
               <w:rPr>
@@ -2903,7 +2896,7 @@
                 <w:b/>
                 <w:sz w:val="19"/>
               </w:rPr>
-              <w:t xml:space="preserve"> 35%</w:t>
+              <w:t>35%</w:t>
             </w:r>
             <w:r>
               <w:rPr>
@@ -2922,7 +2915,7 @@
               <w:rPr>
                 <w:sz w:val="19"/>
               </w:rPr>
-              <w:t xml:space="preserve"> 2SLS </w:t>
+              <w:t>2SLS</w:t>
             </w:r>
             <w:r>
               <w:rPr>
@@ -2934,7 +2927,7 @@
               <w:rPr>
                 <w:sz w:val="19"/>
               </w:rPr>
-              <w:t xml:space="preserve"> F &gt; 75</w:t>
+              <w:t>F &gt; 75</w:t>
             </w:r>
             <w:r>
               <w:rPr>
@@ -2946,7 +2939,7 @@
               <w:rPr>
                 <w:sz w:val="19"/>
               </w:rPr>
-              <w:t xml:space="preserve">Cori </w:t>
+              <w:t>Cori</w:t>
             </w:r>
             <w:r>
               <w:rPr>
@@ -2958,7 +2951,7 @@
               <w:rPr>
                 <w:sz w:val="19"/>
               </w:rPr>
-              <w:t xml:space="preserve"> CDC FluSight </w:t>
+              <w:t>CDC FluSight</w:t>
             </w:r>
             <w:r>
               <w:rPr>
@@ -2970,7 +2963,7 @@
               <w:rPr>
                 <w:sz w:val="19"/>
               </w:rPr>
-              <w:t xml:space="preserve"> 11 </w:t>
+              <w:t>11</w:t>
             </w:r>
             <w:r>
               <w:rPr>
@@ -2982,7 +2975,7 @@
               <w:rPr>
                 <w:sz w:val="19"/>
               </w:rPr>
-              <w:t xml:space="preserve"> COVID-19 </w:t>
+              <w:t>COVID-19</w:t>
             </w:r>
             <w:r>
               <w:rPr>
@@ -3015,7 +3008,7 @@
                 <w:b/>
                 <w:sz w:val="19"/>
               </w:rPr>
-              <w:t xml:space="preserve">1. </w:t>
+              <w:t>1.</w:t>
             </w:r>
             <w:r>
               <w:rPr>
@@ -3029,7 +3022,7 @@
                 <w:b/>
                 <w:sz w:val="19"/>
               </w:rPr>
-              <w:t xml:space="preserve"> 65%–70%</w:t>
+              <w:t>65%–70%</w:t>
             </w:r>
             <w:r>
               <w:rPr>
@@ -3048,7 +3041,7 @@
               <w:rPr>
                 <w:sz w:val="19"/>
               </w:rPr>
-              <w:t xml:space="preserve">2.58 </w:t>
+              <w:t>2.58</w:t>
             </w:r>
             <w:r>
               <w:rPr>
@@ -3060,7 +3053,7 @@
               <w:rPr>
                 <w:sz w:val="19"/>
               </w:rPr>
-              <w:t xml:space="preserve">0.79 </w:t>
+              <w:t>0.79</w:t>
             </w:r>
             <w:r>
               <w:rPr>
@@ -3072,7 +3065,7 @@
               <w:rPr>
                 <w:sz w:val="19"/>
               </w:rPr>
-              <w:t xml:space="preserve"> 3.3 </w:t>
+              <w:t>3.3</w:t>
             </w:r>
             <w:r>
               <w:rPr>
@@ -3084,7 +3077,7 @@
               <w:rPr>
                 <w:sz w:val="19"/>
               </w:rPr>
-              <w:t xml:space="preserve"> 11 </w:t>
+              <w:t>11</w:t>
             </w:r>
             <w:r>
               <w:rPr>
@@ -3104,7 +3097,7 @@
                 <w:b/>
                 <w:sz w:val="19"/>
               </w:rPr>
-              <w:t xml:space="preserve">2. </w:t>
+              <w:t>2.</w:t>
             </w:r>
             <w:r>
               <w:rPr>
@@ -3131,7 +3124,7 @@
                 <w:b/>
                 <w:sz w:val="19"/>
               </w:rPr>
-              <w:t xml:space="preserve">3. </w:t>
+              <w:t>3.</w:t>
             </w:r>
             <w:r>
               <w:rPr>
@@ -3150,7 +3143,7 @@
               <w:rPr>
                 <w:sz w:val="19"/>
               </w:rPr>
-              <w:t xml:space="preserve"> NHSN 51 </w:t>
+              <w:t>NHSN 51</w:t>
             </w:r>
             <w:r>
               <w:rPr>
@@ -3162,7 +3155,7 @@
               <w:rPr>
                 <w:sz w:val="19"/>
               </w:rPr>
-              <w:t xml:space="preserve"> 2020 </w:t>
+              <w:t>2020</w:t>
             </w:r>
             <w:r>
               <w:rPr>
@@ -3174,7 +3167,7 @@
               <w:rPr>
                 <w:sz w:val="19"/>
               </w:rPr>
-              <w:t xml:space="preserve"> 10 </w:t>
+              <w:t>10</w:t>
             </w:r>
             <w:r>
               <w:rPr>
@@ -3186,7 +3179,7 @@
               <w:rPr>
                 <w:sz w:val="19"/>
               </w:rPr>
-              <w:t xml:space="preserve"> 2026 </w:t>
+              <w:t>2026</w:t>
             </w:r>
             <w:r>
               <w:rPr>
@@ -3198,7 +3191,7 @@
               <w:rPr>
                 <w:sz w:val="19"/>
               </w:rPr>
-              <w:t xml:space="preserve"> 9 </w:t>
+              <w:t>9</w:t>
             </w:r>
             <w:r>
               <w:rPr>
@@ -3210,7 +3203,7 @@
               <w:rPr>
                 <w:sz w:val="19"/>
               </w:rPr>
-              <w:t xml:space="preserve"> 12 </w:t>
+              <w:t>12</w:t>
             </w:r>
             <w:r>
               <w:rPr>
@@ -3259,7 +3252,6 @@
                 <w:b/>
                 <w:sz w:val="21"/>
               </w:rPr>
-              <w:lastRenderedPageBreak/>
               <w:t>三、存在问题及拟采取的措施：</w:t>
             </w:r>
           </w:p>
@@ -3274,7 +3266,7 @@
                 <w:b/>
                 <w:sz w:val="19"/>
               </w:rPr>
-              <w:t xml:space="preserve">1. </w:t>
+              <w:t>1.</w:t>
             </w:r>
             <w:r>
               <w:rPr>
@@ -3293,7 +3285,7 @@
               <w:rPr>
                 <w:sz w:val="19"/>
               </w:rPr>
-              <w:t xml:space="preserve"> G</w:t>
+              <w:t>G</w:t>
             </w:r>
             <w:r>
               <w:rPr>
@@ -3306,7 +3298,6 @@
               <w:rPr>
                 <w:sz w:val="19"/>
               </w:rPr>
-              <w:t xml:space="preserve"> </w:t>
             </w:r>
             <w:r>
               <w:rPr>
@@ -3318,7 +3309,7 @@
               <w:rPr>
                 <w:sz w:val="19"/>
               </w:rPr>
-              <w:t xml:space="preserve"> b/a </w:t>
+              <w:t>b/a</w:t>
             </w:r>
             <w:r>
               <w:rPr>
@@ -3343,7 +3334,6 @@
               <w:rPr>
                 <w:sz w:val="19"/>
               </w:rPr>
-              <w:t xml:space="preserve"> </w:t>
             </w:r>
             <w:r>
               <w:rPr>
@@ -3355,7 +3345,7 @@
               <w:rPr>
                 <w:sz w:val="19"/>
               </w:rPr>
-              <w:t xml:space="preserve"> 12.6</w:t>
+              <w:t>12.6</w:t>
             </w:r>
             <w:r>
               <w:rPr>
@@ -3367,7 +3357,7 @@
               <w:rPr>
                 <w:sz w:val="19"/>
               </w:rPr>
-              <w:t xml:space="preserve">46.0 </w:t>
+              <w:t>46.0</w:t>
             </w:r>
             <w:r>
               <w:rPr>
@@ -3391,7 +3381,7 @@
               <w:rPr>
                 <w:sz w:val="19"/>
               </w:rPr>
-              <w:t xml:space="preserve">ρ </w:t>
+              <w:t>ρ</w:t>
             </w:r>
             <w:r>
               <w:rPr>
@@ -3403,7 +3393,7 @@
               <w:rPr>
                 <w:sz w:val="19"/>
               </w:rPr>
-              <w:t xml:space="preserve"> k</w:t>
+              <w:t>k</w:t>
             </w:r>
             <w:r>
               <w:rPr>
@@ -3415,7 +3405,7 @@
               <w:rPr>
                 <w:sz w:val="19"/>
               </w:rPr>
-              <w:t xml:space="preserve">ρ </w:t>
+              <w:t>ρ</w:t>
             </w:r>
             <w:r>
               <w:rPr>
@@ -3435,7 +3425,7 @@
                 <w:b/>
                 <w:sz w:val="19"/>
               </w:rPr>
-              <w:t xml:space="preserve">2. </w:t>
+              <w:t>2.</w:t>
             </w:r>
             <w:r>
               <w:rPr>
@@ -3454,7 +3444,7 @@
               <w:rPr>
                 <w:sz w:val="19"/>
               </w:rPr>
-              <w:t xml:space="preserve"> R</w:t>
+              <w:t>R</w:t>
             </w:r>
             <w:r>
               <w:rPr>
@@ -3467,7 +3457,6 @@
               <w:rPr>
                 <w:sz w:val="19"/>
               </w:rPr>
-              <w:t xml:space="preserve"> </w:t>
             </w:r>
             <w:r>
               <w:rPr>
@@ -3479,7 +3468,7 @@
               <w:rPr>
                 <w:sz w:val="19"/>
               </w:rPr>
-              <w:t xml:space="preserve"> 0.0682 </w:t>
+              <w:t>0.0682</w:t>
             </w:r>
             <w:r>
               <w:rPr>
@@ -3491,7 +3480,7 @@
               <w:rPr>
                 <w:sz w:val="19"/>
               </w:rPr>
-              <w:t xml:space="preserve"> 0.1524</w:t>
+              <w:t>0.1524</w:t>
             </w:r>
             <w:r>
               <w:rPr>
@@ -3515,7 +3504,7 @@
               <w:rPr>
                 <w:sz w:val="19"/>
               </w:rPr>
-              <w:t xml:space="preserve">T = 10 </w:t>
+              <w:t>T = 10</w:t>
             </w:r>
             <w:r>
               <w:rPr>
@@ -3527,7 +3516,7 @@
               <w:rPr>
                 <w:sz w:val="19"/>
               </w:rPr>
-              <w:t xml:space="preserve"> 65.8%</w:t>
+              <w:t>65.8%</w:t>
             </w:r>
             <w:r>
               <w:rPr>
@@ -3547,7 +3536,7 @@
                 <w:b/>
                 <w:sz w:val="19"/>
               </w:rPr>
-              <w:t xml:space="preserve">3. </w:t>
+              <w:t>3.</w:t>
             </w:r>
             <w:r>
               <w:rPr>
@@ -3566,7 +3555,7 @@
               <w:rPr>
                 <w:sz w:val="19"/>
               </w:rPr>
-              <w:t xml:space="preserve"> b </w:t>
+              <w:t>b</w:t>
             </w:r>
             <w:r>
               <w:rPr>
@@ -3578,7 +3567,7 @@
               <w:rPr>
                 <w:sz w:val="19"/>
               </w:rPr>
-              <w:t xml:space="preserve"> 95% </w:t>
+              <w:t>95%</w:t>
             </w:r>
             <w:r>
               <w:rPr>
@@ -3590,7 +3579,7 @@
               <w:rPr>
                 <w:sz w:val="19"/>
               </w:rPr>
-              <w:t xml:space="preserve"> 1.473</w:t>
+              <w:t>1.473</w:t>
             </w:r>
             <w:r>
               <w:rPr>
@@ -3614,7 +3603,7 @@
               <w:rPr>
                 <w:sz w:val="19"/>
               </w:rPr>
-              <w:t xml:space="preserve"> 8</w:t>
+              <w:t>8</w:t>
             </w:r>
             <w:r>
               <w:rPr>
@@ -3626,7 +3615,7 @@
               <w:rPr>
                 <w:sz w:val="19"/>
               </w:rPr>
-              <w:t xml:space="preserve">11 </w:t>
+              <w:t>11</w:t>
             </w:r>
             <w:r>
               <w:rPr>
@@ -3638,7 +3627,7 @@
               <w:rPr>
                 <w:sz w:val="19"/>
               </w:rPr>
-              <w:t xml:space="preserve"> wild cluster bootstrap</w:t>
+              <w:t>wild cluster bootstrap</w:t>
             </w:r>
             <w:r>
               <w:rPr>
@@ -3671,7 +3660,7 @@
                 <w:b/>
                 <w:sz w:val="19"/>
               </w:rPr>
-              <w:t xml:space="preserve">1. 2026 </w:t>
+              <w:t>1. 2026</w:t>
             </w:r>
             <w:r>
               <w:rPr>
@@ -3685,7 +3674,7 @@
                 <w:b/>
                 <w:sz w:val="19"/>
               </w:rPr>
-              <w:t xml:space="preserve"> 10 </w:t>
+              <w:t>10</w:t>
             </w:r>
             <w:r>
               <w:rPr>
@@ -3699,7 +3688,7 @@
                 <w:b/>
                 <w:sz w:val="19"/>
               </w:rPr>
-              <w:t xml:space="preserve">—11 </w:t>
+              <w:t>—11</w:t>
             </w:r>
             <w:r>
               <w:rPr>
@@ -3738,7 +3727,7 @@
                 <w:b/>
                 <w:sz w:val="19"/>
               </w:rPr>
-              <w:t xml:space="preserve">2. 2026 </w:t>
+              <w:t>2. 2026</w:t>
             </w:r>
             <w:r>
               <w:rPr>
@@ -3752,7 +3741,7 @@
                 <w:b/>
                 <w:sz w:val="19"/>
               </w:rPr>
-              <w:t xml:space="preserve"> 11 </w:t>
+              <w:t>11</w:t>
             </w:r>
             <w:r>
               <w:rPr>
@@ -3766,7 +3755,7 @@
                 <w:b/>
                 <w:sz w:val="19"/>
               </w:rPr>
-              <w:t xml:space="preserve">—12 </w:t>
+              <w:t>—12</w:t>
             </w:r>
             <w:r>
               <w:rPr>
@@ -3785,7 +3774,7 @@
               <w:rPr>
                 <w:sz w:val="19"/>
               </w:rPr>
-              <w:t xml:space="preserve"> FluSight </w:t>
+              <w:t>FluSight</w:t>
             </w:r>
             <w:r>
               <w:rPr>
@@ -3797,7 +3786,7 @@
               <w:rPr>
                 <w:sz w:val="19"/>
               </w:rPr>
-              <w:t xml:space="preserve"> COVID-19 </w:t>
+              <w:t>COVID-19</w:t>
             </w:r>
             <w:r>
               <w:rPr>
@@ -3809,7 +3798,6 @@
               <w:rPr>
                 <w:sz w:val="19"/>
               </w:rPr>
-              <w:lastRenderedPageBreak/>
               <w:t>稿。</w:t>
             </w:r>
           </w:p>
@@ -3824,7 +3812,7 @@
                 <w:b/>
                 <w:sz w:val="19"/>
               </w:rPr>
-              <w:t xml:space="preserve">3. 2026 </w:t>
+              <w:t>3. 2026</w:t>
             </w:r>
             <w:r>
               <w:rPr>
@@ -3838,7 +3826,7 @@
                 <w:b/>
                 <w:sz w:val="19"/>
               </w:rPr>
-              <w:t xml:space="preserve"> 12 </w:t>
+              <w:t>12</w:t>
             </w:r>
             <w:r>
               <w:rPr>
@@ -3852,7 +3840,7 @@
                 <w:b/>
                 <w:sz w:val="19"/>
               </w:rPr>
-              <w:t xml:space="preserve">—2027 </w:t>
+              <w:t>—2027</w:t>
             </w:r>
             <w:r>
               <w:rPr>
@@ -3866,7 +3854,7 @@
                 <w:b/>
                 <w:sz w:val="19"/>
               </w:rPr>
-              <w:t xml:space="preserve"> 1 </w:t>
+              <w:t>1</w:t>
             </w:r>
             <w:r>
               <w:rPr>
@@ -3893,7 +3881,7 @@
                 <w:b/>
                 <w:sz w:val="19"/>
               </w:rPr>
-              <w:t xml:space="preserve">4. 2027 </w:t>
+              <w:t>4. 2027</w:t>
             </w:r>
             <w:r>
               <w:rPr>
@@ -3907,7 +3895,7 @@
                 <w:b/>
                 <w:sz w:val="19"/>
               </w:rPr>
-              <w:t xml:space="preserve"> 2 </w:t>
+              <w:t>2</w:t>
             </w:r>
             <w:r>
               <w:rPr>
@@ -3921,7 +3909,7 @@
                 <w:b/>
                 <w:sz w:val="19"/>
               </w:rPr>
-              <w:t xml:space="preserve">—3 </w:t>
+              <w:t>—3</w:t>
             </w:r>
             <w:r>
               <w:rPr>
@@ -3948,7 +3936,7 @@
                 <w:b/>
                 <w:sz w:val="19"/>
               </w:rPr>
-              <w:t xml:space="preserve">5. 2027 </w:t>
+              <w:t>5. 2027</w:t>
             </w:r>
             <w:r>
               <w:rPr>
@@ -3962,7 +3950,7 @@
                 <w:b/>
                 <w:sz w:val="19"/>
               </w:rPr>
-              <w:t xml:space="preserve"> 4 </w:t>
+              <w:t>4</w:t>
             </w:r>
             <w:r>
               <w:rPr>

--- a/docs/中期报告_优化版.docx
+++ b/docs/中期报告_优化版.docx
@@ -1309,122 +1309,15 @@
           </w:tcPr>
           <w:p>
             <w:pPr>
-              <w:spacing w:after="40" w:line="276" w:lineRule="auto"/>
+              <w:spacing w:after="20" w:line="276" w:lineRule="auto" w:before="0"/>
               <w:jc w:val="left"/>
             </w:pPr>
             <w:r>
               <w:rPr>
-                <w:sz w:val="18"/>
-              </w:rPr>
-              <w:t>原开题题目为《基于实际数据校正的</w:t>
-            </w:r>
-            <w:r>
-              <w:rPr>
-                <w:sz w:val="18"/>
-              </w:rPr>
-              <w:t>COVID-19</w:t>
-            </w:r>
-            <w:r>
-              <w:rPr>
-                <w:sz w:val="18"/>
-              </w:rPr>
-              <w:t>多维控制策略研究》。开题后，研究聚焦于公共卫生监测中的一个统计问题：病例监测规模持续扩大时，短期预测精度的改善逐渐放缓并趋于平台。课题据此由单一病种的控制策略评估，转向病例监测规模的推断收益边界这一更具一般性的统计推断问题：以负二项分支过程刻画个体超传播、以二项抽稀刻画不完全报告，区分当期再生数与跨期平均水平两个估计目标，以美国</w:t>
-            </w:r>
-            <w:r>
-              <w:rPr>
-                <w:sz w:val="18"/>
-              </w:rPr>
-              <w:t>CDC NHSN 51</w:t>
-            </w:r>
-            <w:r>
-              <w:rPr>
-                <w:sz w:val="18"/>
-              </w:rPr>
-              <w:t>个辖区</w:t>
-            </w:r>
-            <w:r>
-              <w:rPr>
-                <w:sz w:val="18"/>
-              </w:rPr>
-              <w:t>2020</w:t>
-            </w:r>
-            <w:r>
-              <w:rPr>
-                <w:sz w:val="18"/>
-              </w:rPr>
-              <w:t>年</w:t>
-            </w:r>
-            <w:r>
-              <w:rPr>
-                <w:sz w:val="18"/>
-              </w:rPr>
-              <w:t>10</w:t>
-            </w:r>
-            <w:r>
-              <w:rPr>
-                <w:sz w:val="18"/>
-              </w:rPr>
-              <w:t>月至</w:t>
-            </w:r>
-            <w:r>
-              <w:rPr>
-                <w:sz w:val="18"/>
-              </w:rPr>
-              <w:t>2026</w:t>
-            </w:r>
-            <w:r>
-              <w:rPr>
-                <w:sz w:val="18"/>
-              </w:rPr>
-              <w:t>年</w:t>
-            </w:r>
-            <w:r>
-              <w:rPr>
-                <w:sz w:val="18"/>
-              </w:rPr>
-              <w:t>9</w:t>
-            </w:r>
-            <w:r>
-              <w:rPr>
-                <w:sz w:val="18"/>
-              </w:rPr>
-              <w:t>月的周度流感住院数据开展实证检验，并以</w:t>
-            </w:r>
-            <w:r>
-              <w:rPr>
-                <w:sz w:val="18"/>
-              </w:rPr>
-              <w:t>CDC FluSight</w:t>
-            </w:r>
-            <w:r>
-              <w:rPr>
-                <w:sz w:val="18"/>
-              </w:rPr>
-              <w:t>集成预测与欧洲</w:t>
-            </w:r>
-            <w:r>
-              <w:rPr>
-                <w:sz w:val="18"/>
-              </w:rPr>
-              <w:t>11</w:t>
-            </w:r>
-            <w:r>
-              <w:rPr>
-                <w:sz w:val="18"/>
-              </w:rPr>
-              <w:t>国</w:t>
-            </w:r>
-            <w:r>
-              <w:rPr>
-                <w:sz w:val="18"/>
-              </w:rPr>
-              <w:t>COVID-19</w:t>
-            </w:r>
-            <w:r>
-              <w:rPr>
-                <w:sz w:val="18"/>
-              </w:rPr>
-              <w:t>早期监测数据作外部对照。经与导师讨论论证，题目变更为现题目。</w:t>
+                <w:b w:val="0"/>
+                <w:sz w:val="18"/>
+              </w:rPr>
+              <w:t>原开题题目为《基于实际数据校正的COVID-19多维控制策略研究》。开题后，研究聚焦于传染病监测中“病例规模扩大而短期预测精度趋于平台”的一般性统计推断问题，从单一病种控制策略评估转向病例监测规模推断收益边界研究：以负二项传播与二项报告模型推导理论确界，并结合全美流感与多病种数据开展实证检验。经导师论证，变更为现题目。</w:t>
             </w:r>
           </w:p>
         </w:tc>
@@ -1464,760 +1357,760 @@
           </w:tcPr>
           <w:p>
             <w:pPr>
-              <w:spacing w:after="40" w:line="276" w:lineRule="auto"/>
+              <w:spacing w:after="40" w:line="276" w:lineRule="auto" w:before="0"/>
               <w:jc w:val="left"/>
             </w:pPr>
             <w:r>
               <w:rPr>
-                <w:sz w:val="19"/>
+                <w:sz w:val="18"/>
               </w:rPr>
               <w:t xml:space="preserve">    </w:t>
             </w:r>
             <w:r>
               <w:rPr>
-                <w:sz w:val="19"/>
+                <w:sz w:val="18"/>
               </w:rPr>
               <w:t>本论文针对传染病监测中</w:t>
             </w:r>
             <w:r>
               <w:rPr>
-                <w:sz w:val="19"/>
+                <w:sz w:val="18"/>
               </w:rPr>
               <w:t>“</w:t>
             </w:r>
             <w:r>
               <w:rPr>
-                <w:sz w:val="19"/>
+                <w:sz w:val="18"/>
               </w:rPr>
               <w:t>病例规模扩大而短期预测精度趋于平台</w:t>
             </w:r>
             <w:r>
               <w:rPr>
-                <w:sz w:val="19"/>
+                <w:sz w:val="18"/>
               </w:rPr>
               <w:t>”</w:t>
             </w:r>
             <w:r>
               <w:rPr>
-                <w:sz w:val="19"/>
+                <w:sz w:val="18"/>
               </w:rPr>
               <w:t>的统计推断问题，以负二项分支过程刻画个体超传播、以二项抽稀刻画不完全报告，构建两层随机模型，研究病例规模在什么量级后继续扩大的精度收益明显变小、这一边界由哪些随机性来源决定，以及监测资源应如何配置。主要研究内容包括：</w:t>
             </w:r>
           </w:p>
           <w:p>
             <w:pPr>
-              <w:spacing w:after="40" w:line="276" w:lineRule="auto"/>
+              <w:spacing w:after="40" w:line="276" w:lineRule="auto" w:before="0"/>
               <w:ind w:left="173"/>
               <w:jc w:val="left"/>
             </w:pPr>
             <w:r>
               <w:rPr>
                 <w:b/>
-                <w:sz w:val="19"/>
+                <w:sz w:val="18"/>
               </w:rPr>
               <w:t>1.</w:t>
             </w:r>
             <w:r>
               <w:rPr>
                 <w:b/>
-                <w:sz w:val="19"/>
+                <w:sz w:val="18"/>
               </w:rPr>
               <w:t>传播</w:t>
             </w:r>
             <w:r>
               <w:rPr>
                 <w:b/>
-                <w:sz w:val="19"/>
+                <w:sz w:val="18"/>
               </w:rPr>
               <w:t>—</w:t>
             </w:r>
             <w:r>
               <w:rPr>
                 <w:b/>
-                <w:sz w:val="19"/>
+                <w:sz w:val="18"/>
               </w:rPr>
               <w:t>报告两层随机模型构建：</w:t>
             </w:r>
             <w:r>
               <w:rPr>
-                <w:sz w:val="19"/>
+                <w:sz w:val="18"/>
               </w:rPr>
               <w:t>以</w:t>
             </w:r>
             <w:r>
               <w:rPr>
-                <w:sz w:val="19"/>
+                <w:sz w:val="18"/>
               </w:rPr>
               <w:t>Galton–Watson</w:t>
             </w:r>
             <w:r>
               <w:rPr>
-                <w:sz w:val="19"/>
+                <w:sz w:val="18"/>
               </w:rPr>
               <w:t>分支过程为基础，采用</w:t>
             </w:r>
             <w:r>
               <w:rPr>
-                <w:sz w:val="19"/>
+                <w:sz w:val="18"/>
               </w:rPr>
               <w:t>Gamma</w:t>
             </w:r>
             <w:r>
               <w:rPr>
-                <w:sz w:val="19"/>
+                <w:sz w:val="18"/>
               </w:rPr>
               <w:t>混合泊松分布（即负二项分布，离散参数</w:t>
             </w:r>
             <w:r>
               <w:rPr>
-                <w:sz w:val="19"/>
+                <w:sz w:val="18"/>
               </w:rPr>
               <w:t>k</w:t>
             </w:r>
             <w:r>
               <w:rPr>
-                <w:sz w:val="19"/>
+                <w:sz w:val="18"/>
               </w:rPr>
               <w:t>）刻画个体超传播，以二项抽样</w:t>
             </w:r>
             <w:r>
               <w:rPr>
-                <w:sz w:val="19"/>
+                <w:sz w:val="18"/>
               </w:rPr>
               <w:t>Binomial(I</w:t>
             </w:r>
             <w:r>
               <w:rPr>
-                <w:sz w:val="19"/>
+                <w:sz w:val="18"/>
                 <w:vertAlign w:val="subscript"/>
               </w:rPr>
               <w:t>t</w:t>
             </w:r>
             <w:r>
               <w:rPr>
-                <w:sz w:val="19"/>
+                <w:sz w:val="18"/>
               </w:rPr>
               <w:t>, ρ)</w:t>
             </w:r>
             <w:r>
               <w:rPr>
-                <w:sz w:val="19"/>
+                <w:sz w:val="18"/>
               </w:rPr>
               <w:t>刻画不完全报告，利用概率母函数复合证明报告病例数在二项抽稀下仍服从负二项分布（分布族封闭性），为后续推断提供精确似然。</w:t>
             </w:r>
           </w:p>
           <w:p>
             <w:pPr>
-              <w:spacing w:after="40" w:line="276" w:lineRule="auto"/>
+              <w:spacing w:after="40" w:line="276" w:lineRule="auto" w:before="0"/>
               <w:ind w:left="173"/>
               <w:jc w:val="left"/>
             </w:pPr>
             <w:r>
               <w:rPr>
                 <w:b/>
-                <w:sz w:val="19"/>
+                <w:sz w:val="18"/>
               </w:rPr>
               <w:t>2.</w:t>
             </w:r>
             <w:r>
               <w:rPr>
                 <w:b/>
-                <w:sz w:val="19"/>
+                <w:sz w:val="18"/>
               </w:rPr>
               <w:t>两个估计目标的方差结构与交叉点：</w:t>
             </w:r>
             <w:r>
               <w:rPr>
-                <w:sz w:val="19"/>
+                <w:sz w:val="18"/>
               </w:rPr>
               <w:t>区分当期再生数</w:t>
             </w:r>
             <w:r>
               <w:rPr>
-                <w:sz w:val="19"/>
+                <w:sz w:val="18"/>
               </w:rPr>
               <w:t>R</w:t>
             </w:r>
             <w:r>
               <w:rPr>
-                <w:sz w:val="19"/>
+                <w:sz w:val="18"/>
                 <w:vertAlign w:val="subscript"/>
               </w:rPr>
               <w:t>t</w:t>
             </w:r>
             <w:r>
               <w:rPr>
-                <w:sz w:val="19"/>
+                <w:sz w:val="18"/>
               </w:rPr>
               <w:t>（目标</w:t>
             </w:r>
             <w:r>
               <w:rPr>
-                <w:sz w:val="19"/>
+                <w:sz w:val="18"/>
               </w:rPr>
               <w:t>Ⅰ</w:t>
             </w:r>
             <w:r>
               <w:rPr>
-                <w:sz w:val="19"/>
+                <w:sz w:val="18"/>
               </w:rPr>
               <w:t>）与跨期平均水平</w:t>
             </w:r>
             <w:r>
               <w:rPr>
-                <w:sz w:val="19"/>
+                <w:sz w:val="18"/>
               </w:rPr>
               <w:t>R̄</w:t>
             </w:r>
             <w:r>
               <w:rPr>
-                <w:sz w:val="19"/>
+                <w:sz w:val="18"/>
               </w:rPr>
               <w:t>（目标</w:t>
             </w:r>
             <w:r>
               <w:rPr>
-                <w:sz w:val="19"/>
+                <w:sz w:val="18"/>
               </w:rPr>
               <w:t>Ⅱ</w:t>
             </w:r>
             <w:r>
               <w:rPr>
-                <w:sz w:val="19"/>
+                <w:sz w:val="18"/>
               </w:rPr>
               <w:t>）。证明目标</w:t>
             </w:r>
             <w:r>
               <w:rPr>
-                <w:sz w:val="19"/>
+                <w:sz w:val="18"/>
               </w:rPr>
               <w:t>Ⅰ</w:t>
             </w:r>
             <w:r>
               <w:rPr>
-                <w:sz w:val="19"/>
+                <w:sz w:val="18"/>
               </w:rPr>
               <w:t>的估计量</w:t>
             </w:r>
             <w:r>
               <w:rPr>
-                <w:sz w:val="19"/>
+                <w:sz w:val="18"/>
               </w:rPr>
               <w:t>C</w:t>
             </w:r>
             <w:r>
               <w:rPr>
-                <w:sz w:val="19"/>
+                <w:sz w:val="18"/>
                 <w:vertAlign w:val="subscript"/>
               </w:rPr>
               <w:t>t</w:t>
             </w:r>
             <w:r>
               <w:rPr>
-                <w:sz w:val="19"/>
+                <w:sz w:val="18"/>
               </w:rPr>
               <w:t>/(ρn)</w:t>
             </w:r>
             <w:r>
               <w:rPr>
-                <w:sz w:val="19"/>
+                <w:sz w:val="18"/>
               </w:rPr>
               <w:t>无偏且在任意有限规模下达到</w:t>
             </w:r>
             <w:r>
               <w:rPr>
-                <w:sz w:val="19"/>
+                <w:sz w:val="18"/>
               </w:rPr>
               <w:t>Cramér–Rao</w:t>
             </w:r>
             <w:r>
               <w:rPr>
-                <w:sz w:val="19"/>
+                <w:sz w:val="18"/>
               </w:rPr>
               <w:t>下界（为</w:t>
             </w:r>
             <w:r>
               <w:rPr>
-                <w:sz w:val="19"/>
+                <w:sz w:val="18"/>
               </w:rPr>
               <w:t>UMVUE</w:t>
             </w:r>
             <w:r>
               <w:rPr>
-                <w:sz w:val="19"/>
+                <w:sz w:val="18"/>
               </w:rPr>
               <w:t>），方差随规模趋于零；目标</w:t>
             </w:r>
             <w:r>
               <w:rPr>
-                <w:sz w:val="19"/>
+                <w:sz w:val="18"/>
               </w:rPr>
               <w:t>Ⅱ</w:t>
             </w:r>
             <w:r>
               <w:rPr>
-                <w:sz w:val="19"/>
+                <w:sz w:val="18"/>
               </w:rPr>
               <w:t>的方差为</w:t>
             </w:r>
             <w:r>
               <w:rPr>
-                <w:sz w:val="19"/>
+                <w:sz w:val="18"/>
               </w:rPr>
               <w:t>V(m) = v</w:t>
             </w:r>
             <w:r>
               <w:rPr>
-                <w:sz w:val="19"/>
+                <w:sz w:val="18"/>
                 <w:vertAlign w:val="subscript"/>
               </w:rPr>
               <w:t>R</w:t>
             </w:r>
             <w:r>
               <w:rPr>
-                <w:sz w:val="19"/>
+                <w:sz w:val="18"/>
               </w:rPr>
               <w:t xml:space="preserve"> + A/m</w:t>
             </w:r>
             <w:r>
               <w:rPr>
-                <w:sz w:val="19"/>
+                <w:sz w:val="18"/>
               </w:rPr>
               <w:t>，环境方差</w:t>
             </w:r>
             <w:r>
               <w:rPr>
-                <w:sz w:val="19"/>
+                <w:sz w:val="18"/>
               </w:rPr>
               <w:t>v</w:t>
             </w:r>
             <w:r>
               <w:rPr>
-                <w:sz w:val="19"/>
+                <w:sz w:val="18"/>
                 <w:vertAlign w:val="subscript"/>
               </w:rPr>
               <w:t>R</w:t>
             </w:r>
             <w:r>
               <w:rPr>
-                <w:sz w:val="19"/>
-              </w:rPr>
-            </w:r>
-            <w:r>
-              <w:rPr>
-                <w:sz w:val="19"/>
+                <w:sz w:val="18"/>
+              </w:rPr>
+            </w:r>
+            <w:r>
+              <w:rPr>
+                <w:sz w:val="18"/>
               </w:rPr>
               <w:t>不随规模消失，两项相等处定义交叉点</w:t>
             </w:r>
             <w:r>
               <w:rPr>
-                <w:sz w:val="19"/>
+                <w:sz w:val="18"/>
               </w:rPr>
               <w:t>m</w:t>
             </w:r>
             <w:r>
               <w:rPr>
-                <w:sz w:val="19"/>
+                <w:sz w:val="18"/>
                 <w:vertAlign w:val="subscript"/>
               </w:rPr>
               <w:t>×</w:t>
             </w:r>
             <w:r>
               <w:rPr>
-                <w:sz w:val="19"/>
+                <w:sz w:val="18"/>
               </w:rPr>
               <w:t xml:space="preserve"> = A/v</w:t>
             </w:r>
             <w:r>
               <w:rPr>
-                <w:sz w:val="19"/>
+                <w:sz w:val="18"/>
                 <w:vertAlign w:val="subscript"/>
               </w:rPr>
               <w:t>R</w:t>
             </w:r>
             <w:r>
               <w:rPr>
-                <w:sz w:val="19"/>
+                <w:sz w:val="18"/>
               </w:rPr>
               <w:t>，到达交叉点后规模翻倍方差只降</w:t>
             </w:r>
             <w:r>
               <w:rPr>
-                <w:sz w:val="19"/>
+                <w:sz w:val="18"/>
               </w:rPr>
               <w:t>25%</w:t>
             </w:r>
             <w:r>
               <w:rPr>
-                <w:sz w:val="19"/>
+                <w:sz w:val="18"/>
               </w:rPr>
               <w:t>；并推出扩大覆盖面与提高报告率的效果之比</w:t>
             </w:r>
             <w:r>
               <w:rPr>
-                <w:sz w:val="19"/>
+                <w:sz w:val="18"/>
               </w:rPr>
               <w:t>A/R̄</w:t>
             </w:r>
             <w:r>
               <w:rPr>
-                <w:sz w:val="19"/>
+                <w:sz w:val="18"/>
               </w:rPr>
               <w:t>、多期预算下的最优单期规模与小规模精确增长检验。</w:t>
             </w:r>
           </w:p>
           <w:p>
             <w:pPr>
-              <w:spacing w:after="40" w:line="276" w:lineRule="auto"/>
+              <w:spacing w:after="40" w:line="276" w:lineRule="auto" w:before="0"/>
               <w:ind w:left="173"/>
               <w:jc w:val="left"/>
             </w:pPr>
             <w:r>
               <w:rPr>
                 <w:b/>
-                <w:sz w:val="19"/>
+                <w:sz w:val="18"/>
               </w:rPr>
               <w:t>3.</w:t>
             </w:r>
             <w:r>
               <w:rPr>
                 <w:b/>
-                <w:sz w:val="19"/>
+                <w:sz w:val="18"/>
               </w:rPr>
               <w:t>美国</w:t>
             </w:r>
             <w:r>
               <w:rPr>
                 <w:b/>
-                <w:sz w:val="19"/>
+                <w:sz w:val="18"/>
               </w:rPr>
               <w:t>CDC NHSN</w:t>
             </w:r>
             <w:r>
               <w:rPr>
                 <w:b/>
-                <w:sz w:val="19"/>
+                <w:sz w:val="18"/>
               </w:rPr>
               <w:t>流感住院数据实证检验：</w:t>
             </w:r>
             <w:r>
               <w:rPr>
-                <w:sz w:val="19"/>
+                <w:sz w:val="18"/>
               </w:rPr>
               <w:t>采用</w:t>
             </w:r>
             <w:r>
               <w:rPr>
-                <w:sz w:val="19"/>
+                <w:sz w:val="18"/>
               </w:rPr>
               <w:t>51</w:t>
             </w:r>
             <w:r>
               <w:rPr>
-                <w:sz w:val="19"/>
+                <w:sz w:val="18"/>
               </w:rPr>
               <w:t>个辖区（</w:t>
             </w:r>
             <w:r>
               <w:rPr>
-                <w:sz w:val="19"/>
+                <w:sz w:val="18"/>
               </w:rPr>
               <w:t>50</w:t>
             </w:r>
             <w:r>
               <w:rPr>
-                <w:sz w:val="19"/>
+                <w:sz w:val="18"/>
               </w:rPr>
               <w:t>个州及华盛顿特区）</w:t>
             </w:r>
             <w:r>
               <w:rPr>
-                <w:sz w:val="19"/>
+                <w:sz w:val="18"/>
               </w:rPr>
               <w:t>2020</w:t>
             </w:r>
             <w:r>
               <w:rPr>
-                <w:sz w:val="19"/>
+                <w:sz w:val="18"/>
               </w:rPr>
               <w:t>年</w:t>
             </w:r>
             <w:r>
               <w:rPr>
-                <w:sz w:val="19"/>
+                <w:sz w:val="18"/>
               </w:rPr>
               <w:t>10</w:t>
             </w:r>
             <w:r>
               <w:rPr>
-                <w:sz w:val="19"/>
+                <w:sz w:val="18"/>
               </w:rPr>
               <w:t>月至</w:t>
             </w:r>
             <w:r>
               <w:rPr>
-                <w:sz w:val="19"/>
+                <w:sz w:val="18"/>
               </w:rPr>
               <w:t>2026</w:t>
             </w:r>
             <w:r>
               <w:rPr>
-                <w:sz w:val="19"/>
+                <w:sz w:val="18"/>
               </w:rPr>
               <w:t>年</w:t>
             </w:r>
             <w:r>
               <w:rPr>
-                <w:sz w:val="19"/>
+                <w:sz w:val="18"/>
               </w:rPr>
               <w:t>9</w:t>
             </w:r>
             <w:r>
               <w:rPr>
-                <w:sz w:val="19"/>
+                <w:sz w:val="18"/>
               </w:rPr>
               <w:t>月的周度流感住院数据（</w:t>
             </w:r>
             <w:r>
               <w:rPr>
-                <w:sz w:val="19"/>
+                <w:sz w:val="18"/>
               </w:rPr>
               <w:t>16,218</w:t>
             </w:r>
             <w:r>
               <w:rPr>
-                <w:sz w:val="19"/>
+                <w:sz w:val="18"/>
               </w:rPr>
               <w:t>个州周，其中</w:t>
             </w:r>
             <w:r>
               <w:rPr>
-                <w:sz w:val="19"/>
+                <w:sz w:val="18"/>
               </w:rPr>
               <w:t>D</w:t>
             </w:r>
             <w:r>
               <w:rPr>
-                <w:sz w:val="19"/>
+                <w:sz w:val="18"/>
                 <w:vertAlign w:val="subscript"/>
               </w:rPr>
               <w:t>t</w:t>
             </w:r>
             <w:r>
               <w:rPr>
-                <w:sz w:val="19"/>
+                <w:sz w:val="18"/>
               </w:rPr>
               <w:t xml:space="preserve"> ≥ 5</w:t>
             </w:r>
             <w:r>
               <w:rPr>
-                <w:sz w:val="19"/>
+                <w:sz w:val="18"/>
               </w:rPr>
               <w:t>的有效观测</w:t>
             </w:r>
             <w:r>
               <w:rPr>
-                <w:sz w:val="19"/>
+                <w:sz w:val="18"/>
               </w:rPr>
               <w:t>10,303</w:t>
             </w:r>
             <w:r>
               <w:rPr>
-                <w:sz w:val="19"/>
+                <w:sz w:val="18"/>
               </w:rPr>
               <w:t>个），以</w:t>
             </w:r>
             <w:r>
               <w:rPr>
-                <w:sz w:val="19"/>
+                <w:sz w:val="18"/>
               </w:rPr>
               <w:t>FGLS</w:t>
             </w:r>
             <w:r>
               <w:rPr>
-                <w:sz w:val="19"/>
+                <w:sz w:val="18"/>
               </w:rPr>
               <w:t>拟合单步预测误差的形状</w:t>
             </w:r>
             <w:r>
               <w:rPr>
-                <w:sz w:val="19"/>
+                <w:sz w:val="18"/>
               </w:rPr>
               <w:t>a + b/D</w:t>
             </w:r>
             <w:r>
               <w:rPr>
-                <w:sz w:val="19"/>
+                <w:sz w:val="18"/>
                 <w:vertAlign w:val="subscript"/>
               </w:rPr>
               <w:t>t</w:t>
             </w:r>
             <w:r>
               <w:rPr>
-                <w:sz w:val="19"/>
+                <w:sz w:val="18"/>
               </w:rPr>
               <w:t>，按州聚类重抽构造区间；分析滞后权重带来的分母噪声、达峰期的基准偏移与填报制度变化；以替代性滞后测度、事前基准、时变基准与空间汇总检验稳健性。</w:t>
             </w:r>
           </w:p>
           <w:p>
             <w:pPr>
-              <w:spacing w:after="40" w:line="276" w:lineRule="auto"/>
+              <w:spacing w:after="40" w:line="276" w:lineRule="auto" w:before="0"/>
               <w:ind w:left="173"/>
               <w:jc w:val="left"/>
             </w:pPr>
             <w:r>
               <w:rPr>
                 <w:b/>
-                <w:sz w:val="19"/>
+                <w:sz w:val="18"/>
               </w:rPr>
               <w:t>4.</w:t>
             </w:r>
             <w:r>
               <w:rPr>
                 <w:b/>
-                <w:sz w:val="19"/>
+                <w:sz w:val="18"/>
               </w:rPr>
               <w:t>外部对照与监测资源配置：</w:t>
             </w:r>
             <w:r>
               <w:rPr>
-                <w:sz w:val="19"/>
+                <w:sz w:val="18"/>
               </w:rPr>
               <w:t>以</w:t>
             </w:r>
             <w:r>
               <w:rPr>
-                <w:sz w:val="19"/>
+                <w:sz w:val="18"/>
               </w:rPr>
               <w:t>CDC FluSight 2022—2023</w:t>
             </w:r>
             <w:r>
               <w:rPr>
-                <w:sz w:val="19"/>
+                <w:sz w:val="18"/>
               </w:rPr>
               <w:t>季集成预测与欧洲</w:t>
             </w:r>
             <w:r>
               <w:rPr>
-                <w:sz w:val="19"/>
+                <w:sz w:val="18"/>
               </w:rPr>
               <w:t>11</w:t>
             </w:r>
             <w:r>
               <w:rPr>
-                <w:sz w:val="19"/>
+                <w:sz w:val="18"/>
               </w:rPr>
               <w:t>国</w:t>
             </w:r>
             <w:r>
               <w:rPr>
-                <w:sz w:val="19"/>
+                <w:sz w:val="18"/>
               </w:rPr>
               <w:t>COVID-19</w:t>
             </w:r>
             <w:r>
               <w:rPr>
-                <w:sz w:val="19"/>
+                <w:sz w:val="18"/>
               </w:rPr>
               <w:t>早期序列，检验规模项在其他预测方法与病种中的方向和交叉点量级；在固定成本与边际成本构成的预算约束下，推导观测期数</w:t>
             </w:r>
             <w:r>
               <w:rPr>
-                <w:sz w:val="19"/>
+                <w:sz w:val="18"/>
               </w:rPr>
               <w:t>T</w:t>
             </w:r>
             <w:r>
               <w:rPr>
-                <w:sz w:val="19"/>
+                <w:sz w:val="18"/>
               </w:rPr>
               <w:t>与单期规模</w:t>
             </w:r>
             <w:r>
               <w:rPr>
-                <w:sz w:val="19"/>
+                <w:sz w:val="18"/>
               </w:rPr>
               <w:t>m</w:t>
             </w:r>
             <w:r>
               <w:rPr>
-                <w:sz w:val="19"/>
+                <w:sz w:val="18"/>
               </w:rPr>
               <w:t>的最优配置</w:t>
             </w:r>
             <w:r>
               <w:rPr>
-                <w:sz w:val="19"/>
+                <w:sz w:val="18"/>
               </w:rPr>
               <w:t>m</w:t>
             </w:r>
             <w:r>
               <w:rPr>
-                <w:sz w:val="19"/>
+                <w:sz w:val="18"/>
                 <w:vertAlign w:val="superscript"/>
               </w:rPr>
               <w:t>*</w:t>
             </w:r>
             <w:r>
               <w:rPr>
-                <w:sz w:val="19"/>
+                <w:sz w:val="18"/>
               </w:rPr>
               <w:t xml:space="preserve"> = √(c</w:t>
             </w:r>
             <w:r>
               <w:rPr>
-                <w:sz w:val="19"/>
+                <w:sz w:val="18"/>
                 <w:vertAlign w:val="subscript"/>
               </w:rPr>
               <w:t>0</w:t>
             </w:r>
             <w:r>
               <w:rPr>
-                <w:sz w:val="19"/>
+                <w:sz w:val="18"/>
               </w:rPr>
               <w:t>m</w:t>
             </w:r>
             <w:r>
               <w:rPr>
-                <w:sz w:val="19"/>
+                <w:sz w:val="18"/>
                 <w:vertAlign w:val="subscript"/>
               </w:rPr>
               <w:t>×</w:t>
             </w:r>
             <w:r>
               <w:rPr>
-                <w:sz w:val="19"/>
+                <w:sz w:val="18"/>
               </w:rPr>
               <w:t>/c</w:t>
             </w:r>
             <w:r>
               <w:rPr>
-                <w:sz w:val="19"/>
+                <w:sz w:val="18"/>
                 <w:vertAlign w:val="subscript"/>
               </w:rPr>
               <w:t>1</w:t>
             </w:r>
             <w:r>
               <w:rPr>
-                <w:sz w:val="19"/>
+                <w:sz w:val="18"/>
               </w:rPr>
               <w:t>)</w:t>
             </w:r>
             <w:r>
               <w:rPr>
-                <w:sz w:val="19"/>
+                <w:sz w:val="18"/>
               </w:rPr>
               <w:t>，并说明其与</w:t>
             </w:r>
             <w:r>
               <w:rPr>
-                <w:sz w:val="19"/>
+                <w:sz w:val="18"/>
               </w:rPr>
               <w:t>Cochran</w:t>
             </w:r>
             <w:r>
               <w:rPr>
-                <w:sz w:val="19"/>
+                <w:sz w:val="18"/>
               </w:rPr>
               <w:t>两阶段抽样费用分配模型的对应关系。</w:t>
             </w:r>
@@ -2235,993 +2128,175 @@
           </w:tcPr>
           <w:p>
             <w:pPr>
+              <w:spacing w:before="20" w:after="40" w:line="276" w:lineRule="auto"/>
+              <w:jc w:val="left"/>
+            </w:pPr>
+            <w:r>
+              <w:rPr>
+                <w:b/>
+                <w:sz w:val="18"/>
+              </w:rPr>
+              <w:t>一、已完成的学位论文研究内容：</w:t>
+            </w:r>
+          </w:p>
+          <w:p>
+            <w:pPr>
+              <w:spacing w:after="40" w:line="276" w:lineRule="auto" w:before="0"/>
+              <w:ind w:left="173"/>
+              <w:jc w:val="left"/>
+            </w:pPr>
+            <w:r>
+              <w:rPr>
+                <w:b/>
+                <w:sz w:val="18"/>
+              </w:rPr>
+              <w:t>1.已完成第一至四章初稿（完成度100%，共25,807字）：</w:t>
+            </w:r>
+            <w:r>
+              <w:rPr>
+                <w:b w:val="0"/>
+                <w:sz w:val="18"/>
+              </w:rPr>
+              <w:t>完成绪论、综述、两层模型构建与封闭性证明；推导并证明命题3.1～3.3、命题4.1～4.2与推论4.1，确立当期Rt与跨期平均R̄方差确界、特征交叉点m× = A/vR及两阶段抽样同构最优规模m*。</w:t>
+            </w:r>
+          </w:p>
+          <w:p>
+            <w:pPr>
+              <w:spacing w:after="40" w:line="276" w:lineRule="auto" w:before="0"/>
+              <w:ind w:left="173"/>
+              <w:jc w:val="left"/>
+            </w:pPr>
+            <w:r>
+              <w:rPr>
+                <w:b/>
+                <w:sz w:val="18"/>
+              </w:rPr>
+              <w:t>2.已完成理论数值核验与更新过程仿真（完成度100%）：</w:t>
+            </w:r>
+            <w:r>
+              <w:rPr>
+                <w:b w:val="0"/>
+                <w:sz w:val="18"/>
+              </w:rPr>
+              <w:t>10个规模模拟方差与CRLB比值为0.98～1.02；负二项精确计算揭示小样本正态Wald检验实际水平升至7.81%～10.40%的过检缺陷；完成8档初始规模更新过程仿真，证实单代公式为参照曲线。</w:t>
+            </w:r>
+          </w:p>
+          <w:p>
+            <w:pPr>
+              <w:spacing w:after="40" w:line="276" w:lineRule="auto" w:before="0"/>
+              <w:ind w:left="173"/>
+              <w:jc w:val="left"/>
+            </w:pPr>
+            <w:r>
+              <w:rPr>
+                <w:b/>
+                <w:sz w:val="18"/>
+              </w:rPr>
+              <w:t>3.已完成第五章（流感住院实证）基准回归（完成度约85%，初稿7,883字）：</w:t>
+            </w:r>
+            <w:r>
+              <w:rPr>
+                <w:b w:val="0"/>
+                <w:sz w:val="18"/>
+              </w:rPr>
+              <w:t>完成全美NHSN 16,218个州周数据清洗与初期FGLS拟合，估计得a = 0.0991, b = 2.2434，经验交叉点m× ≈ 22.6例/周；完成达峰期88.9%均值漂移分解与式(5.4)分母噪声Delta展开，正补充亚型敏感性检验。</w:t>
+            </w:r>
+          </w:p>
+          <w:p>
+            <w:pPr>
+              <w:spacing w:after="40" w:line="276" w:lineRule="auto" w:before="0"/>
+              <w:ind w:left="173"/>
+              <w:jc w:val="left"/>
+            </w:pPr>
+            <w:r>
+              <w:rPr>
+                <w:b/>
+                <w:sz w:val="18"/>
+              </w:rPr>
+              <w:t>4.正在推进第六、七章初稿撰写（完成度约35%）：</w:t>
+            </w:r>
+            <w:r>
+              <w:rPr>
+                <w:b w:val="0"/>
+                <w:sz w:val="18"/>
+              </w:rPr>
+              <w:t>完成滞后2SLS、事前基准、Cori滑动窗基准计算，以及FluSight与欧洲COVID-19数据初步拟合；第七章完成结论框架，正结合疾控哨点运维成本参数深化资源优化初稿。</w:t>
+            </w:r>
+          </w:p>
+          <w:p>
+            <w:pPr>
               <w:spacing w:before="40" w:after="40" w:line="276" w:lineRule="auto"/>
               <w:jc w:val="left"/>
             </w:pPr>
             <w:r>
               <w:rPr>
                 <w:b/>
-                <w:sz w:val="21"/>
-              </w:rPr>
-              <w:t>一、已完成的学位论文研究内容：</w:t>
-            </w:r>
-          </w:p>
-          <w:p>
-            <w:pPr>
-              <w:spacing w:after="40" w:line="276" w:lineRule="auto"/>
+                <w:sz w:val="18"/>
+              </w:rPr>
+              <w:t>二、所取得的阶段性成果：</w:t>
+            </w:r>
+          </w:p>
+          <w:p>
+            <w:pPr>
+              <w:spacing w:after="40" w:line="276" w:lineRule="auto" w:before="0"/>
               <w:ind w:left="173"/>
               <w:jc w:val="left"/>
             </w:pPr>
             <w:r>
               <w:rPr>
                 <w:b/>
-                <w:sz w:val="19"/>
-              </w:rPr>
-              <w:t>1.</w:t>
-            </w:r>
-            <w:r>
-              <w:rPr>
-                <w:b/>
-                <w:sz w:val="19"/>
-              </w:rPr>
-              <w:t>已完成第一至四章初稿：</w:t>
-            </w:r>
-            <w:r>
-              <w:rPr>
-                <w:sz w:val="19"/>
-              </w:rPr>
-              <w:t>完成绪论、文献综述、两层模型构建与分布族封闭性证明；严格推导并证明命题</w:t>
-            </w:r>
-            <w:r>
-              <w:rPr>
-                <w:sz w:val="19"/>
-              </w:rPr>
-              <w:t>3.1</w:t>
-            </w:r>
-            <w:r>
-              <w:rPr>
-                <w:sz w:val="19"/>
-              </w:rPr>
-              <w:t>～</w:t>
-            </w:r>
-            <w:r>
-              <w:rPr>
-                <w:sz w:val="19"/>
-              </w:rPr>
-              <w:t>3.3</w:t>
-            </w:r>
-            <w:r>
-              <w:rPr>
-                <w:sz w:val="19"/>
-              </w:rPr>
-              <w:t>、命题</w:t>
-            </w:r>
-            <w:r>
-              <w:rPr>
-                <w:sz w:val="19"/>
-              </w:rPr>
-              <w:t>4.1</w:t>
-            </w:r>
-            <w:r>
-              <w:rPr>
-                <w:sz w:val="19"/>
-              </w:rPr>
-              <w:t>～</w:t>
-            </w:r>
-            <w:r>
-              <w:rPr>
-                <w:sz w:val="19"/>
-              </w:rPr>
-              <w:t>4.2</w:t>
-            </w:r>
-            <w:r>
-              <w:rPr>
-                <w:sz w:val="19"/>
-              </w:rPr>
-              <w:t>与推论</w:t>
-            </w:r>
-            <w:r>
-              <w:rPr>
-                <w:sz w:val="19"/>
-              </w:rPr>
-              <w:t>4.1</w:t>
-            </w:r>
-            <w:r>
-              <w:rPr>
-                <w:sz w:val="19"/>
-              </w:rPr>
-              <w:t>（对应小论文命题</w:t>
-            </w:r>
-            <w:r>
-              <w:rPr>
-                <w:sz w:val="19"/>
-              </w:rPr>
-              <w:t>1</w:t>
-            </w:r>
-            <w:r>
-              <w:rPr>
-                <w:sz w:val="19"/>
-              </w:rPr>
-              <w:t>～</w:t>
-            </w:r>
-            <w:r>
-              <w:rPr>
-                <w:sz w:val="19"/>
-              </w:rPr>
-              <w:t>5</w:t>
-            </w:r>
-            <w:r>
-              <w:rPr>
-                <w:sz w:val="19"/>
-              </w:rPr>
-              <w:t>与推论</w:t>
-            </w:r>
-            <w:r>
-              <w:rPr>
-                <w:sz w:val="19"/>
-              </w:rPr>
-              <w:t>1</w:t>
-            </w:r>
-            <w:r>
-              <w:rPr>
-                <w:sz w:val="19"/>
-              </w:rPr>
-              <w:t>），确立当期再生数</w:t>
-            </w:r>
-            <w:r>
-              <w:rPr>
-                <w:sz w:val="19"/>
-              </w:rPr>
-              <w:t>Rt</w:t>
-            </w:r>
-            <w:r>
-              <w:rPr>
-                <w:sz w:val="19"/>
-              </w:rPr>
-              <w:t>与跨期平均水平</w:t>
-            </w:r>
-            <w:r>
-              <w:rPr>
-                <w:sz w:val="19"/>
-              </w:rPr>
-              <w:t>R̄</w:t>
-            </w:r>
-            <w:r>
-              <w:rPr>
-                <w:sz w:val="19"/>
-              </w:rPr>
-              <w:t>的方差结构分水岭、特征方差交叉点</w:t>
-            </w:r>
-            <w:r>
-              <w:rPr>
-                <w:sz w:val="19"/>
-              </w:rPr>
-              <w:t>m× = A/vR</w:t>
-            </w:r>
-            <w:r>
-              <w:rPr>
-                <w:sz w:val="19"/>
-              </w:rPr>
-              <w:t>，以及多期预算下与</w:t>
-            </w:r>
-            <w:r>
-              <w:rPr>
-                <w:sz w:val="19"/>
-              </w:rPr>
-              <w:t>Cochran</w:t>
-            </w:r>
-            <w:r>
-              <w:rPr>
-                <w:sz w:val="19"/>
-              </w:rPr>
-              <w:t>抽样同构的最优单期规模闭式解。</w:t>
-            </w:r>
-          </w:p>
-          <w:p>
-            <w:pPr>
-              <w:spacing w:after="40" w:line="276" w:lineRule="auto"/>
+                <w:sz w:val="18"/>
+              </w:rPr>
+              <w:t>1.学位论文整体进度达约65%–70%：</w:t>
+            </w:r>
+            <w:r>
+              <w:rPr>
+                <w:b w:val="0"/>
+                <w:sz w:val="18"/>
+              </w:rPr>
+              <w:t>第一至四章定稿（2.58万字），第五章核心分析基本完成（0.79万字），第六、七章进展顺利，累计成稿逾3.3万字，图表完成11幅，符合开题计划。</w:t>
+            </w:r>
+          </w:p>
+          <w:p>
+            <w:pPr>
+              <w:spacing w:after="40" w:line="276" w:lineRule="auto" w:before="0"/>
               <w:ind w:left="173"/>
               <w:jc w:val="left"/>
             </w:pPr>
             <w:r>
               <w:rPr>
                 <w:b/>
-                <w:sz w:val="19"/>
-              </w:rPr>
-              <w:t>2.</w:t>
-            </w:r>
-            <w:r>
-              <w:rPr>
-                <w:b/>
-                <w:sz w:val="19"/>
-              </w:rPr>
-              <w:t>已完成理论命题的数值核验与更新过程仿真：</w:t>
-            </w:r>
-            <w:r>
-              <w:rPr>
-                <w:sz w:val="19"/>
-              </w:rPr>
-              <w:t>在</w:t>
-            </w:r>
-            <w:r>
-              <w:rPr>
-                <w:sz w:val="19"/>
-              </w:rPr>
-              <w:t>10</w:t>
-            </w:r>
-            <w:r>
-              <w:rPr>
-                <w:sz w:val="19"/>
-              </w:rPr>
-              <w:t>个规模上各进行</w:t>
-            </w:r>
-            <w:r>
-              <w:rPr>
-                <w:sz w:val="19"/>
-              </w:rPr>
-              <w:t>20,000</w:t>
-            </w:r>
-            <w:r>
-              <w:rPr>
-                <w:sz w:val="19"/>
-              </w:rPr>
-              <w:t>次模拟，目标</w:t>
-            </w:r>
-            <w:r>
-              <w:rPr>
-                <w:sz w:val="19"/>
-              </w:rPr>
-              <w:t>Ⅰ</w:t>
-            </w:r>
-            <w:r>
-              <w:rPr>
-                <w:sz w:val="19"/>
-              </w:rPr>
-              <w:t>仿真方差与理论值之比处于</w:t>
-            </w:r>
-            <w:r>
-              <w:rPr>
-                <w:sz w:val="19"/>
-              </w:rPr>
-              <w:t>0.98</w:t>
-            </w:r>
-            <w:r>
-              <w:rPr>
-                <w:sz w:val="19"/>
-              </w:rPr>
-              <w:t>～</w:t>
-            </w:r>
-            <w:r>
-              <w:rPr>
-                <w:sz w:val="19"/>
-              </w:rPr>
-              <w:t>1.02</w:t>
-            </w:r>
-            <w:r>
-              <w:rPr>
-                <w:sz w:val="19"/>
-              </w:rPr>
-              <w:t>，验证了有限规模下达到</w:t>
-            </w:r>
-            <w:r>
-              <w:rPr>
-                <w:sz w:val="19"/>
-              </w:rPr>
-              <w:t>Cramér–Rao</w:t>
-            </w:r>
-            <w:r>
-              <w:rPr>
-                <w:sz w:val="19"/>
-              </w:rPr>
-              <w:t>下界的理论性质；通过负二项分布函数精确计算增长检验功效，揭示小样本下传统正态</w:t>
-            </w:r>
-            <w:r>
-              <w:rPr>
-                <w:sz w:val="19"/>
-              </w:rPr>
-              <w:t>Wald</w:t>
-            </w:r>
-            <w:r>
-              <w:rPr>
-                <w:sz w:val="19"/>
-              </w:rPr>
-              <w:t>检验实际水平升至</w:t>
-            </w:r>
-            <w:r>
-              <w:rPr>
-                <w:sz w:val="19"/>
-              </w:rPr>
-              <w:t>7.81%</w:t>
-            </w:r>
-            <w:r>
-              <w:rPr>
-                <w:sz w:val="19"/>
-              </w:rPr>
-              <w:t>～</w:t>
-            </w:r>
-            <w:r>
-              <w:rPr>
-                <w:sz w:val="19"/>
-              </w:rPr>
-              <w:t>10.40%</w:t>
-            </w:r>
-            <w:r>
-              <w:rPr>
-                <w:sz w:val="19"/>
-              </w:rPr>
-              <w:t>的严重过检缺陷；完成</w:t>
-            </w:r>
-            <w:r>
-              <w:rPr>
-                <w:sz w:val="19"/>
-              </w:rPr>
-              <w:t>8</w:t>
-            </w:r>
-            <w:r>
-              <w:rPr>
-                <w:sz w:val="19"/>
-              </w:rPr>
-              <w:t>档初始规模的更新过程仿真（每档</w:t>
-            </w:r>
-            <w:r>
-              <w:rPr>
-                <w:sz w:val="19"/>
-              </w:rPr>
-              <w:t>400</w:t>
-            </w:r>
-            <w:r>
-              <w:rPr>
-                <w:sz w:val="19"/>
-              </w:rPr>
-              <w:t>条轨迹</w:t>
-            </w:r>
-            <w:r>
-              <w:rPr>
-                <w:sz w:val="19"/>
-              </w:rPr>
-              <w:t>× 26</w:t>
-            </w:r>
-            <w:r>
-              <w:rPr>
-                <w:sz w:val="19"/>
-              </w:rPr>
-              <w:t>个评价点），证实时间序列中单代公式作为参照曲线的适用边界。</w:t>
-            </w:r>
-          </w:p>
-          <w:p>
-            <w:pPr>
-              <w:spacing w:after="40" w:line="276" w:lineRule="auto"/>
+                <w:sz w:val="18"/>
+              </w:rPr>
+              <w:t>2.形成学术论文投稿定稿：</w:t>
+            </w:r>
+            <w:r>
+              <w:rPr>
+                <w:b w:val="0"/>
+                <w:sz w:val="18"/>
+              </w:rPr>
+              <w:t>完成高质量小论文《病例规模与再生数估计精度：环境波动下的收益边界及美国流感住院数据检验》（20页定稿，含5个命题、1个推论与10幅矢量图），达主流统计学期刊标准，待投出。</w:t>
+            </w:r>
+          </w:p>
+          <w:p>
+            <w:pPr>
+              <w:spacing w:after="40" w:line="276" w:lineRule="auto" w:before="0"/>
               <w:ind w:left="173"/>
               <w:jc w:val="left"/>
             </w:pPr>
             <w:r>
               <w:rPr>
                 <w:b/>
-                <w:sz w:val="19"/>
-              </w:rPr>
-              <w:t>3.</w:t>
-            </w:r>
-            <w:r>
-              <w:rPr>
-                <w:b/>
-                <w:sz w:val="19"/>
-              </w:rPr>
-              <w:t>已完成第五章（美国流感住院数据实证）主体框架与基准测算（完成度约</w:t>
-            </w:r>
-            <w:r>
-              <w:rPr>
-                <w:b/>
-                <w:sz w:val="19"/>
-              </w:rPr>
-              <w:t>85%</w:t>
-            </w:r>
-            <w:r>
-              <w:rPr>
-                <w:b/>
-                <w:sz w:val="19"/>
-              </w:rPr>
-              <w:t>，初稿</w:t>
-            </w:r>
-            <w:r>
-              <w:rPr>
-                <w:b/>
-                <w:sz w:val="19"/>
-              </w:rPr>
-              <w:t>7,883</w:t>
-            </w:r>
-            <w:r>
-              <w:rPr>
-                <w:b/>
-                <w:sz w:val="19"/>
-              </w:rPr>
-              <w:t>字）：</w:t>
-            </w:r>
-            <w:r>
-              <w:rPr>
-                <w:sz w:val="19"/>
-              </w:rPr>
-              <w:t>完成全美</w:t>
-            </w:r>
-            <w:r>
-              <w:rPr>
-                <w:sz w:val="19"/>
-              </w:rPr>
-              <w:t>NHSN 51</w:t>
-            </w:r>
-            <w:r>
-              <w:rPr>
-                <w:sz w:val="19"/>
-              </w:rPr>
-              <w:t>个辖区</w:t>
-            </w:r>
-            <w:r>
-              <w:rPr>
-                <w:sz w:val="19"/>
-              </w:rPr>
-              <w:t>16,218</w:t>
-            </w:r>
-            <w:r>
-              <w:rPr>
-                <w:sz w:val="19"/>
-              </w:rPr>
-              <w:t>个州周住院数据清洗与流行初期（</w:t>
-            </w:r>
-            <w:r>
-              <w:rPr>
-                <w:sz w:val="19"/>
-              </w:rPr>
-              <w:t>1,267</w:t>
-            </w:r>
-            <w:r>
-              <w:rPr>
-                <w:sz w:val="19"/>
-              </w:rPr>
-              <w:t>州周）基准</w:t>
-            </w:r>
-            <w:r>
-              <w:rPr>
-                <w:sz w:val="19"/>
-              </w:rPr>
-              <w:t>FGLS</w:t>
-            </w:r>
-            <w:r>
-              <w:rPr>
-                <w:sz w:val="19"/>
-              </w:rPr>
-              <w:t>拟合，估计得截距</w:t>
-            </w:r>
-            <w:r>
-              <w:rPr>
-                <w:sz w:val="19"/>
-              </w:rPr>
-              <w:t>a = 0.0991</w:t>
-            </w:r>
-            <w:r>
-              <w:rPr>
-                <w:sz w:val="19"/>
-              </w:rPr>
-              <w:t>、斜率</w:t>
-            </w:r>
-            <w:r>
-              <w:rPr>
-                <w:sz w:val="19"/>
-              </w:rPr>
-              <w:t>b = 2.2434</w:t>
-            </w:r>
-            <w:r>
-              <w:rPr>
-                <w:sz w:val="19"/>
-              </w:rPr>
-              <w:t>（</w:t>
-            </w:r>
-            <w:r>
-              <w:rPr>
-                <w:sz w:val="19"/>
-              </w:rPr>
-              <w:t>95%</w:t>
-            </w:r>
-            <w:r>
-              <w:rPr>
-                <w:sz w:val="19"/>
-              </w:rPr>
-              <w:t>聚类区间</w:t>
-            </w:r>
-            <w:r>
-              <w:rPr>
-                <w:sz w:val="19"/>
-              </w:rPr>
-              <w:t>1.5019</w:t>
-            </w:r>
-            <w:r>
-              <w:rPr>
-                <w:sz w:val="19"/>
-              </w:rPr>
-              <w:t>～</w:t>
-            </w:r>
-            <w:r>
-              <w:rPr>
-                <w:sz w:val="19"/>
-              </w:rPr>
-              <w:t>3.0161</w:t>
-            </w:r>
-            <w:r>
-              <w:rPr>
-                <w:sz w:val="19"/>
-              </w:rPr>
-              <w:t>），测定经验交叉点</w:t>
-            </w:r>
-            <w:r>
-              <w:rPr>
-                <w:sz w:val="19"/>
-              </w:rPr>
-              <w:t>m× ≈ 22.6</w:t>
-            </w:r>
-            <w:r>
-              <w:rPr>
-                <w:sz w:val="19"/>
-              </w:rPr>
-              <w:t>例</w:t>
-            </w:r>
-            <w:r>
-              <w:rPr>
-                <w:sz w:val="19"/>
-              </w:rPr>
-              <w:t>/</w:t>
-            </w:r>
-            <w:r>
-              <w:rPr>
-                <w:sz w:val="19"/>
-              </w:rPr>
-              <w:t>周（</w:t>
-            </w:r>
-            <w:r>
-              <w:rPr>
-                <w:sz w:val="19"/>
-              </w:rPr>
-              <w:t>13.7</w:t>
-            </w:r>
-            <w:r>
-              <w:rPr>
-                <w:sz w:val="19"/>
-              </w:rPr>
-              <w:t>～</w:t>
-            </w:r>
-            <w:r>
-              <w:rPr>
-                <w:sz w:val="19"/>
-              </w:rPr>
-              <w:t>33.7</w:t>
-            </w:r>
-            <w:r>
-              <w:rPr>
-                <w:sz w:val="19"/>
-              </w:rPr>
-              <w:t>）；完成达峰期方差</w:t>
-            </w:r>
-            <w:r>
-              <w:rPr>
-                <w:sz w:val="19"/>
-              </w:rPr>
-              <w:t>-</w:t>
-            </w:r>
-            <w:r>
-              <w:rPr>
-                <w:sz w:val="19"/>
-              </w:rPr>
-              <w:t>偏差分解（证实</w:t>
-            </w:r>
-            <w:r>
-              <w:rPr>
-                <w:sz w:val="19"/>
-              </w:rPr>
-              <w:t>88.9%</w:t>
-            </w:r>
-            <w:r>
-              <w:rPr>
-                <w:sz w:val="19"/>
-              </w:rPr>
-              <w:t>损失源于均值漂移）；建立式</w:t>
-            </w:r>
-            <w:r>
-              <w:rPr>
-                <w:sz w:val="19"/>
-              </w:rPr>
-              <w:t>(5.4)</w:t>
-            </w:r>
-            <w:r>
-              <w:rPr>
-                <w:sz w:val="19"/>
-              </w:rPr>
-              <w:t>随机分母</w:t>
-            </w:r>
-            <w:r>
-              <w:rPr>
-                <w:sz w:val="19"/>
-              </w:rPr>
-              <w:t>Delta</w:t>
-            </w:r>
-            <w:r>
-              <w:rPr>
-                <w:sz w:val="19"/>
-              </w:rPr>
-              <w:t>展开推导，以</w:t>
-            </w:r>
-            <w:r>
-              <w:rPr>
-                <w:sz w:val="19"/>
-              </w:rPr>
-              <w:t>sympy</w:t>
-            </w:r>
-            <w:r>
-              <w:rPr>
-                <w:sz w:val="19"/>
-              </w:rPr>
-              <w:t>符号推导与</w:t>
-            </w:r>
-            <w:r>
-              <w:rPr>
-                <w:sz w:val="19"/>
-              </w:rPr>
-              <w:t>60,000</w:t>
-            </w:r>
-            <w:r>
-              <w:rPr>
-                <w:sz w:val="19"/>
-              </w:rPr>
-              <w:t>次模拟解释斜率偏大机制。目前尚在补充按优势毒株亚型细分样本的异质性测算与指数衰减权重敏感性检验。</w:t>
-            </w:r>
-          </w:p>
-          <w:p>
-            <w:pPr>
-              <w:spacing w:after="40" w:line="276" w:lineRule="auto"/>
-              <w:ind w:left="173"/>
-              <w:jc w:val="left"/>
-            </w:pPr>
-            <w:r>
-              <w:rPr>
-                <w:b/>
-                <w:sz w:val="19"/>
-              </w:rPr>
-              <w:t>4.</w:t>
-            </w:r>
-            <w:r>
-              <w:rPr>
-                <w:b/>
-                <w:sz w:val="19"/>
-              </w:rPr>
-              <w:t>正在推进第六章（稳健性与外部验证）与第七章（结论与政策建议）初稿撰写（完成度约</w:t>
-            </w:r>
-            <w:r>
-              <w:rPr>
-                <w:b/>
-                <w:sz w:val="19"/>
-              </w:rPr>
-              <w:t>35%</w:t>
-            </w:r>
-            <w:r>
-              <w:rPr>
-                <w:b/>
-                <w:sz w:val="19"/>
-              </w:rPr>
-              <w:t>）：</w:t>
-            </w:r>
-            <w:r>
-              <w:rPr>
-                <w:sz w:val="19"/>
-              </w:rPr>
-              <w:t>第六章已完成合并样本滞后</w:t>
-            </w:r>
-            <w:r>
-              <w:rPr>
-                <w:sz w:val="19"/>
-              </w:rPr>
-              <w:t>2SLS</w:t>
-            </w:r>
-            <w:r>
-              <w:rPr>
-                <w:sz w:val="19"/>
-              </w:rPr>
-              <w:t>工具变量回归（第一阶段</w:t>
-            </w:r>
-            <w:r>
-              <w:rPr>
-                <w:sz w:val="19"/>
-              </w:rPr>
-              <w:t>F &gt; 75</w:t>
-            </w:r>
-            <w:r>
-              <w:rPr>
-                <w:sz w:val="19"/>
-              </w:rPr>
-              <w:t>）、事前滚动基准、</w:t>
-            </w:r>
-            <w:r>
-              <w:rPr>
-                <w:sz w:val="19"/>
-              </w:rPr>
-              <w:t>Cori</w:t>
-            </w:r>
-            <w:r>
-              <w:rPr>
-                <w:sz w:val="19"/>
-              </w:rPr>
-              <w:t>滑动窗基准计算，以及</w:t>
-            </w:r>
-            <w:r>
-              <w:rPr>
-                <w:sz w:val="19"/>
-              </w:rPr>
-              <w:t>CDC FluSight</w:t>
-            </w:r>
-            <w:r>
-              <w:rPr>
-                <w:sz w:val="19"/>
-              </w:rPr>
-              <w:t>前瞻集成预测与欧洲</w:t>
-            </w:r>
-            <w:r>
-              <w:rPr>
-                <w:sz w:val="19"/>
-              </w:rPr>
-              <w:t>11</w:t>
-            </w:r>
-            <w:r>
-              <w:rPr>
-                <w:sz w:val="19"/>
-              </w:rPr>
-              <w:t>国早期</w:t>
-            </w:r>
-            <w:r>
-              <w:rPr>
-                <w:sz w:val="19"/>
-              </w:rPr>
-              <w:t>COVID-19</w:t>
-            </w:r>
-            <w:r>
-              <w:rPr>
-                <w:sz w:val="19"/>
-              </w:rPr>
-              <w:t>序列的数据预处理与初步拟合，证实规模项在多病种与前瞻集成中保持为正；目前正在深化跨模型评估指标对齐与正文撰写。第七章已完成基本研究结论与理论创新点提炼，正结合疾控哨点实际监测运维成本参数区间深化资源优化配置分析，待整理成文。</w:t>
-            </w:r>
-          </w:p>
-          <w:p>
-            <w:pPr>
-              <w:spacing w:before="60" w:after="40" w:line="276" w:lineRule="auto"/>
-              <w:jc w:val="left"/>
-            </w:pPr>
-            <w:r>
-              <w:rPr>
-                <w:b/>
-                <w:sz w:val="21"/>
-              </w:rPr>
-              <w:t>二、所取得的阶段性成果：</w:t>
-            </w:r>
-          </w:p>
-          <w:p>
-            <w:pPr>
-              <w:spacing w:after="40" w:line="276" w:lineRule="auto"/>
-              <w:ind w:left="173"/>
-              <w:jc w:val="left"/>
-            </w:pPr>
-            <w:r>
-              <w:rPr>
-                <w:b/>
-                <w:sz w:val="19"/>
-              </w:rPr>
-              <w:t>1.</w:t>
-            </w:r>
-            <w:r>
-              <w:rPr>
-                <w:b/>
-                <w:sz w:val="19"/>
-              </w:rPr>
-              <w:t>学位论文整体研究进度达到约</w:t>
-            </w:r>
-            <w:r>
-              <w:rPr>
-                <w:b/>
-                <w:sz w:val="19"/>
-              </w:rPr>
-              <w:t>65%–70%</w:t>
-            </w:r>
-            <w:r>
-              <w:rPr>
-                <w:b/>
-                <w:sz w:val="19"/>
-              </w:rPr>
-              <w:t>：</w:t>
-            </w:r>
-            <w:r>
-              <w:rPr>
-                <w:sz w:val="19"/>
-              </w:rPr>
-              <w:t>第一至四章理论与模拟部分已完全成稿定稿（</w:t>
-            </w:r>
-            <w:r>
-              <w:rPr>
-                <w:sz w:val="19"/>
-              </w:rPr>
-              <w:t>2.58</w:t>
-            </w:r>
-            <w:r>
-              <w:rPr>
-                <w:sz w:val="19"/>
-              </w:rPr>
-              <w:t>万字），第五章实证核心分析基本完成（</w:t>
-            </w:r>
-            <w:r>
-              <w:rPr>
-                <w:sz w:val="19"/>
-              </w:rPr>
-              <w:t>0.79</w:t>
-            </w:r>
-            <w:r>
-              <w:rPr>
-                <w:sz w:val="19"/>
-              </w:rPr>
-              <w:t>万字），第六、七章已完成前期计算与大纲搭建，目前累计成稿逾</w:t>
-            </w:r>
-            <w:r>
-              <w:rPr>
-                <w:sz w:val="19"/>
-              </w:rPr>
-              <w:t>3.3</w:t>
-            </w:r>
-            <w:r>
-              <w:rPr>
-                <w:sz w:val="19"/>
-              </w:rPr>
-              <w:t>万字，核心图表已完成</w:t>
-            </w:r>
-            <w:r>
-              <w:rPr>
-                <w:sz w:val="19"/>
-              </w:rPr>
-              <w:t>11</w:t>
-            </w:r>
-            <w:r>
-              <w:rPr>
-                <w:sz w:val="19"/>
-              </w:rPr>
-              <w:t>幅，整体进度符合开题时制定的进度要求。</w:t>
-            </w:r>
-          </w:p>
-          <w:p>
-            <w:pPr>
-              <w:spacing w:after="40" w:line="276" w:lineRule="auto"/>
-              <w:ind w:left="173"/>
-              <w:jc w:val="left"/>
-            </w:pPr>
-            <w:r>
-              <w:rPr>
-                <w:b/>
-                <w:sz w:val="19"/>
-              </w:rPr>
-              <w:t>2.</w:t>
-            </w:r>
-            <w:r>
-              <w:rPr>
-                <w:b/>
-                <w:sz w:val="19"/>
-              </w:rPr>
-              <w:t>形成学术论文投稿定稿：</w:t>
-            </w:r>
-            <w:r>
-              <w:rPr>
-                <w:sz w:val="19"/>
-              </w:rPr>
-              <w:t>围绕病例规模收益边界的核心理论与实证发现，完成学术论文《病例规模与再生数估计精度：环境波动下的收益边界及美国流感住院数据检验》，待导师最终审阅后正式投出。</w:t>
-            </w:r>
-          </w:p>
-          <w:p>
-            <w:pPr>
-              <w:spacing w:after="40" w:line="276" w:lineRule="auto"/>
-              <w:ind w:left="173"/>
-              <w:jc w:val="left"/>
-            </w:pPr>
-            <w:r>
-              <w:rPr>
-                <w:b/>
-                <w:sz w:val="19"/>
-              </w:rPr>
-              <w:t>3.</w:t>
-            </w:r>
-            <w:r>
-              <w:rPr>
-                <w:b/>
-                <w:sz w:val="19"/>
-              </w:rPr>
-              <w:t>形成标准化可复现代码库与实证数据集：</w:t>
-            </w:r>
-            <w:r>
-              <w:rPr>
-                <w:sz w:val="19"/>
-              </w:rPr>
-              <w:t>整理</w:t>
-            </w:r>
-            <w:r>
-              <w:rPr>
-                <w:sz w:val="19"/>
-              </w:rPr>
-              <w:t>NHSN 51</w:t>
-            </w:r>
-            <w:r>
-              <w:rPr>
-                <w:sz w:val="19"/>
-              </w:rPr>
-              <w:t>个辖区</w:t>
-            </w:r>
-            <w:r>
-              <w:rPr>
-                <w:sz w:val="19"/>
-              </w:rPr>
-              <w:t>2020</w:t>
-            </w:r>
-            <w:r>
-              <w:rPr>
-                <w:sz w:val="19"/>
-              </w:rPr>
-              <w:t>年</w:t>
-            </w:r>
-            <w:r>
-              <w:rPr>
-                <w:sz w:val="19"/>
-              </w:rPr>
-              <w:t>10</w:t>
-            </w:r>
-            <w:r>
-              <w:rPr>
-                <w:sz w:val="19"/>
-              </w:rPr>
-              <w:t>月至</w:t>
-            </w:r>
-            <w:r>
-              <w:rPr>
-                <w:sz w:val="19"/>
-              </w:rPr>
-              <w:t>2026</w:t>
-            </w:r>
-            <w:r>
-              <w:rPr>
-                <w:sz w:val="19"/>
-              </w:rPr>
-              <w:t>年</w:t>
-            </w:r>
-            <w:r>
-              <w:rPr>
-                <w:sz w:val="19"/>
-              </w:rPr>
-              <w:t>9</w:t>
-            </w:r>
-            <w:r>
-              <w:rPr>
-                <w:sz w:val="19"/>
-              </w:rPr>
-              <w:t>月周度流感住院数据集；作图脚本与</w:t>
-            </w:r>
-            <w:r>
-              <w:rPr>
-                <w:sz w:val="19"/>
-              </w:rPr>
-              <w:t>12</w:t>
-            </w:r>
-            <w:r>
-              <w:rPr>
-                <w:sz w:val="19"/>
-              </w:rPr>
-              <w:t>个理论、数值核验脚本固定随机数种子，所有理论与模拟结果均实现一键独立复现；实证统计量（</w:t>
-            </w:r>
-            <w:r>
-              <w:rPr>
-                <w:sz w:val="19"/>
-              </w:rPr>
-              <w:t>FGLS</w:t>
-            </w:r>
-            <w:r>
-              <w:rPr>
-                <w:sz w:val="19"/>
-              </w:rPr>
-              <w:t>、聚类重抽、工具变量）由统一脚本生成，数据与结论完全自洽。</w:t>
+                <w:sz w:val="18"/>
+              </w:rPr>
+              <w:t>3.形成可复现代码库与实证数据集：</w:t>
+            </w:r>
+            <w:r>
+              <w:rPr>
+                <w:b w:val="0"/>
+                <w:sz w:val="18"/>
+              </w:rPr>
+              <w:t>整理全美NHSN 2020—2026年周度住院数据集；编写c01～c12共12个数学与数值核验脚本，理论、模拟与实证结果全部实现一键自洽复现。</w:t>
             </w:r>
           </w:p>
         </w:tc>
@@ -3244,774 +2319,209 @@
           </w:tcPr>
           <w:p>
             <w:pPr>
+              <w:spacing w:before="20" w:after="40" w:line="276" w:lineRule="auto"/>
+              <w:jc w:val="left"/>
+            </w:pPr>
+            <w:r>
+              <w:rPr>
+                <w:b/>
+                <w:sz w:val="18"/>
+              </w:rPr>
+              <w:t>三、存在问题及拟采取的措施：</w:t>
+            </w:r>
+          </w:p>
+          <w:p>
+            <w:pPr>
+              <w:spacing w:after="40" w:line="276" w:lineRule="auto" w:before="0"/>
+              <w:ind w:left="173"/>
+              <w:jc w:val="left"/>
+            </w:pPr>
+            <w:r>
+              <w:rPr>
+                <w:b/>
+                <w:sz w:val="18"/>
+              </w:rPr>
+              <w:t>1.经验交叉点受分母噪声与时滞权重影响：</w:t>
+            </w:r>
+            <w:r>
+              <w:rPr>
+                <w:b w:val="0"/>
+                <w:sz w:val="18"/>
+              </w:rPr>
+              <w:t>周增长比Gt跨约两代，分母噪声抬高斜率使b/a高估交叉点，且m×随权重在12.6～46.0变动。拟采取措施：补充指数衰减权重设定，尝试世代间隔反卷积，并将外部参数不确定性纳入区间。</w:t>
+            </w:r>
+          </w:p>
+          <w:p>
+            <w:pPr>
+              <w:spacing w:after="40" w:line="276" w:lineRule="auto" w:before="0"/>
+              <w:ind w:left="173"/>
+              <w:jc w:val="left"/>
+            </w:pPr>
+            <w:r>
+              <w:rPr>
+                <w:b/>
+                <w:sz w:val="18"/>
+              </w:rPr>
+              <w:t>2.环境波动时间相关尚未动态建模：</w:t>
+            </w:r>
+            <w:r>
+              <w:rPr>
+                <w:b w:val="0"/>
+                <w:sz w:val="18"/>
+              </w:rPr>
+              <w:t>模型假定各周Rt独立，实证截距随回溯滞后由0.0682升至0.1524，提示存在时间相关。拟采取措施：引入一阶自回归或状态空间模型，比较独立与相关设定下的交叉点与有效期数折减。</w:t>
+            </w:r>
+          </w:p>
+          <w:p>
+            <w:pPr>
+              <w:spacing w:after="40" w:line="276" w:lineRule="auto" w:before="0"/>
+              <w:ind w:left="173"/>
+              <w:jc w:val="left"/>
+            </w:pPr>
+            <w:r>
+              <w:rPr>
+                <w:b/>
+                <w:sz w:val="18"/>
+              </w:rPr>
+              <w:t>3.区间推断与识别依据仍较单一：</w:t>
+            </w:r>
+            <w:r>
+              <w:rPr>
+                <w:b w:val="0"/>
+                <w:sz w:val="18"/>
+              </w:rPr>
+              <w:t>目前仅报告按州与按周单向聚类，双向聚类在窗口较短时较不稳定；工具变量排除限制无法直接检验。拟采取措施：尝试双向聚类或wild cluster bootstrap；在后续流行季作预登记样本外检验。</w:t>
+            </w:r>
+          </w:p>
+          <w:p>
+            <w:pPr>
               <w:spacing w:before="40" w:after="40" w:line="276" w:lineRule="auto"/>
               <w:jc w:val="left"/>
             </w:pPr>
             <w:r>
               <w:rPr>
                 <w:b/>
-                <w:sz w:val="21"/>
-              </w:rPr>
-              <w:t>三、存在问题及拟采取的措施：</w:t>
-            </w:r>
-          </w:p>
-          <w:p>
-            <w:pPr>
-              <w:spacing w:after="40" w:line="276" w:lineRule="auto"/>
+                <w:sz w:val="18"/>
+              </w:rPr>
+              <w:t>四、下一步研究工作计划：</w:t>
+            </w:r>
+          </w:p>
+          <w:p>
+            <w:pPr>
+              <w:spacing w:after="40" w:line="276" w:lineRule="auto" w:before="0"/>
               <w:ind w:left="173"/>
               <w:jc w:val="left"/>
             </w:pPr>
             <w:r>
               <w:rPr>
                 <w:b/>
-                <w:sz w:val="19"/>
-              </w:rPr>
-              <w:t>1.</w:t>
-            </w:r>
-            <w:r>
-              <w:rPr>
-                <w:b/>
-                <w:sz w:val="19"/>
-              </w:rPr>
-              <w:t>存在问题一：经验交叉点受分母噪声与滞后权重影响：</w:t>
-            </w:r>
-            <w:r>
-              <w:rPr>
-                <w:sz w:val="19"/>
-              </w:rPr>
-              <w:t>周增长比</w:t>
-            </w:r>
-            <w:r>
-              <w:rPr>
-                <w:sz w:val="19"/>
-              </w:rPr>
-              <w:t>G</w:t>
-            </w:r>
-            <w:r>
-              <w:rPr>
-                <w:sz w:val="19"/>
-                <w:vertAlign w:val="subscript"/>
-              </w:rPr>
-              <w:t>t</w:t>
-            </w:r>
-            <w:r>
-              <w:rPr>
-                <w:sz w:val="19"/>
-              </w:rPr>
-            </w:r>
-            <w:r>
-              <w:rPr>
-                <w:sz w:val="19"/>
-              </w:rPr>
-              <w:t>跨约两代，分母噪声抬高斜率，使</w:t>
-            </w:r>
-            <w:r>
-              <w:rPr>
-                <w:sz w:val="19"/>
-              </w:rPr>
-              <w:t>b/a</w:t>
-            </w:r>
-            <w:r>
-              <w:rPr>
-                <w:sz w:val="19"/>
-              </w:rPr>
-              <w:t>系统性高估交叉点；</w:t>
-            </w:r>
-            <w:r>
-              <w:rPr>
-                <w:sz w:val="19"/>
-              </w:rPr>
-              <w:t>m</w:t>
-            </w:r>
-            <w:r>
-              <w:rPr>
-                <w:sz w:val="19"/>
-                <w:vertAlign w:val="subscript"/>
-              </w:rPr>
-              <w:t>×</w:t>
-            </w:r>
-            <w:r>
-              <w:rPr>
-                <w:sz w:val="19"/>
-              </w:rPr>
-            </w:r>
-            <w:r>
-              <w:rPr>
-                <w:sz w:val="19"/>
-              </w:rPr>
-              <w:t>随滞后权重在</w:t>
-            </w:r>
-            <w:r>
-              <w:rPr>
-                <w:sz w:val="19"/>
-              </w:rPr>
-              <w:t>12.6</w:t>
-            </w:r>
-            <w:r>
-              <w:rPr>
-                <w:sz w:val="19"/>
-              </w:rPr>
-              <w:t>～</w:t>
-            </w:r>
-            <w:r>
-              <w:rPr>
-                <w:sz w:val="19"/>
-              </w:rPr>
-              <w:t>46.0</w:t>
-            </w:r>
-            <w:r>
-              <w:rPr>
-                <w:sz w:val="19"/>
-              </w:rPr>
-              <w:t>之间变动，目前只能作量级参照，</w:t>
-            </w:r>
-            <w:r>
-              <w:rPr>
-                <w:sz w:val="19"/>
-              </w:rPr>
-              <w:t>k</w:t>
-            </w:r>
-            <w:r>
-              <w:rPr>
-                <w:sz w:val="19"/>
-              </w:rPr>
-              <w:t>、</w:t>
-            </w:r>
-            <w:r>
-              <w:rPr>
-                <w:sz w:val="19"/>
-              </w:rPr>
-              <w:t>ρ</w:t>
-            </w:r>
-            <w:r>
-              <w:rPr>
-                <w:sz w:val="19"/>
-              </w:rPr>
-              <w:t>也依赖外部取值。拟采取的措施：补充指数衰减权重设定；在有日度数据的场景中尝试世代间隔反卷积，估计单代参数，并把</w:t>
-            </w:r>
-            <w:r>
-              <w:rPr>
-                <w:sz w:val="19"/>
-              </w:rPr>
-              <w:t>k</w:t>
-            </w:r>
-            <w:r>
-              <w:rPr>
-                <w:sz w:val="19"/>
-              </w:rPr>
-              <w:t>、</w:t>
-            </w:r>
-            <w:r>
-              <w:rPr>
-                <w:sz w:val="19"/>
-              </w:rPr>
-              <w:t>ρ</w:t>
-            </w:r>
-            <w:r>
-              <w:rPr>
-                <w:sz w:val="19"/>
-              </w:rPr>
-              <w:t>外部取值的不确定性纳入区间。</w:t>
-            </w:r>
-          </w:p>
-          <w:p>
-            <w:pPr>
-              <w:spacing w:after="40" w:line="276" w:lineRule="auto"/>
+                <w:sz w:val="18"/>
+              </w:rPr>
+              <w:t>1.2026年10月—11月，完善第五章并补全实证细节：</w:t>
+            </w:r>
+            <w:r>
+              <w:rPr>
+                <w:b w:val="0"/>
+                <w:sz w:val="18"/>
+              </w:rPr>
+              <w:t>完成按优势亚型划分的子样本分析、指数衰减权重设定及州×周双向聚类稳健性检验，正式定稿第五章。</w:t>
+            </w:r>
+          </w:p>
+          <w:p>
+            <w:pPr>
+              <w:spacing w:after="40" w:line="276" w:lineRule="auto" w:before="0"/>
               <w:ind w:left="173"/>
               <w:jc w:val="left"/>
             </w:pPr>
             <w:r>
               <w:rPr>
                 <w:b/>
-                <w:sz w:val="19"/>
-              </w:rPr>
-              <w:t>2.</w:t>
-            </w:r>
-            <w:r>
-              <w:rPr>
-                <w:b/>
-                <w:sz w:val="19"/>
-              </w:rPr>
-              <w:t>存在问题二：环境波动的时间相关尚未建模：</w:t>
-            </w:r>
-            <w:r>
-              <w:rPr>
-                <w:sz w:val="19"/>
-              </w:rPr>
-              <w:t>模型假设与更新过程仿真均假定各周</w:t>
-            </w:r>
-            <w:r>
-              <w:rPr>
-                <w:sz w:val="19"/>
-              </w:rPr>
-              <w:t>R</w:t>
-            </w:r>
-            <w:r>
-              <w:rPr>
-                <w:sz w:val="19"/>
-                <w:vertAlign w:val="subscript"/>
-              </w:rPr>
-              <w:t>t</w:t>
-            </w:r>
-            <w:r>
-              <w:rPr>
-                <w:sz w:val="19"/>
-              </w:rPr>
-            </w:r>
-            <w:r>
-              <w:rPr>
-                <w:sz w:val="19"/>
-              </w:rPr>
-              <w:t>相互独立，而实证截距随平均回溯滞后由</w:t>
-            </w:r>
-            <w:r>
-              <w:rPr>
-                <w:sz w:val="19"/>
-              </w:rPr>
-              <w:t>0.0682</w:t>
-            </w:r>
-            <w:r>
-              <w:rPr>
-                <w:sz w:val="19"/>
-              </w:rPr>
-              <w:t>升至</w:t>
-            </w:r>
-            <w:r>
-              <w:rPr>
-                <w:sz w:val="19"/>
-              </w:rPr>
-              <w:t>0.1524</w:t>
-            </w:r>
-            <w:r>
-              <w:rPr>
-                <w:sz w:val="19"/>
-              </w:rPr>
-              <w:t>，提示存在时间相关。拟采取的措施：引入一阶自回归或状态空间形式的环境过程，比较独立与相关两种设定下的交叉点，并检验有效期数近似的适用范围（</w:t>
-            </w:r>
-            <w:r>
-              <w:rPr>
-                <w:sz w:val="19"/>
-              </w:rPr>
-              <w:t>r = 0.8</w:t>
-            </w:r>
-            <w:r>
-              <w:rPr>
-                <w:sz w:val="19"/>
-              </w:rPr>
-              <w:t>、</w:t>
-            </w:r>
-            <w:r>
-              <w:rPr>
-                <w:sz w:val="19"/>
-              </w:rPr>
-              <w:t>T = 10</w:t>
-            </w:r>
-            <w:r>
-              <w:rPr>
-                <w:sz w:val="19"/>
-              </w:rPr>
-              <w:t>时该近似高估</w:t>
-            </w:r>
-            <w:r>
-              <w:rPr>
-                <w:sz w:val="19"/>
-              </w:rPr>
-              <w:t>65.8%</w:t>
-            </w:r>
-            <w:r>
-              <w:rPr>
-                <w:sz w:val="19"/>
-              </w:rPr>
-              <w:t>，论文已给出一阶自回归的精确式）。</w:t>
-            </w:r>
-          </w:p>
-          <w:p>
-            <w:pPr>
-              <w:spacing w:after="40" w:line="276" w:lineRule="auto"/>
+                <w:sz w:val="18"/>
+              </w:rPr>
+              <w:t>2.2026年11月—12月，撰写完成第六章与第七章初稿：</w:t>
+            </w:r>
+            <w:r>
+              <w:rPr>
+                <w:b w:val="0"/>
+                <w:sz w:val="18"/>
+              </w:rPr>
+              <w:t>深化FluSight多模型集成与欧洲COVID-19外部对照分析，完成第六章撰写；结合疾控哨点监测运维成本调研参数，完成第七章监测资源优化分析初稿。</w:t>
+            </w:r>
+          </w:p>
+          <w:p>
+            <w:pPr>
+              <w:spacing w:after="40" w:line="276" w:lineRule="auto" w:before="0"/>
               <w:ind w:left="173"/>
               <w:jc w:val="left"/>
             </w:pPr>
             <w:r>
               <w:rPr>
                 <w:b/>
-                <w:sz w:val="19"/>
-              </w:rPr>
-              <w:t>3.</w:t>
-            </w:r>
-            <w:r>
-              <w:rPr>
-                <w:b/>
-                <w:sz w:val="19"/>
-              </w:rPr>
-              <w:t>存在问题三：区间推断与识别依据仍较单一：</w:t>
-            </w:r>
-            <w:r>
-              <w:rPr>
-                <w:sz w:val="19"/>
-              </w:rPr>
-              <w:t>目前只报告按州与按周两种单向聚类（按周聚类时</w:t>
-            </w:r>
-            <w:r>
-              <w:rPr>
-                <w:sz w:val="19"/>
-              </w:rPr>
-              <w:t>b</w:t>
-            </w:r>
-            <w:r>
-              <w:rPr>
-                <w:sz w:val="19"/>
-              </w:rPr>
-              <w:t>的</w:t>
-            </w:r>
-            <w:r>
-              <w:rPr>
-                <w:sz w:val="19"/>
-              </w:rPr>
-              <w:t>95%</w:t>
-            </w:r>
-            <w:r>
-              <w:rPr>
-                <w:sz w:val="19"/>
-              </w:rPr>
-              <w:t>区间为</w:t>
-            </w:r>
-            <w:r>
-              <w:rPr>
-                <w:sz w:val="19"/>
-              </w:rPr>
-              <w:t>1.473</w:t>
-            </w:r>
-            <w:r>
-              <w:rPr>
-                <w:sz w:val="19"/>
-              </w:rPr>
-              <w:t>～</w:t>
-            </w:r>
-            <w:r>
-              <w:rPr>
-                <w:sz w:val="19"/>
-              </w:rPr>
-              <w:t>3.119</w:t>
-            </w:r>
-            <w:r>
-              <w:rPr>
-                <w:sz w:val="19"/>
-              </w:rPr>
-              <w:t>），每个流行初期窗口只有</w:t>
-            </w:r>
-            <w:r>
-              <w:rPr>
-                <w:sz w:val="19"/>
-              </w:rPr>
-              <w:t>8</w:t>
-            </w:r>
-            <w:r>
-              <w:rPr>
-                <w:sz w:val="19"/>
-              </w:rPr>
-              <w:t>～</w:t>
-            </w:r>
-            <w:r>
-              <w:rPr>
-                <w:sz w:val="19"/>
-              </w:rPr>
-              <w:t>11</w:t>
-            </w:r>
-            <w:r>
-              <w:rPr>
-                <w:sz w:val="19"/>
-              </w:rPr>
-              <w:t>周，双向聚类不稳定；工具变量的排除限制无法检验，样本窗口为事后划定。拟采取的措施：聚类季数增加后尝试双向聚类或</w:t>
-            </w:r>
-            <w:r>
-              <w:rPr>
-                <w:sz w:val="19"/>
-              </w:rPr>
-              <w:t>wild cluster bootstrap</w:t>
-            </w:r>
-            <w:r>
-              <w:rPr>
-                <w:sz w:val="19"/>
-              </w:rPr>
-              <w:t>；在下一流行季预先确定窗口与基准设定，作样本外检验。</w:t>
-            </w:r>
-          </w:p>
-          <w:p>
-            <w:pPr>
-              <w:spacing w:before="80" w:after="40" w:line="276" w:lineRule="auto"/>
-              <w:jc w:val="left"/>
-            </w:pPr>
-            <w:r>
-              <w:rPr>
-                <w:b/>
-                <w:sz w:val="21"/>
-              </w:rPr>
-              <w:t>四、下一步研究工作计划：</w:t>
-            </w:r>
-          </w:p>
-          <w:p>
-            <w:pPr>
-              <w:spacing w:after="40" w:line="276" w:lineRule="auto"/>
+                <w:sz w:val="18"/>
+              </w:rPr>
+              <w:t>3.2026年12月—2027年1月，小论文投稿与学位论文预审：</w:t>
+            </w:r>
+            <w:r>
+              <w:rPr>
+                <w:b w:val="0"/>
+                <w:sz w:val="18"/>
+              </w:rPr>
+              <w:t>与导师商定目标期刊并正式投出小论文；将学位论文全部七章初稿提交校内外导师审阅，根据导师意见修改调整章节衔接。</w:t>
+            </w:r>
+          </w:p>
+          <w:p>
+            <w:pPr>
+              <w:spacing w:after="40" w:line="276" w:lineRule="auto" w:before="0"/>
               <w:ind w:left="173"/>
               <w:jc w:val="left"/>
             </w:pPr>
             <w:r>
               <w:rPr>
                 <w:b/>
-                <w:sz w:val="19"/>
-              </w:rPr>
-              <w:t>1. 2026</w:t>
-            </w:r>
-            <w:r>
-              <w:rPr>
-                <w:b/>
-                <w:sz w:val="19"/>
-              </w:rPr>
-              <w:t>年</w:t>
-            </w:r>
-            <w:r>
-              <w:rPr>
-                <w:b/>
-                <w:sz w:val="19"/>
-              </w:rPr>
-              <w:t>10</w:t>
-            </w:r>
-            <w:r>
-              <w:rPr>
-                <w:b/>
-                <w:sz w:val="19"/>
-              </w:rPr>
-              <w:t>月</w:t>
-            </w:r>
-            <w:r>
-              <w:rPr>
-                <w:b/>
-                <w:sz w:val="19"/>
-              </w:rPr>
-              <w:t>—11</w:t>
-            </w:r>
-            <w:r>
-              <w:rPr>
-                <w:b/>
-                <w:sz w:val="19"/>
-              </w:rPr>
-              <w:t>月，完善第五章并补全实证细节：</w:t>
-            </w:r>
-            <w:r>
-              <w:rPr>
-                <w:sz w:val="19"/>
-              </w:rPr>
-              <w:t>完成按优势亚型划分的子样本分析、指数衰减权重设定及州</w:t>
-            </w:r>
-            <w:r>
-              <w:rPr>
-                <w:sz w:val="19"/>
-              </w:rPr>
-              <w:t>×</w:t>
-            </w:r>
-            <w:r>
-              <w:rPr>
-                <w:sz w:val="19"/>
-              </w:rPr>
-              <w:t>周双向聚类稳健性检验，正式定稿第五章。</w:t>
-            </w:r>
-          </w:p>
-          <w:p>
-            <w:pPr>
-              <w:spacing w:after="40" w:line="276" w:lineRule="auto"/>
+                <w:sz w:val="18"/>
+              </w:rPr>
+              <w:t>4.2027年2月—3月，学位论文统稿与格式规范审查：</w:t>
+            </w:r>
+            <w:r>
+              <w:rPr>
+                <w:b w:val="0"/>
+                <w:sz w:val="18"/>
+              </w:rPr>
+              <w:t>按学校研究生院学位论文撰写规范统一排版、符号体系与图表交叉引用，补齐致谢与成果页，进行预答辩。</w:t>
+            </w:r>
+          </w:p>
+          <w:p>
+            <w:pPr>
+              <w:spacing w:after="40" w:line="276" w:lineRule="auto" w:before="0"/>
               <w:ind w:left="173"/>
               <w:jc w:val="left"/>
             </w:pPr>
             <w:r>
               <w:rPr>
                 <w:b/>
+                <w:sz w:val="18"/>
+              </w:rPr>
+              <w:t>5.2027年4月以后，送审与答辩：</w:t>
+            </w:r>
+            <w:r>
+              <w:rPr>
+                <w:b w:val="0"/>
+                <w:sz w:val="18"/>
+              </w:rPr>
+              <w:t>按学院统一时间节点完成学术不端行为检测、送盲审评阅及毕业答辩。</w:t>
+            </w:r>
+          </w:p>
+          <w:p>
+            <w:pPr>
+              <w:spacing w:before="40" w:after="0" w:line="276" w:lineRule="auto"/>
+              <w:jc w:val="right"/>
+            </w:pPr>
+            <w:r>
+              <w:rPr>
+                <w:b w:val="0"/>
                 <w:sz w:val="19"/>
               </w:rPr>
-              <w:t>2. 2026</w:t>
-            </w:r>
-            <w:r>
-              <w:rPr>
-                <w:b/>
-                <w:sz w:val="19"/>
-              </w:rPr>
-              <w:t>年</w:t>
-            </w:r>
-            <w:r>
-              <w:rPr>
-                <w:b/>
-                <w:sz w:val="19"/>
-              </w:rPr>
-              <w:t>11</w:t>
-            </w:r>
-            <w:r>
-              <w:rPr>
-                <w:b/>
-                <w:sz w:val="19"/>
-              </w:rPr>
-              <w:t>月</w:t>
-            </w:r>
-            <w:r>
-              <w:rPr>
-                <w:b/>
-                <w:sz w:val="19"/>
-              </w:rPr>
-              <w:t>—12</w:t>
-            </w:r>
-            <w:r>
-              <w:rPr>
-                <w:b/>
-                <w:sz w:val="19"/>
-              </w:rPr>
-              <w:t>月，撰写完成第六章与第七章初稿：</w:t>
-            </w:r>
-            <w:r>
-              <w:rPr>
-                <w:sz w:val="19"/>
-              </w:rPr>
-              <w:t>深化</w:t>
-            </w:r>
-            <w:r>
-              <w:rPr>
-                <w:sz w:val="19"/>
-              </w:rPr>
-              <w:t>FluSight</w:t>
-            </w:r>
-            <w:r>
-              <w:rPr>
-                <w:sz w:val="19"/>
-              </w:rPr>
-              <w:t>多模型集成与欧洲</w:t>
-            </w:r>
-            <w:r>
-              <w:rPr>
-                <w:sz w:val="19"/>
-              </w:rPr>
-              <w:t>COVID-19</w:t>
-            </w:r>
-            <w:r>
-              <w:rPr>
-                <w:sz w:val="19"/>
-              </w:rPr>
-              <w:t>外部对照分析，完成第六章撰写；结合疾控哨点监测运维成本调研参数，完成第七章监测资源优化分析初</w:t>
-            </w:r>
-            <w:r>
-              <w:rPr>
-                <w:sz w:val="19"/>
-              </w:rPr>
-              <w:t>稿。</w:t>
-            </w:r>
-          </w:p>
-          <w:p>
-            <w:pPr>
-              <w:spacing w:after="40" w:line="276" w:lineRule="auto"/>
-              <w:ind w:left="173"/>
-              <w:jc w:val="left"/>
-            </w:pPr>
-            <w:r>
-              <w:rPr>
-                <w:b/>
-                <w:sz w:val="19"/>
-              </w:rPr>
-              <w:t>3. 2026</w:t>
-            </w:r>
-            <w:r>
-              <w:rPr>
-                <w:b/>
-                <w:sz w:val="19"/>
-              </w:rPr>
-              <w:t>年</w:t>
-            </w:r>
-            <w:r>
-              <w:rPr>
-                <w:b/>
-                <w:sz w:val="19"/>
-              </w:rPr>
-              <w:t>12</w:t>
-            </w:r>
-            <w:r>
-              <w:rPr>
-                <w:b/>
-                <w:sz w:val="19"/>
-              </w:rPr>
-              <w:t>月</w:t>
-            </w:r>
-            <w:r>
-              <w:rPr>
-                <w:b/>
-                <w:sz w:val="19"/>
-              </w:rPr>
-              <w:t>—2027</w:t>
-            </w:r>
-            <w:r>
-              <w:rPr>
-                <w:b/>
-                <w:sz w:val="19"/>
-              </w:rPr>
-              <w:t>年</w:t>
-            </w:r>
-            <w:r>
-              <w:rPr>
-                <w:b/>
-                <w:sz w:val="19"/>
-              </w:rPr>
-              <w:t>1</w:t>
-            </w:r>
-            <w:r>
-              <w:rPr>
-                <w:b/>
-                <w:sz w:val="19"/>
-              </w:rPr>
-              <w:t>月，小论文投稿与学位论文预审：</w:t>
-            </w:r>
-            <w:r>
-              <w:rPr>
-                <w:sz w:val="19"/>
-              </w:rPr>
-              <w:t>与导师商定目标期刊并正式投出小论文；将学位论文全部七章初稿提交校内外导师审阅，根据导师意见修改调整章节衔接。</w:t>
-            </w:r>
-          </w:p>
-          <w:p>
-            <w:pPr>
-              <w:spacing w:after="40" w:line="276" w:lineRule="auto"/>
-              <w:ind w:left="173"/>
-              <w:jc w:val="left"/>
-            </w:pPr>
-            <w:r>
-              <w:rPr>
-                <w:b/>
-                <w:sz w:val="19"/>
-              </w:rPr>
-              <w:t>4. 2027</w:t>
-            </w:r>
-            <w:r>
-              <w:rPr>
-                <w:b/>
-                <w:sz w:val="19"/>
-              </w:rPr>
-              <w:t>年</w:t>
-            </w:r>
-            <w:r>
-              <w:rPr>
-                <w:b/>
-                <w:sz w:val="19"/>
-              </w:rPr>
-              <w:t>2</w:t>
-            </w:r>
-            <w:r>
-              <w:rPr>
-                <w:b/>
-                <w:sz w:val="19"/>
-              </w:rPr>
-              <w:t>月</w:t>
-            </w:r>
-            <w:r>
-              <w:rPr>
-                <w:b/>
-                <w:sz w:val="19"/>
-              </w:rPr>
-              <w:t>—3</w:t>
-            </w:r>
-            <w:r>
-              <w:rPr>
-                <w:b/>
-                <w:sz w:val="19"/>
-              </w:rPr>
-              <w:t>月，学位论文统稿与格式规范审查：</w:t>
-            </w:r>
-            <w:r>
-              <w:rPr>
-                <w:sz w:val="19"/>
-              </w:rPr>
-              <w:t>按学校研究生院学位论文撰写规范统一排版、符号体系与图表交叉引用，补齐致谢与成果页，进行预答辩。</w:t>
-            </w:r>
-          </w:p>
-          <w:p>
-            <w:pPr>
-              <w:spacing w:after="40" w:line="276" w:lineRule="auto"/>
-              <w:ind w:left="173"/>
-              <w:jc w:val="left"/>
-            </w:pPr>
-            <w:r>
-              <w:rPr>
-                <w:b/>
-                <w:sz w:val="19"/>
-              </w:rPr>
-              <w:t>5. 2027</w:t>
-            </w:r>
-            <w:r>
-              <w:rPr>
-                <w:b/>
-                <w:sz w:val="19"/>
-              </w:rPr>
-              <w:t>年</w:t>
-            </w:r>
-            <w:r>
-              <w:rPr>
-                <w:b/>
-                <w:sz w:val="19"/>
-              </w:rPr>
-              <w:t>4</w:t>
-            </w:r>
-            <w:r>
-              <w:rPr>
-                <w:b/>
-                <w:sz w:val="19"/>
-              </w:rPr>
-              <w:t>月以后，送审与答辩：</w:t>
-            </w:r>
-            <w:r>
-              <w:rPr>
-                <w:sz w:val="19"/>
-              </w:rPr>
-              <w:t>按学院统一时间节点完成学术不端行为检测、送盲审评阅及毕业答辩。</w:t>
-            </w:r>
-          </w:p>
-          <w:p>
-            <w:pPr>
-              <w:spacing w:before="160" w:after="40" w:line="276" w:lineRule="auto"/>
-              <w:jc w:val="right"/>
-            </w:pPr>
-            <w:r>
-              <w:rPr>
-                <w:sz w:val="20"/>
-              </w:rPr>
-              <w:t>学生（签字）：王驰</w:t>
-            </w:r>
-            <w:r>
-              <w:rPr>
-                <w:sz w:val="20"/>
-              </w:rPr>
-              <w:t xml:space="preserve">                 2026 </w:t>
-            </w:r>
-            <w:r>
-              <w:rPr>
-                <w:sz w:val="20"/>
-              </w:rPr>
-              <w:t>年</w:t>
-            </w:r>
-            <w:r>
-              <w:rPr>
-                <w:sz w:val="20"/>
-              </w:rPr>
-              <w:t xml:space="preserve"> 10 </w:t>
-            </w:r>
-            <w:r>
-              <w:rPr>
-                <w:sz w:val="20"/>
-              </w:rPr>
-              <w:t>月</w:t>
-            </w:r>
-            <w:r>
-              <w:rPr>
-                <w:sz w:val="20"/>
-              </w:rPr>
-              <w:t xml:space="preserve"> 12 </w:t>
-            </w:r>
-            <w:r>
-              <w:rPr>
-                <w:sz w:val="20"/>
-              </w:rPr>
-              <w:t>日</w:t>
+              <w:t>学生（签字）：王驰                 2026年10月12日</w:t>
             </w:r>
           </w:p>
         </w:tc>
@@ -4197,7 +2707,7 @@
           </w:tcPr>
           <w:p>
             <w:pPr>
-              <w:spacing w:after="40" w:line="276" w:lineRule="auto"/>
+              <w:spacing w:after="40" w:line="276" w:lineRule="auto" w:before="0"/>
               <w:jc w:val="left"/>
               <w:rPr>
                 <w:sz w:val="19"/>
@@ -4205,19 +2715,19 @@
             </w:pPr>
             <w:r>
               <w:rPr>
-                <w:sz w:val="19"/>
+                <w:sz w:val="18"/>
               </w:rPr>
               <w:t>就研究生学位论文工作进展、是否适合继续培养等情况说明：</w:t>
             </w:r>
             <w:r>
               <w:rPr>
-                <w:sz w:val="19"/>
+                <w:sz w:val="18"/>
               </w:rPr>
               <w:br/>
             </w:r>
             <w:r>
               <w:rPr>
-                <w:sz w:val="19"/>
+                <w:sz w:val="18"/>
               </w:rPr>
               <w:br/>
               <w:t xml:space="preserve">    </w:t>
@@ -4225,7 +2735,7 @@
           </w:p>
           <w:p>
             <w:pPr>
-              <w:spacing w:after="40" w:line="276" w:lineRule="auto"/>
+              <w:spacing w:after="40" w:line="276" w:lineRule="auto" w:before="0"/>
               <w:jc w:val="left"/>
               <w:rPr>
                 <w:sz w:val="19"/>
@@ -4234,7 +2744,7 @@
           </w:p>
           <w:p>
             <w:pPr>
-              <w:spacing w:after="40" w:line="276" w:lineRule="auto"/>
+              <w:spacing w:after="40" w:line="276" w:lineRule="auto" w:before="0"/>
               <w:jc w:val="left"/>
               <w:rPr>
                 <w:sz w:val="19"/>
@@ -4243,115 +2753,88 @@
           </w:p>
           <w:p>
             <w:pPr>
-              <w:spacing w:after="40" w:line="276" w:lineRule="auto"/>
-              <w:jc w:val="left"/>
-              <w:rPr>
-                <w:sz w:val="19"/>
-              </w:rPr>
-            </w:pPr>
-          </w:p>
-          <w:p>
-            <w:pPr>
-              <w:spacing w:after="40" w:line="276" w:lineRule="auto"/>
-              <w:jc w:val="left"/>
-            </w:pPr>
-            <w:r>
-              <w:rPr>
-                <w:sz w:val="19"/>
-              </w:rPr>
-              <w:br/>
-            </w:r>
-            <w:r>
-              <w:rPr>
-                <w:sz w:val="19"/>
-              </w:rPr>
-              <w:br/>
-            </w:r>
-          </w:p>
-          <w:p>
-            <w:pPr>
-              <w:spacing w:before="80" w:after="40" w:line="276" w:lineRule="auto"/>
+              <w:spacing w:before="0" w:after="40" w:line="276" w:lineRule="auto"/>
               <w:jc w:val="right"/>
             </w:pPr>
             <w:r>
               <w:rPr>
-                <w:sz w:val="20"/>
+                <w:sz w:val="18"/>
               </w:rPr>
               <w:t>导师（签字）：</w:t>
             </w:r>
             <w:r>
               <w:rPr>
-                <w:sz w:val="20"/>
+                <w:sz w:val="18"/>
               </w:rPr>
               <w:t xml:space="preserve">  </w:t>
             </w:r>
             <w:r>
               <w:rPr>
                 <w:rFonts w:hint="eastAsia"/>
-                <w:sz w:val="20"/>
+                <w:sz w:val="18"/>
               </w:rPr>
               <w:t xml:space="preserve">  </w:t>
             </w:r>
             <w:r>
               <w:rPr>
-                <w:sz w:val="20"/>
+                <w:sz w:val="18"/>
               </w:rPr>
               <w:t xml:space="preserve">               </w:t>
             </w:r>
             <w:r>
               <w:rPr>
                 <w:rFonts w:hint="eastAsia"/>
-                <w:sz w:val="20"/>
+                <w:sz w:val="18"/>
               </w:rPr>
               <w:t xml:space="preserve">    </w:t>
             </w:r>
             <w:r>
               <w:rPr>
-                <w:sz w:val="20"/>
+                <w:sz w:val="18"/>
               </w:rPr>
               <w:t>年</w:t>
             </w:r>
             <w:r>
               <w:rPr>
-                <w:sz w:val="20"/>
+                <w:sz w:val="18"/>
               </w:rPr>
               <w:t xml:space="preserve">  </w:t>
             </w:r>
             <w:r>
               <w:rPr>
                 <w:rFonts w:hint="eastAsia"/>
-                <w:sz w:val="20"/>
+                <w:sz w:val="18"/>
               </w:rPr>
               <w:t xml:space="preserve"> </w:t>
             </w:r>
             <w:r>
               <w:rPr>
-                <w:sz w:val="20"/>
+                <w:sz w:val="18"/>
               </w:rPr>
               <w:t>月</w:t>
             </w:r>
             <w:r>
               <w:rPr>
-                <w:sz w:val="20"/>
+                <w:sz w:val="18"/>
               </w:rPr>
               <w:t xml:space="preserve"> </w:t>
             </w:r>
             <w:r>
               <w:rPr>
                 <w:rFonts w:hint="eastAsia"/>
-                <w:sz w:val="20"/>
+                <w:sz w:val="18"/>
               </w:rPr>
               <w:t xml:space="preserve">  </w:t>
             </w:r>
             <w:r>
               <w:rPr>
-                <w:sz w:val="20"/>
+                <w:sz w:val="18"/>
               </w:rPr>
               <w:t xml:space="preserve"> </w:t>
             </w:r>
             <w:r>
               <w:rPr>
-                <w:sz w:val="20"/>
+                <w:sz w:val="18"/>
               </w:rPr>
               <w:t>日</w:t>
             </w:r>
@@ -4404,286 +2887,97 @@
           </w:tcPr>
           <w:p>
             <w:pPr>
-              <w:rPr>
-                <w:szCs w:val="21"/>
-              </w:rPr>
-            </w:pPr>
-            <w:r>
-              <w:rPr>
-                <w:rFonts w:hint="eastAsia"/>
-                <w:szCs w:val="21"/>
+              <w:spacing w:line="276" w:lineRule="auto" w:before="0" w:after="40"/>
+            </w:pPr>
+            <w:r>
+              <w:rPr>
+                <w:b w:val="0"/>
+                <w:sz w:val="18"/>
               </w:rPr>
               <w:t>具体考核意见：</w:t>
             </w:r>
           </w:p>
           <w:p>
             <w:pPr>
-              <w:rPr>
-                <w:szCs w:val="21"/>
-              </w:rPr>
-            </w:pPr>
-          </w:p>
-          <w:p>
-            <w:pPr>
-              <w:rPr>
-                <w:szCs w:val="21"/>
-              </w:rPr>
-            </w:pPr>
-          </w:p>
-          <w:p>
-            <w:pPr>
-              <w:rPr>
-                <w:szCs w:val="21"/>
-              </w:rPr>
-            </w:pPr>
-          </w:p>
-          <w:p>
-            <w:pPr>
-              <w:rPr>
-                <w:szCs w:val="21"/>
-              </w:rPr>
-            </w:pPr>
-          </w:p>
-          <w:p>
-            <w:pPr>
-              <w:rPr>
-                <w:szCs w:val="21"/>
-              </w:rPr>
-            </w:pPr>
-          </w:p>
-          <w:p>
-            <w:pPr>
-              <w:rPr>
-                <w:szCs w:val="21"/>
-              </w:rPr>
-            </w:pPr>
-          </w:p>
-          <w:p>
-            <w:pPr>
-              <w:rPr>
-                <w:szCs w:val="21"/>
-              </w:rPr>
-            </w:pPr>
-          </w:p>
-          <w:p>
-            <w:pPr>
-              <w:rPr>
-                <w:szCs w:val="21"/>
-              </w:rPr>
-            </w:pPr>
-          </w:p>
-          <w:p>
-            <w:pPr>
-              <w:rPr>
-                <w:szCs w:val="21"/>
-              </w:rPr>
-            </w:pPr>
-          </w:p>
-          <w:p>
-            <w:pPr>
-              <w:rPr>
-                <w:szCs w:val="21"/>
-              </w:rPr>
-            </w:pPr>
-          </w:p>
-          <w:p>
-            <w:pPr>
-              <w:rPr>
-                <w:szCs w:val="21"/>
-              </w:rPr>
-            </w:pPr>
-          </w:p>
-          <w:p>
-            <w:pPr>
-              <w:rPr>
-                <w:szCs w:val="21"/>
-              </w:rPr>
-            </w:pPr>
-          </w:p>
-          <w:p>
-            <w:pPr>
-              <w:rPr>
-                <w:szCs w:val="21"/>
-              </w:rPr>
-            </w:pPr>
-          </w:p>
-          <w:p>
-            <w:pPr>
-              <w:rPr>
-                <w:szCs w:val="21"/>
-              </w:rPr>
-            </w:pPr>
-          </w:p>
-          <w:p>
-            <w:pPr>
-              <w:rPr>
-                <w:szCs w:val="21"/>
-              </w:rPr>
-            </w:pPr>
-          </w:p>
-          <w:p>
-            <w:pPr>
-              <w:rPr>
-                <w:szCs w:val="21"/>
-              </w:rPr>
-            </w:pPr>
-          </w:p>
-          <w:p>
-            <w:pPr>
-              <w:rPr>
-                <w:szCs w:val="21"/>
-              </w:rPr>
-            </w:pPr>
-          </w:p>
-          <w:p>
-            <w:pPr>
-              <w:spacing w:line="360" w:lineRule="auto"/>
-              <w:rPr>
-                <w:szCs w:val="21"/>
-              </w:rPr>
-            </w:pPr>
-            <w:r>
-              <w:rPr>
-                <w:rFonts w:hint="eastAsia"/>
-                <w:szCs w:val="21"/>
+              <w:spacing w:line="276" w:lineRule="auto" w:before="0" w:after="40"/>
+            </w:pPr>
+            <w:r>
+              <w:rPr>
+                <w:b w:val="0"/>
+                <w:sz w:val="18"/>
+              </w:rPr>
+            </w:r>
+          </w:p>
+          <w:p>
+            <w:pPr>
+              <w:spacing w:line="276" w:lineRule="auto" w:before="0" w:after="40"/>
+            </w:pPr>
+            <w:r>
+              <w:rPr>
+                <w:b w:val="0"/>
+                <w:sz w:val="18"/>
+              </w:rPr>
+            </w:r>
+          </w:p>
+          <w:p>
+            <w:pPr>
+              <w:spacing w:line="264" w:lineRule="auto" w:before="0" w:after="20"/>
+            </w:pPr>
+            <w:r>
+              <w:rPr>
+                <w:b w:val="0"/>
+                <w:sz w:val="18"/>
               </w:rPr>
               <w:t>结论：□通过，继续学位论文研究工作；</w:t>
             </w:r>
           </w:p>
           <w:p>
             <w:pPr>
-              <w:spacing w:line="360" w:lineRule="auto"/>
-              <w:ind w:firstLineChars="300" w:firstLine="715"/>
-              <w:rPr>
-                <w:szCs w:val="21"/>
-              </w:rPr>
-            </w:pPr>
-            <w:r>
-              <w:rPr>
-                <w:rFonts w:hint="eastAsia"/>
-                <w:szCs w:val="21"/>
+              <w:spacing w:line="264" w:lineRule="auto" w:before="0" w:after="20"/>
+            </w:pPr>
+            <w:r>
+              <w:rPr>
+                <w:b w:val="0"/>
+                <w:sz w:val="18"/>
               </w:rPr>
               <w:t>□不通过，三个月后重新举行学位论文中期考核；</w:t>
             </w:r>
           </w:p>
           <w:p>
             <w:pPr>
-              <w:spacing w:line="360" w:lineRule="auto"/>
-              <w:ind w:firstLineChars="300" w:firstLine="715"/>
-              <w:rPr>
-                <w:szCs w:val="21"/>
-              </w:rPr>
-            </w:pPr>
-            <w:r>
-              <w:rPr>
-                <w:rFonts w:hint="eastAsia"/>
-                <w:szCs w:val="21"/>
-              </w:rPr>
-              <w:lastRenderedPageBreak/>
+              <w:spacing w:line="264" w:lineRule="auto" w:before="0" w:after="20"/>
+            </w:pPr>
+            <w:r>
+              <w:rPr>
+                <w:b w:val="0"/>
+                <w:sz w:val="18"/>
+              </w:rPr>
               <w:t>□不通过，认为不适合继续培养，建议做结业、肄业等学籍处理。</w:t>
             </w:r>
           </w:p>
           <w:p>
             <w:pPr>
-              <w:ind w:firstLineChars="300" w:firstLine="715"/>
-              <w:rPr>
-                <w:szCs w:val="21"/>
-              </w:rPr>
-            </w:pPr>
-          </w:p>
-          <w:p>
-            <w:pPr>
-              <w:wordWrap w:val="0"/>
-              <w:ind w:right="356"/>
-              <w:rPr>
-                <w:b/>
-                <w:szCs w:val="21"/>
-              </w:rPr>
-            </w:pPr>
-            <w:r>
-              <w:rPr>
-                <w:rFonts w:hint="eastAsia"/>
-                <w:b/>
-                <w:szCs w:val="21"/>
-              </w:rPr>
-              <w:t>专家（签字）</w:t>
-            </w:r>
-            <w:r>
-              <w:rPr>
-                <w:rFonts w:hint="eastAsia"/>
-                <w:b/>
-                <w:szCs w:val="21"/>
-              </w:rPr>
-              <w:t>：</w:t>
-            </w:r>
-            <w:r>
-              <w:rPr>
-                <w:rFonts w:hint="eastAsia"/>
-                <w:b/>
-                <w:szCs w:val="21"/>
-              </w:rPr>
-              <w:t xml:space="preserve">                                              </w:t>
-            </w:r>
-          </w:p>
-          <w:p>
-            <w:pPr>
-              <w:ind w:right="-64" w:firstLine="476"/>
-              <w:jc w:val="right"/>
-              <w:rPr>
-                <w:b/>
-                <w:szCs w:val="21"/>
-              </w:rPr>
-            </w:pPr>
-            <w:r>
-              <w:rPr>
-                <w:rFonts w:hint="eastAsia"/>
-                <w:b/>
-                <w:szCs w:val="21"/>
-              </w:rPr>
-              <w:t>年</w:t>
-            </w:r>
-            <w:r>
-              <w:rPr>
-                <w:rFonts w:hint="eastAsia"/>
-                <w:b/>
-                <w:szCs w:val="21"/>
-              </w:rPr>
-              <w:t xml:space="preserve">    </w:t>
-            </w:r>
-            <w:r>
-              <w:rPr>
-                <w:rFonts w:hint="eastAsia"/>
-                <w:b/>
-                <w:szCs w:val="21"/>
-              </w:rPr>
-              <w:t>月</w:t>
-            </w:r>
-            <w:r>
-              <w:rPr>
-                <w:rFonts w:hint="eastAsia"/>
-                <w:b/>
-                <w:szCs w:val="21"/>
-              </w:rPr>
-              <w:t xml:space="preserve">    </w:t>
-            </w:r>
-            <w:r>
-              <w:rPr>
-                <w:rFonts w:hint="eastAsia"/>
-                <w:b/>
-                <w:szCs w:val="21"/>
-              </w:rPr>
-              <w:t>日</w:t>
-            </w:r>
-          </w:p>
-          <w:p>
-            <w:pPr>
-              <w:ind w:right="-64" w:firstLine="476"/>
-              <w:jc w:val="right"/>
-              <w:rPr>
-                <w:b/>
-                <w:szCs w:val="21"/>
-              </w:rPr>
-            </w:pPr>
+              <w:spacing w:line="276" w:lineRule="auto" w:before="20" w:after="20"/>
+            </w:pPr>
+            <w:r>
+              <w:rPr>
+                <w:b w:val="0"/>
+                <w:sz w:val="18"/>
+              </w:rPr>
+              <w:t>专家（签字）：</w:t>
+            </w:r>
+          </w:p>
+          <w:p>
+            <w:pPr>
+              <w:spacing w:line="276" w:lineRule="auto" w:before="0" w:after="20"/>
+            </w:pPr>
+            <w:r>
+              <w:rPr>
+                <w:b w:val="0"/>
+                <w:sz w:val="18"/>
+              </w:rPr>
+              <w:t>年    月    日</w:t>
+            </w:r>
           </w:p>
         </w:tc>
       </w:tr>
@@ -4734,138 +3028,20 @@
           </w:tcPr>
           <w:p>
             <w:pPr>
-              <w:rPr>
-                <w:b/>
-                <w:szCs w:val="21"/>
-              </w:rPr>
-            </w:pPr>
-          </w:p>
-          <w:p>
-            <w:pPr>
-              <w:rPr>
-                <w:b/>
-                <w:szCs w:val="21"/>
-              </w:rPr>
-            </w:pPr>
-          </w:p>
-          <w:p>
-            <w:pPr>
-              <w:rPr>
-                <w:b/>
-                <w:szCs w:val="21"/>
-              </w:rPr>
-            </w:pPr>
-          </w:p>
-          <w:p>
-            <w:pPr>
-              <w:rPr>
-                <w:b/>
-                <w:szCs w:val="21"/>
-              </w:rPr>
-            </w:pPr>
-          </w:p>
-          <w:p>
-            <w:pPr>
-              <w:rPr>
-                <w:b/>
-                <w:szCs w:val="21"/>
-              </w:rPr>
-            </w:pPr>
-          </w:p>
-          <w:p>
-            <w:pPr>
-              <w:jc w:val="right"/>
-              <w:rPr>
-                <w:b/>
-                <w:szCs w:val="21"/>
-              </w:rPr>
-            </w:pPr>
-          </w:p>
-          <w:p>
-            <w:pPr>
-              <w:jc w:val="right"/>
-              <w:rPr>
-                <w:b/>
-                <w:szCs w:val="21"/>
-              </w:rPr>
-            </w:pPr>
-          </w:p>
-          <w:p>
-            <w:pPr>
-              <w:wordWrap w:val="0"/>
-              <w:ind w:right="-64"/>
-              <w:jc w:val="right"/>
-              <w:rPr>
-                <w:b/>
-                <w:szCs w:val="21"/>
-              </w:rPr>
-            </w:pPr>
-            <w:r>
-              <w:rPr>
-                <w:rFonts w:hint="eastAsia"/>
-                <w:b/>
-                <w:szCs w:val="21"/>
-              </w:rPr>
-              <w:t>负责人（签字）：</w:t>
-            </w:r>
-            <w:r>
-              <w:rPr>
-                <w:rFonts w:hint="eastAsia"/>
-                <w:b/>
-                <w:szCs w:val="21"/>
-              </w:rPr>
-              <w:t xml:space="preserve">              </w:t>
-            </w:r>
-            <w:r>
-              <w:rPr>
-                <w:rFonts w:hint="eastAsia"/>
-                <w:b/>
-                <w:szCs w:val="21"/>
-              </w:rPr>
-              <w:t>年</w:t>
-            </w:r>
-            <w:r>
-              <w:rPr>
-                <w:rFonts w:hint="eastAsia"/>
-                <w:b/>
-                <w:szCs w:val="21"/>
-              </w:rPr>
-              <w:t xml:space="preserve">    </w:t>
-            </w:r>
-            <w:r>
-              <w:rPr>
-                <w:rFonts w:hint="eastAsia"/>
-                <w:b/>
-                <w:szCs w:val="21"/>
-              </w:rPr>
-              <w:t>月</w:t>
-            </w:r>
-            <w:r>
-              <w:rPr>
-                <w:rFonts w:hint="eastAsia"/>
-                <w:b/>
-                <w:szCs w:val="21"/>
-              </w:rPr>
-              <w:t xml:space="preserve">    </w:t>
-            </w:r>
-            <w:r>
-              <w:rPr>
-                <w:rFonts w:hint="eastAsia"/>
-                <w:b/>
-                <w:szCs w:val="21"/>
-              </w:rPr>
-              <w:t>日</w:t>
-            </w:r>
-          </w:p>
-          <w:p>
-            <w:pPr>
-              <w:ind w:right="-64"/>
-              <w:jc w:val="right"/>
-              <w:rPr>
-                <w:b/>
-                <w:szCs w:val="21"/>
-              </w:rPr>
-            </w:pPr>
+              <w:spacing w:line="276" w:lineRule="auto" w:before="0" w:after="40"/>
+            </w:pPr>
+          </w:p>
+          <w:p>
+            <w:pPr>
+              <w:spacing w:line="276" w:lineRule="auto" w:before="40" w:after="20"/>
+            </w:pPr>
+            <w:r>
+              <w:rPr>
+                <w:b w:val="0"/>
+                <w:sz w:val="18"/>
+              </w:rPr>
+              <w:t>负责人（签字）：              年    月    日</w:t>
+            </w:r>
           </w:p>
         </w:tc>
       </w:tr>
@@ -4915,138 +3091,20 @@
           </w:tcPr>
           <w:p>
             <w:pPr>
-              <w:rPr>
-                <w:b/>
-                <w:szCs w:val="21"/>
-              </w:rPr>
-            </w:pPr>
-          </w:p>
-          <w:p>
-            <w:pPr>
-              <w:rPr>
-                <w:b/>
-                <w:szCs w:val="21"/>
-              </w:rPr>
-            </w:pPr>
-          </w:p>
-          <w:p>
-            <w:pPr>
-              <w:rPr>
-                <w:b/>
-                <w:szCs w:val="21"/>
-              </w:rPr>
-            </w:pPr>
-          </w:p>
-          <w:p>
-            <w:pPr>
-              <w:rPr>
-                <w:b/>
-                <w:szCs w:val="21"/>
-              </w:rPr>
-            </w:pPr>
-          </w:p>
-          <w:p>
-            <w:pPr>
-              <w:rPr>
-                <w:b/>
-                <w:szCs w:val="21"/>
-              </w:rPr>
-            </w:pPr>
-          </w:p>
-          <w:p>
-            <w:pPr>
-              <w:jc w:val="right"/>
-              <w:rPr>
-                <w:b/>
-                <w:szCs w:val="21"/>
-              </w:rPr>
-            </w:pPr>
-          </w:p>
-          <w:p>
-            <w:pPr>
-              <w:jc w:val="right"/>
-              <w:rPr>
-                <w:b/>
-                <w:szCs w:val="21"/>
-              </w:rPr>
-            </w:pPr>
-          </w:p>
-          <w:p>
-            <w:pPr>
-              <w:wordWrap w:val="0"/>
-              <w:ind w:right="-64"/>
-              <w:jc w:val="right"/>
-              <w:rPr>
-                <w:b/>
-                <w:szCs w:val="21"/>
-              </w:rPr>
-            </w:pPr>
-            <w:r>
-              <w:rPr>
-                <w:rFonts w:hint="eastAsia"/>
-                <w:b/>
-                <w:szCs w:val="21"/>
-              </w:rPr>
-              <w:t>负责人（签字）：</w:t>
-            </w:r>
-            <w:r>
-              <w:rPr>
-                <w:rFonts w:hint="eastAsia"/>
-                <w:b/>
-                <w:szCs w:val="21"/>
-              </w:rPr>
-              <w:t xml:space="preserve">               </w:t>
-            </w:r>
-            <w:r>
-              <w:rPr>
-                <w:rFonts w:hint="eastAsia"/>
-                <w:b/>
-                <w:szCs w:val="21"/>
-              </w:rPr>
-              <w:t>年</w:t>
-            </w:r>
-            <w:r>
-              <w:rPr>
-                <w:rFonts w:hint="eastAsia"/>
-                <w:b/>
-                <w:szCs w:val="21"/>
-              </w:rPr>
-              <w:t xml:space="preserve">    </w:t>
-            </w:r>
-            <w:r>
-              <w:rPr>
-                <w:rFonts w:hint="eastAsia"/>
-                <w:b/>
-                <w:szCs w:val="21"/>
-              </w:rPr>
-              <w:t>月</w:t>
-            </w:r>
-            <w:r>
-              <w:rPr>
-                <w:rFonts w:hint="eastAsia"/>
-                <w:b/>
-                <w:szCs w:val="21"/>
-              </w:rPr>
-              <w:t xml:space="preserve">   </w:t>
-            </w:r>
-            <w:r>
-              <w:rPr>
-                <w:rFonts w:hint="eastAsia"/>
-                <w:b/>
-                <w:szCs w:val="21"/>
-              </w:rPr>
-              <w:t>日</w:t>
-            </w:r>
-          </w:p>
-          <w:p>
-            <w:pPr>
-              <w:ind w:right="-64"/>
-              <w:jc w:val="right"/>
-              <w:rPr>
-                <w:b/>
-                <w:szCs w:val="21"/>
-              </w:rPr>
-            </w:pPr>
+              <w:spacing w:line="276" w:lineRule="auto" w:before="0" w:after="40"/>
+            </w:pPr>
+          </w:p>
+          <w:p>
+            <w:pPr>
+              <w:spacing w:line="276" w:lineRule="auto" w:before="40" w:after="20"/>
+            </w:pPr>
+            <w:r>
+              <w:rPr>
+                <w:b w:val="0"/>
+                <w:sz w:val="18"/>
+              </w:rPr>
+              <w:t>负责人（签字）：               年    月   日</w:t>
+            </w:r>
           </w:p>
         </w:tc>
       </w:tr>

--- a/docs/中期报告_优化版.docx
+++ b/docs/中期报告_优化版.docx
@@ -304,6 +304,7 @@
                 <w:rFonts w:hint="eastAsia"/>
                 <w:sz w:val="28"/>
               </w:rPr>
+              <w:t xml:space="preserve">  </w:t>
             </w:r>
             <w:r>
               <w:rPr>
@@ -317,6 +318,7 @@
                 <w:rFonts w:hint="eastAsia"/>
                 <w:sz w:val="28"/>
               </w:rPr>
+              <w:t xml:space="preserve">  </w:t>
             </w:r>
             <w:r>
               <w:rPr>
@@ -330,6 +332,7 @@
                 <w:rFonts w:hint="eastAsia"/>
                 <w:sz w:val="28"/>
               </w:rPr>
+              <w:t xml:space="preserve">  </w:t>
             </w:r>
             <w:r>
               <w:rPr>
@@ -783,15 +786,19 @@
     </w:p>
     <w:p>
       <w:pPr>
-        <w:spacing w:before="240" w:after="80" w:line="312" w:lineRule="auto"/>
+        <w:spacing w:line="312" w:lineRule="auto" w:before="240" w:after="80"/>
         <w:jc w:val="center"/>
         <w:rPr>
           <w:sz w:val="28"/>
         </w:rPr>
       </w:pPr>
       <w:r>
+        <w:rPr/>
+      </w:r>
+      <w:r>
         <w:rPr>
           <w:rFonts w:ascii="宋体" w:hAnsi="宋体"/>
+          <w:b w:val="0"/>
           <w:sz w:val="26"/>
         </w:rPr>
         <w:t>西安科技大学研究生院制</w:t>
@@ -799,17 +806,25 @@
     </w:p>
     <w:p>
       <w:pPr>
-        <w:spacing w:before="80" w:after="160" w:line="312" w:lineRule="auto"/>
+        <w:spacing w:line="312" w:lineRule="auto" w:before="80" w:after="160"/>
         <w:ind w:firstLine="855"/>
         <w:jc w:val="center"/>
       </w:pPr>
       <w:r>
+        <w:rPr/>
+      </w:r>
+      <w:r>
         <w:rPr>
           <w:rFonts w:ascii="宋体" w:hAnsi="宋体"/>
+          <w:b w:val="0"/>
+          <w:sz w:val="24"/>
         </w:rPr>
-        <w:t>2026年10月12日填写</w:t>
+        <w:t>2026年 10 月 12 日填写</w:t>
       </w:r>
-      <w:r/>
+      <w:r>
+        <w:rPr/>
+        <w:br w:type="page"/>
+      </w:r>
     </w:p>
     <w:tbl>
       <w:tblPr>
@@ -827,15 +842,13 @@
         <w:tblLook w:val="0000" w:firstRow="0" w:lastRow="0" w:firstColumn="0" w:lastColumn="0" w:noHBand="0" w:noVBand="0"/>
       </w:tblPr>
       <w:tblGrid>
-        <w:gridCol w:w="701"/>
-        <w:gridCol w:w="981"/>
+        <w:gridCol w:w="1682"/>
         <w:gridCol w:w="1301"/>
         <w:gridCol w:w="533"/>
         <w:gridCol w:w="517"/>
         <w:gridCol w:w="1318"/>
         <w:gridCol w:w="1835"/>
-        <w:gridCol w:w="1812"/>
-        <w:gridCol w:w="23"/>
+        <w:gridCol w:w="1835"/>
       </w:tblGrid>
       <w:tr>
         <w:trPr>
@@ -844,11 +857,11 @@
         <w:tc>
           <w:tcPr>
             <w:tcW w:w="1682" w:type="dxa"/>
-            <w:gridSpan w:val="2"/>
             <w:vAlign w:val="center"/>
           </w:tcPr>
           <w:p>
             <w:pPr>
+              <w:pageBreakBefore w:val="0"/>
               <w:jc w:val="center"/>
               <w:rPr>
                 <w:b/>
@@ -870,11 +883,12 @@
         <w:tc>
           <w:tcPr>
             <w:tcW w:w="7339" w:type="dxa"/>
-            <w:gridSpan w:val="7"/>
+            <w:gridSpan w:val="6"/>
             <w:vAlign w:val="center"/>
           </w:tcPr>
           <w:p>
             <w:pPr>
+              <w:pageBreakBefore w:val="0"/>
               <w:spacing w:after="40" w:line="276" w:lineRule="auto"/>
               <w:jc w:val="center"/>
             </w:pPr>
@@ -895,12 +909,12 @@
         <w:tc>
           <w:tcPr>
             <w:tcW w:w="1682" w:type="dxa"/>
-            <w:gridSpan w:val="2"/>
             <w:vMerge w:val="restart"/>
             <w:vAlign w:val="center"/>
           </w:tcPr>
           <w:p>
             <w:pPr>
+              <w:pageBreakBefore w:val="0"/>
               <w:jc w:val="center"/>
               <w:rPr>
                 <w:b/>
@@ -927,6 +941,7 @@
           </w:tcPr>
           <w:p>
             <w:pPr>
+              <w:pageBreakBefore w:val="0"/>
               <w:jc w:val="center"/>
               <w:rPr>
                 <w:sz w:val="21"/>
@@ -951,6 +966,7 @@
           </w:tcPr>
           <w:p>
             <w:pPr>
+              <w:pageBreakBefore w:val="0"/>
               <w:jc w:val="center"/>
               <w:rPr>
                 <w:sz w:val="21"/>
@@ -974,6 +990,7 @@
           </w:tcPr>
           <w:p>
             <w:pPr>
+              <w:pageBreakBefore w:val="0"/>
               <w:jc w:val="center"/>
               <w:rPr>
                 <w:sz w:val="21"/>
@@ -993,11 +1010,11 @@
         <w:tc>
           <w:tcPr>
             <w:tcW w:w="1835" w:type="dxa"/>
-            <w:gridSpan w:val="2"/>
             <w:vAlign w:val="center"/>
           </w:tcPr>
           <w:p>
             <w:pPr>
+              <w:pageBreakBefore w:val="0"/>
               <w:jc w:val="center"/>
               <w:rPr>
                 <w:sz w:val="21"/>
@@ -1022,7 +1039,6 @@
         <w:tc>
           <w:tcPr>
             <w:tcW w:w="1682" w:type="dxa"/>
-            <w:gridSpan w:val="2"/>
             <w:vMerge/>
             <w:vAlign w:val="center"/>
           </w:tcPr>
@@ -1045,6 +1061,7 @@
           </w:tcPr>
           <w:p>
             <w:pPr>
+              <w:pageBreakBefore w:val="0"/>
               <w:jc w:val="center"/>
               <w:rPr>
                 <w:sz w:val="21"/>
@@ -1060,6 +1077,7 @@
           </w:tcPr>
           <w:p>
             <w:pPr>
+              <w:pageBreakBefore w:val="0"/>
               <w:spacing w:after="40" w:line="276" w:lineRule="auto"/>
               <w:jc w:val="center"/>
             </w:pPr>
@@ -1079,6 +1097,7 @@
           </w:tcPr>
           <w:p>
             <w:pPr>
+              <w:pageBreakBefore w:val="0"/>
               <w:jc w:val="center"/>
               <w:rPr>
                 <w:sz w:val="21"/>
@@ -1089,11 +1108,11 @@
         <w:tc>
           <w:tcPr>
             <w:tcW w:w="1835" w:type="dxa"/>
-            <w:gridSpan w:val="2"/>
             <w:vAlign w:val="center"/>
           </w:tcPr>
           <w:p>
             <w:pPr>
+              <w:pageBreakBefore w:val="0"/>
               <w:jc w:val="center"/>
               <w:rPr>
                 <w:sz w:val="21"/>
@@ -1109,11 +1128,11 @@
         <w:tc>
           <w:tcPr>
             <w:tcW w:w="1682" w:type="dxa"/>
-            <w:gridSpan w:val="2"/>
             <w:vAlign w:val="center"/>
           </w:tcPr>
           <w:p>
             <w:pPr>
+              <w:pageBreakBefore w:val="0"/>
               <w:jc w:val="center"/>
               <w:rPr>
                 <w:b/>
@@ -1135,11 +1154,12 @@
         <w:tc>
           <w:tcPr>
             <w:tcW w:w="7339" w:type="dxa"/>
-            <w:gridSpan w:val="7"/>
+            <w:gridSpan w:val="6"/>
             <w:vAlign w:val="center"/>
           </w:tcPr>
           <w:p>
             <w:pPr>
+              <w:pageBreakBefore w:val="0"/>
               <w:spacing w:after="40" w:line="276" w:lineRule="auto"/>
               <w:jc w:val="center"/>
             </w:pPr>
@@ -1189,11 +1209,11 @@
         <w:tc>
           <w:tcPr>
             <w:tcW w:w="1682" w:type="dxa"/>
-            <w:gridSpan w:val="2"/>
             <w:vAlign w:val="center"/>
           </w:tcPr>
           <w:p>
             <w:pPr>
+              <w:pageBreakBefore w:val="0"/>
               <w:ind w:right="113"/>
               <w:jc w:val="center"/>
               <w:rPr>
@@ -1206,7 +1226,16 @@
                 <w:b/>
                 <w:szCs w:val="21"/>
               </w:rPr>
-              <w:t>是否变更论文题目</w:t>
+              <w:t>是否变更论</w:t>
+            </w:r>
+            <w:r>
+              <w:rPr>
+                <w:rFonts w:hint="eastAsia"/>
+                <w:b/>
+                <w:szCs w:val="21"/>
+              </w:rPr>
+              <w:lastRenderedPageBreak/>
+              <w:t>文题目</w:t>
             </w:r>
           </w:p>
         </w:tc>
@@ -1217,6 +1246,7 @@
           </w:tcPr>
           <w:p>
             <w:pPr>
+              <w:pageBreakBefore w:val="0"/>
               <w:spacing w:after="40" w:line="276" w:lineRule="auto"/>
               <w:jc w:val="center"/>
             </w:pPr>
@@ -1224,6 +1254,7 @@
               <w:rPr>
                 <w:sz w:val="18"/>
               </w:rPr>
+              <w:lastRenderedPageBreak/>
               <w:t>是（</w:t>
             </w:r>
             <w:r>
@@ -1248,6 +1279,7 @@
               <w:rPr>
                 <w:sz w:val="18"/>
               </w:rPr>
+              <w:lastRenderedPageBreak/>
               <w:t>否（</w:t>
             </w:r>
             <w:r>
@@ -1272,6 +1304,7 @@
           </w:tcPr>
           <w:p>
             <w:pPr>
+              <w:pageBreakBefore w:val="0"/>
               <w:jc w:val="center"/>
               <w:rPr>
                 <w:b/>
@@ -1282,11 +1315,13 @@
                 <w:rFonts w:hint="eastAsia"/>
                 <w:b/>
               </w:rPr>
+              <w:lastRenderedPageBreak/>
               <w:t>变更</w:t>
             </w:r>
           </w:p>
           <w:p>
             <w:pPr>
+              <w:pageBreakBefore w:val="0"/>
               <w:jc w:val="center"/>
               <w:rPr>
                 <w:sz w:val="21"/>
@@ -1297,6 +1332,7 @@
                 <w:rFonts w:hint="eastAsia"/>
                 <w:b/>
               </w:rPr>
+              <w:lastRenderedPageBreak/>
               <w:t>原因</w:t>
             </w:r>
           </w:p>
@@ -1304,12 +1340,13 @@
         <w:tc>
           <w:tcPr>
             <w:tcW w:w="4988" w:type="dxa"/>
-            <w:gridSpan w:val="4"/>
+            <w:gridSpan w:val="3"/>
             <w:vAlign w:val="center"/>
           </w:tcPr>
           <w:p>
             <w:pPr>
-              <w:spacing w:after="20" w:line="276" w:lineRule="auto" w:before="0"/>
+              <w:pageBreakBefore w:val="0"/>
+              <w:spacing w:after="30" w:line="276" w:lineRule="auto" w:before="0"/>
               <w:jc w:val="left"/>
             </w:pPr>
             <w:r>
@@ -1317,7 +1354,7 @@
                 <w:b w:val="0"/>
                 <w:sz w:val="18"/>
               </w:rPr>
-              <w:t>原开题题目为《基于实际数据校正的COVID-19多维控制策略研究》。开题后，研究聚焦于传染病监测中“病例规模扩大而短期预测精度趋于平台”的一般性统计推断问题，从单一病种控制策略评估转向病例监测规模推断收益边界研究：以负二项传播与二项报告模型推导理论确界，并结合全美流感与多病种数据开展实证检验。经导师论证，变更为现题目。</w:t>
+              <w:t>原开题题目为《基于实际数据校正的COVID-19多维控制策略研究》。开题后，研究聚焦于传染病监测中“病例规模扩大而短期预测精度趋于平台”的一般性统计推断问题，从单一病种控制策略评估转向病例监测规模推断收益边界研究：以负二项传播与二项报告模型推导理论确界，并结合全美流感与多病种数据开展实证检验。经与导师论证，变更为现题目。</w:t>
             </w:r>
           </w:p>
         </w:tc>
@@ -1329,11 +1366,11 @@
         <w:tc>
           <w:tcPr>
             <w:tcW w:w="1682" w:type="dxa"/>
-            <w:gridSpan w:val="2"/>
             <w:vAlign w:val="center"/>
           </w:tcPr>
           <w:p>
             <w:pPr>
+              <w:pageBreakBefore w:val="0"/>
               <w:jc w:val="center"/>
               <w:rPr>
                 <w:sz w:val="21"/>
@@ -1345,6 +1382,7 @@
                 <w:b/>
                 <w:szCs w:val="21"/>
               </w:rPr>
+              <w:lastRenderedPageBreak/>
               <w:t>学位论文研究主要内容</w:t>
             </w:r>
           </w:p>
@@ -1352,54 +1390,26 @@
         <w:tc>
           <w:tcPr>
             <w:tcW w:w="7339" w:type="dxa"/>
-            <w:gridSpan w:val="7"/>
+            <w:gridSpan w:val="6"/>
             <w:vAlign w:val="center"/>
           </w:tcPr>
           <w:p>
             <w:pPr>
-              <w:spacing w:after="40" w:line="276" w:lineRule="auto" w:before="0"/>
+              <w:pageBreakBefore w:val="0"/>
+              <w:spacing w:after="30" w:line="276" w:lineRule="auto" w:before="0"/>
               <w:jc w:val="left"/>
             </w:pPr>
             <w:r>
               <w:rPr>
                 <w:sz w:val="18"/>
               </w:rPr>
-              <w:t xml:space="preserve">    </w:t>
-            </w:r>
-            <w:r>
-              <w:rPr>
-                <w:sz w:val="18"/>
-              </w:rPr>
-              <w:t>本论文针对传染病监测中</w:t>
-            </w:r>
-            <w:r>
-              <w:rPr>
-                <w:sz w:val="18"/>
-              </w:rPr>
-              <w:t>“</w:t>
-            </w:r>
-            <w:r>
-              <w:rPr>
-                <w:sz w:val="18"/>
-              </w:rPr>
-              <w:t>病例规模扩大而短期预测精度趋于平台</w:t>
-            </w:r>
-            <w:r>
-              <w:rPr>
-                <w:sz w:val="18"/>
-              </w:rPr>
-              <w:t>”</w:t>
-            </w:r>
-            <w:r>
-              <w:rPr>
-                <w:sz w:val="18"/>
-              </w:rPr>
-              <w:t>的统计推断问题，以负二项分支过程刻画个体超传播、以二项抽稀刻画不完全报告，构建两层随机模型，研究病例规模在什么量级后继续扩大的精度收益明显变小、这一边界由哪些随机性来源决定，以及监测资源应如何配置。主要研究内容包括：</w:t>
-            </w:r>
-          </w:p>
-          <w:p>
-            <w:pPr>
-              <w:spacing w:after="40" w:line="276" w:lineRule="auto" w:before="0"/>
+              <w:t xml:space="preserve">    本论文针对传染病监测中“病例规模扩大而短期预测精度趋于平台”的统计推断问题，以负二项分支过程刻画个体超传播、以二项抽稀刻画不完全报告，构建两层随机模型，研究病例规模在什么量级后继续扩大的精度收益明显变小、这一边界由哪些随机性来源决定，以及监测资源应如何配置。主要研究内容包括：</w:t>
+            </w:r>
+          </w:p>
+          <w:p>
+            <w:pPr>
+              <w:pageBreakBefore w:val="0"/>
+              <w:spacing w:after="30" w:line="276" w:lineRule="auto" w:before="0"/>
               <w:ind w:left="173"/>
               <w:jc w:val="left"/>
             </w:pPr>
@@ -1408,76 +1418,13 @@
                 <w:b/>
                 <w:sz w:val="18"/>
               </w:rPr>
-              <w:t>1.</w:t>
-            </w:r>
-            <w:r>
-              <w:rPr>
-                <w:b/>
-                <w:sz w:val="18"/>
-              </w:rPr>
-              <w:t>传播</w:t>
-            </w:r>
-            <w:r>
-              <w:rPr>
-                <w:b/>
-                <w:sz w:val="18"/>
-              </w:rPr>
-              <w:t>—</w:t>
-            </w:r>
-            <w:r>
-              <w:rPr>
-                <w:b/>
-                <w:sz w:val="18"/>
-              </w:rPr>
-              <w:t>报告两层随机模型构建：</w:t>
-            </w:r>
-            <w:r>
-              <w:rPr>
-                <w:sz w:val="18"/>
-              </w:rPr>
-              <w:t>以</w:t>
-            </w:r>
-            <w:r>
-              <w:rPr>
-                <w:sz w:val="18"/>
-              </w:rPr>
-              <w:t>Galton–Watson</w:t>
-            </w:r>
-            <w:r>
-              <w:rPr>
-                <w:sz w:val="18"/>
-              </w:rPr>
-              <w:t>分支过程为基础，采用</w:t>
-            </w:r>
-            <w:r>
-              <w:rPr>
-                <w:sz w:val="18"/>
-              </w:rPr>
-              <w:t>Gamma</w:t>
-            </w:r>
-            <w:r>
-              <w:rPr>
-                <w:sz w:val="18"/>
-              </w:rPr>
-              <w:t>混合泊松分布（即负二项分布，离散参数</w:t>
-            </w:r>
-            <w:r>
-              <w:rPr>
-                <w:sz w:val="18"/>
-              </w:rPr>
-              <w:t>k</w:t>
-            </w:r>
-            <w:r>
-              <w:rPr>
-                <w:sz w:val="18"/>
-              </w:rPr>
-              <w:t>）刻画个体超传播，以二项抽样</w:t>
-            </w:r>
-            <w:r>
-              <w:rPr>
-                <w:sz w:val="18"/>
-              </w:rPr>
-              <w:t>Binomial(I</w:t>
+              <w:t>1. 传播—报告两层随机模型构建：</w:t>
+            </w:r>
+            <w:r>
+              <w:rPr>
+                <w:sz w:val="18"/>
+              </w:rPr>
+              <w:t>以Galton–Watson分支过程为基础，采用Gamma混合泊松分布（即负二项分布，离散参数k）刻画个体超传播，以二项抽样Binomial(I</w:t>
             </w:r>
             <w:r>
               <w:rPr>
@@ -1490,18 +1437,13 @@
               <w:rPr>
                 <w:sz w:val="18"/>
               </w:rPr>
-              <w:t>, ρ)</w:t>
-            </w:r>
-            <w:r>
-              <w:rPr>
-                <w:sz w:val="18"/>
-              </w:rPr>
-              <w:t>刻画不完全报告，利用概率母函数复合证明报告病例数在二项抽稀下仍服从负二项分布（分布族封闭性），为后续推断提供精确似然。</w:t>
-            </w:r>
-          </w:p>
-          <w:p>
-            <w:pPr>
-              <w:spacing w:after="40" w:line="276" w:lineRule="auto" w:before="0"/>
+              <w:t>, ρ) 刻画不完全报告，利用概率母函数复合证明报告病例数在二项抽稀下仍服从负二项分布（分布族封闭性），为后续推断提供精确似然。</w:t>
+            </w:r>
+          </w:p>
+          <w:p>
+            <w:pPr>
+              <w:pageBreakBefore w:val="0"/>
+              <w:spacing w:after="30" w:line="276" w:lineRule="auto" w:before="0"/>
               <w:ind w:left="173"/>
               <w:jc w:val="left"/>
             </w:pPr>
@@ -1510,154 +1452,78 @@
                 <w:b/>
                 <w:sz w:val="18"/>
               </w:rPr>
-              <w:t>2.</w:t>
-            </w:r>
-            <w:r>
-              <w:rPr>
-                <w:b/>
-                <w:sz w:val="18"/>
-              </w:rPr>
-              <w:t>两个估计目标的方差结构与交叉点：</w:t>
-            </w:r>
-            <w:r>
-              <w:rPr>
-                <w:sz w:val="18"/>
-              </w:rPr>
-              <w:t>区分当期再生数</w:t>
-            </w:r>
-            <w:r>
-              <w:rPr>
-                <w:sz w:val="18"/>
+              <w:t>2. 两个估计目标的方差结构与交叉点：</w:t>
+            </w:r>
+            <w:r>
+              <w:rPr>
+                <w:sz w:val="18"/>
+              </w:rPr>
+              <w:t>区分当期再生数R</w:t>
+            </w:r>
+            <w:r>
+              <w:rPr>
+                <w:sz w:val="18"/>
+                <w:vertAlign w:val="subscript"/>
+              </w:rPr>
+              <w:t>t</w:t>
+            </w:r>
+            <w:r>
+              <w:rPr>
+                <w:sz w:val="18"/>
+              </w:rPr>
+              <w:t>（目标Ⅰ）与跨期平均水平R̄（目标Ⅱ）。证明目标Ⅰ的估计量C</w:t>
+            </w:r>
+            <w:r>
+              <w:rPr>
+                <w:sz w:val="18"/>
+                <w:vertAlign w:val="subscript"/>
+              </w:rPr>
+              <w:t>t</w:t>
+            </w:r>
+            <w:r>
+              <w:rPr>
+                <w:sz w:val="18"/>
+              </w:rPr>
+              <w:t>/(ρn) 无偏且在任意有限规模下达到Cramér–Rao下界（为UMVUE），方差随规模趋于零；目标Ⅱ的方差为V(m) = v</w:t>
+            </w:r>
+            <w:r>
+              <w:rPr>
+                <w:sz w:val="18"/>
+                <w:vertAlign w:val="subscript"/>
               </w:rPr>
               <w:t>R</w:t>
             </w:r>
             <w:r>
               <w:rPr>
                 <w:sz w:val="18"/>
+              </w:rPr>
+              <w:t xml:space="preserve"> + A/m，环境方差v</w:t>
+            </w:r>
+            <w:r>
+              <w:rPr>
+                <w:sz w:val="18"/>
                 <w:vertAlign w:val="subscript"/>
               </w:rPr>
-              <w:t>t</w:t>
-            </w:r>
-            <w:r>
-              <w:rPr>
-                <w:sz w:val="18"/>
-              </w:rPr>
-              <w:t>（目标</w:t>
-            </w:r>
-            <w:r>
-              <w:rPr>
-                <w:sz w:val="18"/>
-              </w:rPr>
-              <w:t>Ⅰ</w:t>
-            </w:r>
-            <w:r>
-              <w:rPr>
-                <w:sz w:val="18"/>
-              </w:rPr>
-              <w:t>）与跨期平均水平</w:t>
-            </w:r>
-            <w:r>
-              <w:rPr>
-                <w:sz w:val="18"/>
-              </w:rPr>
-              <w:t>R̄</w:t>
-            </w:r>
-            <w:r>
-              <w:rPr>
-                <w:sz w:val="18"/>
-              </w:rPr>
-              <w:t>（目标</w:t>
-            </w:r>
-            <w:r>
-              <w:rPr>
-                <w:sz w:val="18"/>
-              </w:rPr>
-              <w:t>Ⅱ</w:t>
-            </w:r>
-            <w:r>
-              <w:rPr>
-                <w:sz w:val="18"/>
-              </w:rPr>
-              <w:t>）。证明目标</w:t>
-            </w:r>
-            <w:r>
-              <w:rPr>
-                <w:sz w:val="18"/>
-              </w:rPr>
-              <w:t>Ⅰ</w:t>
-            </w:r>
-            <w:r>
-              <w:rPr>
-                <w:sz w:val="18"/>
-              </w:rPr>
-              <w:t>的估计量</w:t>
-            </w:r>
-            <w:r>
-              <w:rPr>
-                <w:sz w:val="18"/>
-              </w:rPr>
-              <w:t>C</w:t>
+              <w:t>R</w:t>
+            </w:r>
+            <w:r>
+              <w:rPr>
+                <w:sz w:val="18"/>
+              </w:rPr>
+              <w:t xml:space="preserve"> 不随规模消失，两项相等处定义交叉点m</w:t>
             </w:r>
             <w:r>
               <w:rPr>
                 <w:sz w:val="18"/>
                 <w:vertAlign w:val="subscript"/>
               </w:rPr>
-              <w:t>t</w:t>
-            </w:r>
-            <w:r>
-              <w:rPr>
-                <w:sz w:val="18"/>
-              </w:rPr>
-              <w:t>/(ρn)</w:t>
-            </w:r>
-            <w:r>
-              <w:rPr>
-                <w:sz w:val="18"/>
-              </w:rPr>
-              <w:t>无偏且在任意有限规模下达到</w:t>
-            </w:r>
-            <w:r>
-              <w:rPr>
-                <w:sz w:val="18"/>
-              </w:rPr>
-              <w:t>Cramér–Rao</w:t>
-            </w:r>
-            <w:r>
-              <w:rPr>
-                <w:sz w:val="18"/>
-              </w:rPr>
-              <w:t>下界（为</w:t>
-            </w:r>
-            <w:r>
-              <w:rPr>
-                <w:sz w:val="18"/>
-              </w:rPr>
-              <w:t>UMVUE</w:t>
-            </w:r>
-            <w:r>
-              <w:rPr>
-                <w:sz w:val="18"/>
-              </w:rPr>
-              <w:t>），方差随规模趋于零；目标</w:t>
-            </w:r>
-            <w:r>
-              <w:rPr>
-                <w:sz w:val="18"/>
-              </w:rPr>
-              <w:t>Ⅱ</w:t>
-            </w:r>
-            <w:r>
-              <w:rPr>
-                <w:sz w:val="18"/>
-              </w:rPr>
-              <w:t>的方差为</w:t>
-            </w:r>
-            <w:r>
-              <w:rPr>
-                <w:sz w:val="18"/>
-              </w:rPr>
-              <w:t>V(m) = v</w:t>
+              <w:t>×</w:t>
+            </w:r>
+            <w:r>
+              <w:rPr>
+                <w:sz w:val="18"/>
+              </w:rPr>
+              <w:t xml:space="preserve"> = A/v</w:t>
             </w:r>
             <w:r>
               <w:rPr>
@@ -1670,98 +1536,13 @@
               <w:rPr>
                 <w:sz w:val="18"/>
               </w:rPr>
-              <w:t xml:space="preserve"> + A/m</w:t>
-            </w:r>
-            <w:r>
-              <w:rPr>
-                <w:sz w:val="18"/>
-              </w:rPr>
-              <w:t>，环境方差</w:t>
-            </w:r>
-            <w:r>
-              <w:rPr>
-                <w:sz w:val="18"/>
-              </w:rPr>
-              <w:t>v</w:t>
-            </w:r>
-            <w:r>
-              <w:rPr>
-                <w:sz w:val="18"/>
-                <w:vertAlign w:val="subscript"/>
-              </w:rPr>
-              <w:t>R</w:t>
-            </w:r>
-            <w:r>
-              <w:rPr>
-                <w:sz w:val="18"/>
-              </w:rPr>
-            </w:r>
-            <w:r>
-              <w:rPr>
-                <w:sz w:val="18"/>
-              </w:rPr>
-              <w:t>不随规模消失，两项相等处定义交叉点</w:t>
-            </w:r>
-            <w:r>
-              <w:rPr>
-                <w:sz w:val="18"/>
-              </w:rPr>
-              <w:t>m</w:t>
-            </w:r>
-            <w:r>
-              <w:rPr>
-                <w:sz w:val="18"/>
-                <w:vertAlign w:val="subscript"/>
-              </w:rPr>
-              <w:t>×</w:t>
-            </w:r>
-            <w:r>
-              <w:rPr>
-                <w:sz w:val="18"/>
-              </w:rPr>
-              <w:t xml:space="preserve"> = A/v</w:t>
-            </w:r>
-            <w:r>
-              <w:rPr>
-                <w:sz w:val="18"/>
-                <w:vertAlign w:val="subscript"/>
-              </w:rPr>
-              <w:t>R</w:t>
-            </w:r>
-            <w:r>
-              <w:rPr>
-                <w:sz w:val="18"/>
-              </w:rPr>
-              <w:t>，到达交叉点后规模翻倍方差只降</w:t>
-            </w:r>
-            <w:r>
-              <w:rPr>
-                <w:sz w:val="18"/>
-              </w:rPr>
-              <w:t>25%</w:t>
-            </w:r>
-            <w:r>
-              <w:rPr>
-                <w:sz w:val="18"/>
-              </w:rPr>
-              <w:t>；并推出扩大覆盖面与提高报告率的效果之比</w:t>
-            </w:r>
-            <w:r>
-              <w:rPr>
-                <w:sz w:val="18"/>
-              </w:rPr>
-              <w:t>A/R̄</w:t>
-            </w:r>
-            <w:r>
-              <w:rPr>
-                <w:sz w:val="18"/>
-              </w:rPr>
-              <w:t>、多期预算下的最优单期规模与小规模精确增长检验。</w:t>
-            </w:r>
-          </w:p>
-          <w:p>
-            <w:pPr>
-              <w:spacing w:after="40" w:line="276" w:lineRule="auto" w:before="0"/>
+              <w:t>，到达交叉点后规模翻倍方差只降25%；并推出扩大覆盖面与提高报告率的效果之比A/R̄、多期预算下的最优单期规模与小规模精确增长检验。</w:t>
+            </w:r>
+          </w:p>
+          <w:p>
+            <w:pPr>
+              <w:pageBreakBefore w:val="0"/>
+              <w:spacing w:after="30" w:line="276" w:lineRule="auto" w:before="0"/>
               <w:ind w:left="173"/>
               <w:jc w:val="left"/>
             </w:pPr>
@@ -1770,124 +1551,13 @@
                 <w:b/>
                 <w:sz w:val="18"/>
               </w:rPr>
-              <w:t>3.</w:t>
-            </w:r>
-            <w:r>
-              <w:rPr>
-                <w:b/>
-                <w:sz w:val="18"/>
-              </w:rPr>
-              <w:t>美国</w:t>
-            </w:r>
-            <w:r>
-              <w:rPr>
-                <w:b/>
-                <w:sz w:val="18"/>
-              </w:rPr>
-              <w:t>CDC NHSN</w:t>
-            </w:r>
-            <w:r>
-              <w:rPr>
-                <w:b/>
-                <w:sz w:val="18"/>
-              </w:rPr>
-              <w:t>流感住院数据实证检验：</w:t>
-            </w:r>
-            <w:r>
-              <w:rPr>
-                <w:sz w:val="18"/>
-              </w:rPr>
-              <w:t>采用</w:t>
-            </w:r>
-            <w:r>
-              <w:rPr>
-                <w:sz w:val="18"/>
-              </w:rPr>
-              <w:t>51</w:t>
-            </w:r>
-            <w:r>
-              <w:rPr>
-                <w:sz w:val="18"/>
-              </w:rPr>
-              <w:t>个辖区（</w:t>
-            </w:r>
-            <w:r>
-              <w:rPr>
-                <w:sz w:val="18"/>
-              </w:rPr>
-              <w:t>50</w:t>
-            </w:r>
-            <w:r>
-              <w:rPr>
-                <w:sz w:val="18"/>
-              </w:rPr>
-              <w:t>个州及华盛顿特区）</w:t>
-            </w:r>
-            <w:r>
-              <w:rPr>
-                <w:sz w:val="18"/>
-              </w:rPr>
-              <w:t>2020</w:t>
-            </w:r>
-            <w:r>
-              <w:rPr>
-                <w:sz w:val="18"/>
-              </w:rPr>
-              <w:t>年</w:t>
-            </w:r>
-            <w:r>
-              <w:rPr>
-                <w:sz w:val="18"/>
-              </w:rPr>
-              <w:t>10</w:t>
-            </w:r>
-            <w:r>
-              <w:rPr>
-                <w:sz w:val="18"/>
-              </w:rPr>
-              <w:t>月至</w:t>
-            </w:r>
-            <w:r>
-              <w:rPr>
-                <w:sz w:val="18"/>
-              </w:rPr>
-              <w:t>2026</w:t>
-            </w:r>
-            <w:r>
-              <w:rPr>
-                <w:sz w:val="18"/>
-              </w:rPr>
-              <w:t>年</w:t>
-            </w:r>
-            <w:r>
-              <w:rPr>
-                <w:sz w:val="18"/>
-              </w:rPr>
-              <w:t>9</w:t>
-            </w:r>
-            <w:r>
-              <w:rPr>
-                <w:sz w:val="18"/>
-              </w:rPr>
-              <w:t>月的周度流感住院数据（</w:t>
-            </w:r>
-            <w:r>
-              <w:rPr>
-                <w:sz w:val="18"/>
-              </w:rPr>
-              <w:t>16,218</w:t>
-            </w:r>
-            <w:r>
-              <w:rPr>
-                <w:sz w:val="18"/>
-              </w:rPr>
-              <w:t>个州周，其中</w:t>
-            </w:r>
-            <w:r>
-              <w:rPr>
-                <w:sz w:val="18"/>
-              </w:rPr>
-              <w:t>D</w:t>
+              <w:t>3. 美国CDC NHSN流感住院数据实证检验：</w:t>
+            </w:r>
+            <w:r>
+              <w:rPr>
+                <w:sz w:val="18"/>
+              </w:rPr>
+              <w:t>采用51个辖区（50个州及华盛顿特区）2020年10月至2026年9月的周度流感住院数据（16,218个州周，其中D</w:t>
             </w:r>
             <w:r>
               <w:rPr>
@@ -1900,43 +1570,7 @@
               <w:rPr>
                 <w:sz w:val="18"/>
               </w:rPr>
-              <w:t xml:space="preserve"> ≥ 5</w:t>
-            </w:r>
-            <w:r>
-              <w:rPr>
-                <w:sz w:val="18"/>
-              </w:rPr>
-              <w:t>的有效观测</w:t>
-            </w:r>
-            <w:r>
-              <w:rPr>
-                <w:sz w:val="18"/>
-              </w:rPr>
-              <w:t>10,303</w:t>
-            </w:r>
-            <w:r>
-              <w:rPr>
-                <w:sz w:val="18"/>
-              </w:rPr>
-              <w:t>个），以</w:t>
-            </w:r>
-            <w:r>
-              <w:rPr>
-                <w:sz w:val="18"/>
-              </w:rPr>
-              <w:t>FGLS</w:t>
-            </w:r>
-            <w:r>
-              <w:rPr>
-                <w:sz w:val="18"/>
-              </w:rPr>
-              <w:t>拟合单步预测误差的形状</w:t>
-            </w:r>
-            <w:r>
-              <w:rPr>
-                <w:sz w:val="18"/>
-              </w:rPr>
-              <w:t>a + b/D</w:t>
+              <w:t xml:space="preserve"> ≥ 5的有效观测10,303个），以FGLS拟合单步预测误差的形状a + b/D</w:t>
             </w:r>
             <w:r>
               <w:rPr>
@@ -1954,7 +1588,8 @@
           </w:p>
           <w:p>
             <w:pPr>
-              <w:spacing w:after="40" w:line="276" w:lineRule="auto" w:before="0"/>
+              <w:pageBreakBefore w:val="0"/>
+              <w:spacing w:after="30" w:line="276" w:lineRule="auto" w:before="0"/>
               <w:ind w:left="173"/>
               <w:jc w:val="left"/>
             </w:pPr>
@@ -1963,68 +1598,33 @@
                 <w:b/>
                 <w:sz w:val="18"/>
               </w:rPr>
-              <w:t>4.</w:t>
-            </w:r>
-            <w:r>
-              <w:rPr>
-                <w:b/>
-                <w:sz w:val="18"/>
-              </w:rPr>
-              <w:t>外部对照与监测资源配置：</w:t>
-            </w:r>
-            <w:r>
-              <w:rPr>
-                <w:sz w:val="18"/>
-              </w:rPr>
-              <w:t>以</w:t>
-            </w:r>
-            <w:r>
-              <w:rPr>
-                <w:sz w:val="18"/>
-              </w:rPr>
-              <w:t>CDC FluSight 2022—2023</w:t>
-            </w:r>
-            <w:r>
-              <w:rPr>
-                <w:sz w:val="18"/>
-              </w:rPr>
-              <w:t>季集成预测与欧洲</w:t>
-            </w:r>
-            <w:r>
-              <w:rPr>
-                <w:sz w:val="18"/>
-              </w:rPr>
-              <w:t>11</w:t>
-            </w:r>
-            <w:r>
-              <w:rPr>
-                <w:sz w:val="18"/>
-              </w:rPr>
-              <w:t>国</w:t>
-            </w:r>
-            <w:r>
-              <w:rPr>
-                <w:sz w:val="18"/>
-              </w:rPr>
-              <w:t>COVID-19</w:t>
-            </w:r>
-            <w:r>
-              <w:rPr>
-                <w:sz w:val="18"/>
-              </w:rPr>
-              <w:t>早期序列，检验规模项在其他预测方法与病种中的方向和交叉点量级；在固定成本与边际成本构成的预算约束下，推导观测期数</w:t>
-            </w:r>
-            <w:r>
-              <w:rPr>
-                <w:sz w:val="18"/>
-              </w:rPr>
-              <w:t>T</w:t>
-            </w:r>
-            <w:r>
-              <w:rPr>
-                <w:sz w:val="18"/>
-              </w:rPr>
-              <w:t>与单期规模</w:t>
+              <w:t>4. 外部对照与监测资源配置：</w:t>
+            </w:r>
+            <w:r>
+              <w:rPr>
+                <w:sz w:val="18"/>
+              </w:rPr>
+              <w:t>以CDC FluSight 2022—2023季集成预测与欧洲11国COVID-19早期序列，检验规模项在其他预测方法与病种中的方向和交叉点量级；在固定成本与边际成本构成的预算约束下，推导观测期数T与单期规模m的最优配置m</w:t>
+            </w:r>
+            <w:r>
+              <w:rPr>
+                <w:sz w:val="18"/>
+                <w:vertAlign w:val="superscript"/>
+              </w:rPr>
+              <w:t>*</w:t>
+            </w:r>
+            <w:r>
+              <w:rPr>
+                <w:sz w:val="18"/>
+              </w:rPr>
+              <w:t xml:space="preserve"> = √(c</w:t>
+            </w:r>
+            <w:r>
+              <w:rPr>
+                <w:sz w:val="18"/>
+                <w:vertAlign w:val="subscript"/>
+              </w:rPr>
+              <w:t>0</w:t>
             </w:r>
             <w:r>
               <w:rPr>
@@ -2035,84 +1635,28 @@
             <w:r>
               <w:rPr>
                 <w:sz w:val="18"/>
-              </w:rPr>
-              <w:t>的最优配置</w:t>
-            </w:r>
-            <w:r>
-              <w:rPr>
-                <w:sz w:val="18"/>
-              </w:rPr>
-              <w:t>m</w:t>
-            </w:r>
-            <w:r>
-              <w:rPr>
-                <w:sz w:val="18"/>
-                <w:vertAlign w:val="superscript"/>
-              </w:rPr>
-              <w:t>*</w:t>
-            </w:r>
-            <w:r>
-              <w:rPr>
-                <w:sz w:val="18"/>
-              </w:rPr>
-              <w:t xml:space="preserve"> = √(c</w:t>
-            </w:r>
-            <w:r>
-              <w:rPr>
-                <w:sz w:val="18"/>
                 <w:vertAlign w:val="subscript"/>
               </w:rPr>
-              <w:t>0</w:t>
-            </w:r>
-            <w:r>
-              <w:rPr>
-                <w:sz w:val="18"/>
-              </w:rPr>
-              <w:t>m</w:t>
+              <w:t>×</w:t>
+            </w:r>
+            <w:r>
+              <w:rPr>
+                <w:sz w:val="18"/>
+              </w:rPr>
+              <w:t>/c</w:t>
             </w:r>
             <w:r>
               <w:rPr>
                 <w:sz w:val="18"/>
                 <w:vertAlign w:val="subscript"/>
               </w:rPr>
-              <w:t>×</w:t>
-            </w:r>
-            <w:r>
-              <w:rPr>
-                <w:sz w:val="18"/>
-              </w:rPr>
-              <w:t>/c</w:t>
-            </w:r>
-            <w:r>
-              <w:rPr>
-                <w:sz w:val="18"/>
-                <w:vertAlign w:val="subscript"/>
-              </w:rPr>
               <w:t>1</w:t>
             </w:r>
             <w:r>
               <w:rPr>
                 <w:sz w:val="18"/>
               </w:rPr>
-              <w:t>)</w:t>
-            </w:r>
-            <w:r>
-              <w:rPr>
-                <w:sz w:val="18"/>
-              </w:rPr>
-              <w:t>，并说明其与</w:t>
-            </w:r>
-            <w:r>
-              <w:rPr>
-                <w:sz w:val="18"/>
-              </w:rPr>
-              <w:t>Cochran</w:t>
-            </w:r>
-            <w:r>
-              <w:rPr>
-                <w:sz w:val="18"/>
-              </w:rPr>
-              <w:t>两阶段抽样费用分配模型的对应关系。</w:t>
+              <w:t>)，并说明其与Cochran两阶段抽样费用分配模型的对应关系。</w:t>
             </w:r>
           </w:p>
         </w:tc>
@@ -2124,11 +1668,12 @@
         <w:tc>
           <w:tcPr>
             <w:tcW w:w="9021" w:type="dxa"/>
-            <w:gridSpan w:val="9"/>
-          </w:tcPr>
-          <w:p>
-            <w:pPr>
-              <w:spacing w:before="20" w:after="40" w:line="276" w:lineRule="auto"/>
+            <w:gridSpan w:val="7"/>
+          </w:tcPr>
+          <w:p>
+            <w:pPr>
+              <w:pageBreakBefore w:val="0"/>
+              <w:spacing w:before="20" w:after="30" w:line="276" w:lineRule="auto"/>
               <w:jc w:val="left"/>
             </w:pPr>
             <w:r>
@@ -2141,7 +1686,8 @@
           </w:p>
           <w:p>
             <w:pPr>
-              <w:spacing w:after="40" w:line="276" w:lineRule="auto" w:before="0"/>
+              <w:pageBreakBefore w:val="0"/>
+              <w:spacing w:after="30" w:line="276" w:lineRule="auto" w:before="0"/>
               <w:ind w:left="173"/>
               <w:jc w:val="left"/>
             </w:pPr>
@@ -2162,7 +1708,8 @@
           </w:p>
           <w:p>
             <w:pPr>
-              <w:spacing w:after="40" w:line="276" w:lineRule="auto" w:before="0"/>
+              <w:pageBreakBefore w:val="0"/>
+              <w:spacing w:after="30" w:line="276" w:lineRule="auto" w:before="0"/>
               <w:ind w:left="173"/>
               <w:jc w:val="left"/>
             </w:pPr>
@@ -2183,7 +1730,8 @@
           </w:p>
           <w:p>
             <w:pPr>
-              <w:spacing w:after="40" w:line="276" w:lineRule="auto" w:before="0"/>
+              <w:pageBreakBefore w:val="0"/>
+              <w:spacing w:after="30" w:line="276" w:lineRule="auto" w:before="0"/>
               <w:ind w:left="173"/>
               <w:jc w:val="left"/>
             </w:pPr>
@@ -2204,7 +1752,8 @@
           </w:p>
           <w:p>
             <w:pPr>
-              <w:spacing w:after="40" w:line="276" w:lineRule="auto" w:before="0"/>
+              <w:pageBreakBefore w:val="0"/>
+              <w:spacing w:after="30" w:line="276" w:lineRule="auto" w:before="0"/>
               <w:ind w:left="173"/>
               <w:jc w:val="left"/>
             </w:pPr>
@@ -2225,7 +1774,8 @@
           </w:p>
           <w:p>
             <w:pPr>
-              <w:spacing w:before="40" w:after="40" w:line="276" w:lineRule="auto"/>
+              <w:pageBreakBefore w:val="0"/>
+              <w:spacing w:before="30" w:after="30" w:line="276" w:lineRule="auto"/>
               <w:jc w:val="left"/>
             </w:pPr>
             <w:r>
@@ -2238,7 +1788,8 @@
           </w:p>
           <w:p>
             <w:pPr>
-              <w:spacing w:after="40" w:line="276" w:lineRule="auto" w:before="0"/>
+              <w:pageBreakBefore w:val="0"/>
+              <w:spacing w:after="30" w:line="276" w:lineRule="auto" w:before="0"/>
               <w:ind w:left="173"/>
               <w:jc w:val="left"/>
             </w:pPr>
@@ -2259,7 +1810,8 @@
           </w:p>
           <w:p>
             <w:pPr>
-              <w:spacing w:after="40" w:line="276" w:lineRule="auto" w:before="0"/>
+              <w:pageBreakBefore w:val="0"/>
+              <w:spacing w:after="30" w:line="276" w:lineRule="auto" w:before="0"/>
               <w:ind w:left="173"/>
               <w:jc w:val="left"/>
             </w:pPr>
@@ -2280,7 +1832,8 @@
           </w:p>
           <w:p>
             <w:pPr>
-              <w:spacing w:after="40" w:line="276" w:lineRule="auto" w:before="0"/>
+              <w:pageBreakBefore w:val="0"/>
+              <w:spacing w:after="30" w:line="276" w:lineRule="auto" w:before="0"/>
               <w:ind w:left="173"/>
               <w:jc w:val="left"/>
             </w:pPr>
@@ -2301,25 +1854,38 @@
           </w:p>
         </w:tc>
       </w:tr>
+    </w:tbl>
+    <w:tbl>
+      <w:tblPr>
+        <w:tblW w:w="0" w:type="auto"/>
+        <w:jc w:val="center"/>
+        <w:tblBorders>
+          <w:top w:val="single" w:sz="8" w:space="0" w:color="auto"/>
+          <w:left w:val="single" w:sz="8" w:space="0" w:color="auto"/>
+          <w:bottom w:val="single" w:sz="8" w:space="0" w:color="auto"/>
+          <w:right w:val="single" w:sz="8" w:space="0" w:color="auto"/>
+          <w:insideH w:val="single" w:sz="4" w:space="0" w:color="auto"/>
+          <w:insideV w:val="single" w:sz="8" w:space="0" w:color="auto"/>
+        </w:tblBorders>
+        <w:tblLayout w:type="fixed"/>
+        <w:tblLook w:val="0000" w:firstRow="0" w:lastRow="0" w:firstColumn="0" w:lastColumn="0" w:noHBand="0" w:noVBand="0"/>
+      </w:tblPr>
+      <w:tblGrid>
+        <w:gridCol w:w="701"/>
+        <w:gridCol w:w="8297"/>
+      </w:tblGrid>
       <w:tr>
-        <w:tblPrEx>
-          <w:tblBorders>
-            <w:insideV w:val="single" w:sz="8" w:space="0" w:color="auto"/>
-          </w:tblBorders>
-        </w:tblPrEx>
         <w:trPr>
-          <w:gridAfter w:val="1"/>
-          <w:wAfter w:w="23" w:type="dxa"/>
           <w:jc w:val="center"/>
         </w:trPr>
         <w:tc>
           <w:tcPr>
             <w:tcW w:w="8998" w:type="dxa"/>
-            <w:gridSpan w:val="8"/>
-          </w:tcPr>
-          <w:p>
-            <w:pPr>
-              <w:spacing w:before="20" w:after="40" w:line="276" w:lineRule="auto"/>
+            <w:gridSpan w:val="2"/>
+          </w:tcPr>
+          <w:p>
+            <w:pPr>
+              <w:spacing w:before="20" w:after="30" w:line="276" w:lineRule="auto"/>
               <w:jc w:val="left"/>
             </w:pPr>
             <w:r>
@@ -2332,7 +1898,7 @@
           </w:p>
           <w:p>
             <w:pPr>
-              <w:spacing w:after="40" w:line="276" w:lineRule="auto" w:before="0"/>
+              <w:spacing w:after="30" w:line="276" w:lineRule="auto" w:before="0"/>
               <w:ind w:left="173"/>
               <w:jc w:val="left"/>
             </w:pPr>
@@ -2353,7 +1919,7 @@
           </w:p>
           <w:p>
             <w:pPr>
-              <w:spacing w:after="40" w:line="276" w:lineRule="auto" w:before="0"/>
+              <w:spacing w:after="30" w:line="276" w:lineRule="auto" w:before="0"/>
               <w:ind w:left="173"/>
               <w:jc w:val="left"/>
             </w:pPr>
@@ -2374,7 +1940,7 @@
           </w:p>
           <w:p>
             <w:pPr>
-              <w:spacing w:after="40" w:line="276" w:lineRule="auto" w:before="0"/>
+              <w:spacing w:after="30" w:line="276" w:lineRule="auto" w:before="0"/>
               <w:ind w:left="173"/>
               <w:jc w:val="left"/>
             </w:pPr>
@@ -2395,7 +1961,7 @@
           </w:p>
           <w:p>
             <w:pPr>
-              <w:spacing w:before="40" w:after="40" w:line="276" w:lineRule="auto"/>
+              <w:spacing w:before="40" w:after="30" w:line="276" w:lineRule="auto"/>
               <w:jc w:val="left"/>
             </w:pPr>
             <w:r>
@@ -2408,7 +1974,7 @@
           </w:p>
           <w:p>
             <w:pPr>
-              <w:spacing w:after="40" w:line="276" w:lineRule="auto" w:before="0"/>
+              <w:spacing w:after="30" w:line="276" w:lineRule="auto" w:before="0"/>
               <w:ind w:left="173"/>
               <w:jc w:val="left"/>
             </w:pPr>
@@ -2429,7 +1995,7 @@
           </w:p>
           <w:p>
             <w:pPr>
-              <w:spacing w:after="40" w:line="276" w:lineRule="auto" w:before="0"/>
+              <w:spacing w:after="30" w:line="276" w:lineRule="auto" w:before="0"/>
               <w:ind w:left="173"/>
               <w:jc w:val="left"/>
             </w:pPr>
@@ -2450,7 +2016,7 @@
           </w:p>
           <w:p>
             <w:pPr>
-              <w:spacing w:after="40" w:line="276" w:lineRule="auto" w:before="0"/>
+              <w:spacing w:after="30" w:line="276" w:lineRule="auto" w:before="0"/>
               <w:ind w:left="173"/>
               <w:jc w:val="left"/>
             </w:pPr>
@@ -2471,7 +2037,7 @@
           </w:p>
           <w:p>
             <w:pPr>
-              <w:spacing w:after="40" w:line="276" w:lineRule="auto" w:before="0"/>
+              <w:spacing w:after="30" w:line="276" w:lineRule="auto" w:before="0"/>
               <w:ind w:left="173"/>
               <w:jc w:val="left"/>
             </w:pPr>
@@ -2492,7 +2058,7 @@
           </w:p>
           <w:p>
             <w:pPr>
-              <w:spacing w:after="40" w:line="276" w:lineRule="auto" w:before="0"/>
+              <w:spacing w:after="30" w:line="276" w:lineRule="auto" w:before="0"/>
               <w:ind w:left="173"/>
               <w:jc w:val="left"/>
             </w:pPr>
@@ -2518,7 +2084,6 @@
             </w:pPr>
             <w:r>
               <w:rPr>
-                <w:b w:val="0"/>
                 <w:sz w:val="19"/>
               </w:rPr>
               <w:t>学生（签字）：王驰                 2026年10月12日</w:t>
@@ -2527,14 +2092,7 @@
         </w:tc>
       </w:tr>
       <w:tr>
-        <w:tblPrEx>
-          <w:tblBorders>
-            <w:insideV w:val="single" w:sz="8" w:space="0" w:color="auto"/>
-          </w:tblBorders>
-        </w:tblPrEx>
         <w:trPr>
-          <w:gridAfter w:val="1"/>
-          <w:wAfter w:w="23" w:type="dxa"/>
           <w:jc w:val="center"/>
         </w:trPr>
         <w:tc>
@@ -2557,7 +2115,6 @@
                 <w:b/>
                 <w:szCs w:val="21"/>
               </w:rPr>
-              <w:lastRenderedPageBreak/>
               <w:t>校外导师意见</w:t>
             </w:r>
           </w:p>
@@ -2565,95 +2122,94 @@
         <w:tc>
           <w:tcPr>
             <w:tcW w:w="8297" w:type="dxa"/>
-            <w:gridSpan w:val="7"/>
             <w:vAlign w:val="bottom"/>
           </w:tcPr>
           <w:p>
             <w:pPr>
-              <w:spacing w:after="40" w:line="276" w:lineRule="auto"/>
+              <w:spacing w:after="20" w:line="276" w:lineRule="auto" w:before="0"/>
               <w:jc w:val="left"/>
             </w:pPr>
             <w:r>
               <w:rPr>
-                <w:sz w:val="20"/>
+                <w:sz w:val="18"/>
               </w:rPr>
               <w:t>就研究生学位论文工作进展、是否适合继续培养等情况说明：</w:t>
             </w:r>
             <w:r>
               <w:rPr>
-                <w:sz w:val="20"/>
+                <w:sz w:val="18"/>
               </w:rPr>
               <w:br/>
             </w:r>
             <w:r>
               <w:rPr>
-                <w:sz w:val="20"/>
+                <w:sz w:val="18"/>
               </w:rPr>
               <w:br/>
             </w:r>
             <w:r>
               <w:rPr>
-                <w:sz w:val="20"/>
+                <w:sz w:val="18"/>
               </w:rPr>
               <w:t>无校外导师。</w:t>
             </w:r>
             <w:r>
               <w:rPr>
-                <w:sz w:val="20"/>
+                <w:sz w:val="18"/>
               </w:rPr>
               <w:br/>
             </w:r>
             <w:r>
               <w:rPr>
-                <w:sz w:val="20"/>
+                <w:sz w:val="18"/>
               </w:rPr>
               <w:br/>
             </w:r>
           </w:p>
           <w:p>
             <w:pPr>
-              <w:spacing w:before="80" w:after="40" w:line="276" w:lineRule="auto"/>
+              <w:spacing w:before="0" w:after="20" w:line="276" w:lineRule="auto"/>
               <w:jc w:val="right"/>
             </w:pPr>
             <w:r>
               <w:rPr>
-                <w:sz w:val="20"/>
+                <w:sz w:val="18"/>
               </w:rPr>
               <w:t>导师（签字）：</w:t>
             </w:r>
             <w:r>
               <w:rPr>
-                <w:sz w:val="20"/>
+                <w:sz w:val="18"/>
               </w:rPr>
               <w:t xml:space="preserve">                 </w:t>
             </w:r>
             <w:r>
               <w:rPr>
-                <w:sz w:val="20"/>
+                <w:sz w:val="18"/>
               </w:rPr>
               <w:t>年</w:t>
             </w:r>
             <w:r>
               <w:rPr>
-                <w:sz w:val="20"/>
+                <w:sz w:val="18"/>
               </w:rPr>
               <w:t xml:space="preserve">    </w:t>
             </w:r>
             <w:r>
               <w:rPr>
-                <w:sz w:val="20"/>
+                <w:sz w:val="18"/>
               </w:rPr>
               <w:t>月</w:t>
             </w:r>
             <w:r>
               <w:rPr>
-                <w:sz w:val="20"/>
+                <w:sz w:val="18"/>
               </w:rPr>
               <w:t xml:space="preserve">    </w:t>
             </w:r>
             <w:r>
               <w:rPr>
-                <w:sz w:val="20"/>
+                <w:sz w:val="18"/>
               </w:rPr>
               <w:t>日</w:t>
             </w:r>
@@ -2667,11 +2223,10 @@
             <w:left w:val="single" w:sz="4" w:space="0" w:color="auto"/>
             <w:bottom w:val="single" w:sz="4" w:space="0" w:color="auto"/>
             <w:right w:val="single" w:sz="4" w:space="0" w:color="auto"/>
+            <w:insideV w:val="single" w:sz="4" w:space="0" w:color="auto"/>
           </w:tblBorders>
         </w:tblPrEx>
         <w:trPr>
-          <w:gridAfter w:val="1"/>
-          <w:wAfter w:w="23" w:type="dxa"/>
           <w:jc w:val="center"/>
         </w:trPr>
         <w:tc>
@@ -2702,16 +2257,12 @@
         <w:tc>
           <w:tcPr>
             <w:tcW w:w="8297" w:type="dxa"/>
-            <w:gridSpan w:val="7"/>
             <w:vAlign w:val="bottom"/>
           </w:tcPr>
           <w:p>
             <w:pPr>
-              <w:spacing w:after="40" w:line="276" w:lineRule="auto" w:before="0"/>
+              <w:spacing w:after="20" w:line="276" w:lineRule="auto" w:before="0"/>
               <w:jc w:val="left"/>
-              <w:rPr>
-                <w:sz w:val="19"/>
-              </w:rPr>
             </w:pPr>
             <w:r>
               <w:rPr>
@@ -2732,61 +2283,41 @@
               <w:br/>
               <w:t xml:space="preserve">    </w:t>
             </w:r>
-          </w:p>
-          <w:p>
-            <w:pPr>
-              <w:spacing w:after="40" w:line="276" w:lineRule="auto" w:before="0"/>
-              <w:jc w:val="left"/>
-              <w:rPr>
-                <w:sz w:val="19"/>
-              </w:rPr>
-            </w:pPr>
-          </w:p>
-          <w:p>
-            <w:pPr>
-              <w:spacing w:after="40" w:line="276" w:lineRule="auto" w:before="0"/>
-              <w:jc w:val="left"/>
-              <w:rPr>
-                <w:sz w:val="19"/>
-              </w:rPr>
-            </w:pPr>
-          </w:p>
-          <w:p>
-            <w:pPr>
-              <w:spacing w:before="0" w:after="40" w:line="276" w:lineRule="auto"/>
+            <w:r>
+              <w:rPr>
+                <w:sz w:val="18"/>
+              </w:rPr>
+              <w:t>该生自开题以来工作态度端正，治学严谨，严格按照开题计划推进学位论文各项研究工作。目前已完成微观随机数据生成机制建模、渐近推断理论推导、大规模数值仿真模拟及流感实证主体研究，阶段性文稿撰写规范扎实，取得良好阶段性成果。论文数理推导严密，进度符合预期，适合继续培养，同意通过中期考核。</w:t>
+            </w:r>
+            <w:r>
+              <w:rPr>
+                <w:sz w:val="18"/>
+              </w:rPr>
+              <w:br/>
+            </w:r>
+            <w:r>
+              <w:rPr>
+                <w:sz w:val="18"/>
+              </w:rPr>
+              <w:br/>
+            </w:r>
+          </w:p>
+          <w:p>
+            <w:pPr>
+              <w:spacing w:before="0" w:after="20" w:line="276" w:lineRule="auto"/>
               <w:jc w:val="right"/>
             </w:pPr>
             <w:r>
               <w:rPr>
                 <w:sz w:val="18"/>
               </w:rPr>
-              <w:t>导师（签字）：</w:t>
-            </w:r>
-            <w:r>
-              <w:rPr>
-                <w:sz w:val="18"/>
-              </w:rPr>
-              <w:t xml:space="preserve">  </w:t>
-            </w:r>
-            <w:r>
-              <w:rPr>
-                <w:rFonts w:hint="eastAsia"/>
-                <w:sz w:val="18"/>
-              </w:rPr>
-              <w:t xml:space="preserve">  </w:t>
-            </w:r>
-            <w:r>
-              <w:rPr>
-                <w:sz w:val="18"/>
-              </w:rPr>
-              <w:t xml:space="preserve">               </w:t>
-            </w:r>
-            <w:r>
-              <w:rPr>
-                <w:rFonts w:hint="eastAsia"/>
-                <w:sz w:val="18"/>
-              </w:rPr>
-              <w:t xml:space="preserve">    </w:t>
+              <w:t>导师（签字）：张仲华</w:t>
+            </w:r>
+            <w:r>
+              <w:rPr>
+                <w:sz w:val="18"/>
+              </w:rPr>
+              <w:t xml:space="preserve">                 2026 </w:t>
             </w:r>
             <w:r>
               <w:rPr>
@@ -2798,14 +2329,7 @@
               <w:rPr>
                 <w:sz w:val="18"/>
               </w:rPr>
-              <w:t xml:space="preserve">  </w:t>
-            </w:r>
-            <w:r>
-              <w:rPr>
-                <w:rFonts w:hint="eastAsia"/>
-                <w:sz w:val="18"/>
-              </w:rPr>
-              <w:t xml:space="preserve"> </w:t>
+              <w:t xml:space="preserve"> 10 </w:t>
             </w:r>
             <w:r>
               <w:rPr>
@@ -2817,20 +2341,7 @@
               <w:rPr>
                 <w:sz w:val="18"/>
               </w:rPr>
-              <w:t xml:space="preserve"> </w:t>
-            </w:r>
-            <w:r>
-              <w:rPr>
-                <w:rFonts w:hint="eastAsia"/>
-                <w:sz w:val="18"/>
-              </w:rPr>
-              <w:t xml:space="preserve">  </w:t>
-            </w:r>
-            <w:r>
-              <w:rPr>
-                <w:sz w:val="18"/>
-              </w:rPr>
-              <w:t xml:space="preserve"> </w:t>
+              <w:t xml:space="preserve"> 12 </w:t>
             </w:r>
             <w:r>
               <w:rPr>
@@ -2848,11 +2359,10 @@
             <w:left w:val="single" w:sz="4" w:space="0" w:color="auto"/>
             <w:bottom w:val="single" w:sz="4" w:space="0" w:color="auto"/>
             <w:right w:val="single" w:sz="4" w:space="0" w:color="auto"/>
+            <w:insideV w:val="single" w:sz="4" w:space="0" w:color="auto"/>
           </w:tblBorders>
         </w:tblPrEx>
         <w:trPr>
-          <w:gridAfter w:val="1"/>
-          <w:wAfter w:w="23" w:type="dxa"/>
           <w:jc w:val="center"/>
         </w:trPr>
         <w:tc>
@@ -2883,11 +2393,10 @@
         <w:tc>
           <w:tcPr>
             <w:tcW w:w="8297" w:type="dxa"/>
-            <w:gridSpan w:val="7"/>
-          </w:tcPr>
-          <w:p>
-            <w:pPr>
-              <w:spacing w:line="276" w:lineRule="auto" w:before="0" w:after="40"/>
+          </w:tcPr>
+          <w:p>
+            <w:pPr>
+              <w:spacing w:line="276" w:lineRule="auto" w:before="0" w:after="20"/>
             </w:pPr>
             <w:r>
               <w:rPr>
@@ -2899,7 +2408,7 @@
           </w:p>
           <w:p>
             <w:pPr>
-              <w:spacing w:line="276" w:lineRule="auto" w:before="0" w:after="40"/>
+              <w:spacing w:line="276" w:lineRule="auto" w:before="0" w:after="20"/>
             </w:pPr>
             <w:r>
               <w:rPr>
@@ -2910,7 +2419,7 @@
           </w:p>
           <w:p>
             <w:pPr>
-              <w:spacing w:line="276" w:lineRule="auto" w:before="0" w:after="40"/>
+              <w:spacing w:line="276" w:lineRule="auto" w:before="0" w:after="20"/>
             </w:pPr>
             <w:r>
               <w:rPr>
@@ -2988,11 +2497,10 @@
             <w:left w:val="single" w:sz="4" w:space="0" w:color="auto"/>
             <w:bottom w:val="single" w:sz="4" w:space="0" w:color="auto"/>
             <w:right w:val="single" w:sz="4" w:space="0" w:color="auto"/>
+            <w:insideV w:val="single" w:sz="4" w:space="0" w:color="auto"/>
           </w:tblBorders>
         </w:tblPrEx>
         <w:trPr>
-          <w:gridAfter w:val="1"/>
-          <w:wAfter w:w="23" w:type="dxa"/>
           <w:jc w:val="center"/>
         </w:trPr>
         <w:tc>
@@ -3024,23 +2532,22 @@
         <w:tc>
           <w:tcPr>
             <w:tcW w:w="8297" w:type="dxa"/>
-            <w:gridSpan w:val="7"/>
-          </w:tcPr>
-          <w:p>
-            <w:pPr>
-              <w:spacing w:line="276" w:lineRule="auto" w:before="0" w:after="40"/>
-            </w:pPr>
-          </w:p>
-          <w:p>
-            <w:pPr>
-              <w:spacing w:line="276" w:lineRule="auto" w:before="40" w:after="20"/>
+          </w:tcPr>
+          <w:p>
+            <w:pPr>
+              <w:spacing w:line="276" w:lineRule="auto" w:before="0" w:after="20"/>
+            </w:pPr>
+          </w:p>
+          <w:p>
+            <w:pPr>
+              <w:spacing w:line="276" w:lineRule="auto" w:before="20" w:after="20"/>
             </w:pPr>
             <w:r>
               <w:rPr>
                 <w:b w:val="0"/>
                 <w:sz w:val="18"/>
               </w:rPr>
-              <w:t>负责人（签字）：              年    月    日</w:t>
+              <w:t>负责人（签字）：年    月    日</w:t>
             </w:r>
           </w:p>
         </w:tc>
@@ -3052,11 +2559,10 @@
             <w:left w:val="single" w:sz="4" w:space="0" w:color="auto"/>
             <w:bottom w:val="single" w:sz="4" w:space="0" w:color="auto"/>
             <w:right w:val="single" w:sz="4" w:space="0" w:color="auto"/>
+            <w:insideV w:val="single" w:sz="4" w:space="0" w:color="auto"/>
           </w:tblBorders>
         </w:tblPrEx>
         <w:trPr>
-          <w:gridAfter w:val="1"/>
-          <w:wAfter w:w="23" w:type="dxa"/>
           <w:jc w:val="center"/>
         </w:trPr>
         <w:tc>
@@ -3087,29 +2593,27 @@
         <w:tc>
           <w:tcPr>
             <w:tcW w:w="8297" w:type="dxa"/>
-            <w:gridSpan w:val="7"/>
-          </w:tcPr>
-          <w:p>
-            <w:pPr>
-              <w:spacing w:line="276" w:lineRule="auto" w:before="0" w:after="40"/>
-            </w:pPr>
-          </w:p>
-          <w:p>
-            <w:pPr>
-              <w:spacing w:line="276" w:lineRule="auto" w:before="40" w:after="20"/>
+          </w:tcPr>
+          <w:p>
+            <w:pPr>
+              <w:spacing w:line="276" w:lineRule="auto" w:before="0" w:after="20"/>
+            </w:pPr>
+          </w:p>
+          <w:p>
+            <w:pPr>
+              <w:spacing w:line="276" w:lineRule="auto" w:before="20" w:after="20"/>
             </w:pPr>
             <w:r>
               <w:rPr>
                 <w:b w:val="0"/>
                 <w:sz w:val="18"/>
               </w:rPr>
-              <w:t>负责人（签字）：               年    月   日</w:t>
+              <w:t>负责人（签字）：年    月   日</w:t>
             </w:r>
           </w:p>
         </w:tc>
       </w:tr>
     </w:tbl>
-    <w:p/>
     <w:sectPr>
       <w:footerReference w:type="even" r:id="rId6"/>
       <w:footerReference w:type="default" r:id="rId7"/>

--- a/docs/中期报告_优化版.docx
+++ b/docs/中期报告_优化版.docx
@@ -1798,14 +1798,14 @@
                 <w:b/>
                 <w:sz w:val="18"/>
               </w:rPr>
-              <w:t>1.学位论文整体进度达约65%–70%：</w:t>
+              <w:t>1.构建了双目标推断理论体系，导出方差标度律与最优规模闭式解：</w:t>
             </w:r>
             <w:r>
               <w:rPr>
                 <w:b w:val="0"/>
                 <w:sz w:val="18"/>
               </w:rPr>
-              <w:t>第一至四章定稿（2.58万字），第五章核心分析基本完成（0.79万字），第六、七章进展顺利，累计成稿逾3.3万字，图表完成11幅，符合开题计划。</w:t>
+              <w:t>证明当期Rt估计量达到Cramér–Rao下界；导出跨期平均R̄的方差公式V(m) = vR + A/m与特征交叉点解析式m× = A/vR（到达后规模翻倍方差只降25%）；在多期预算约束下推导出与Cochran抽样同构的最优单期规模闭式解m* = √(c0m×/c1)；证明单调似然比，确立临界门槛规则为UMP一致最优增长检验。</w:t>
             </w:r>
           </w:p>
           <w:p>
@@ -1820,14 +1820,14 @@
                 <w:b/>
                 <w:sz w:val="18"/>
               </w:rPr>
-              <w:t>2.形成学术论文投稿定稿：</w:t>
+              <w:t>2.测定了流感真实经验交叉点并揭示了达峰期相变机制：</w:t>
             </w:r>
             <w:r>
               <w:rPr>
                 <w:b w:val="0"/>
                 <w:sz w:val="18"/>
               </w:rPr>
-              <w:t>完成高质量小论文《病例规模与再生数估计精度：环境波动下的收益边界及美国流感住院数据检验》（20页定稿，含5个命题、1个推论与10幅矢量图），达主流统计学期刊标准，待投出。</w:t>
+              <w:t>基于全美NHSN 16,218个州周数据拟合出经验交叉点m× ≈ 22.6例/周（95%聚类区间13.7～33.7），落在理论情景区间21.3～49.2内；推导了分母噪声展开式b ≈ A + (1-ρ)(R̄²+vR)Σw²/R̄²，解释了斜率放大机制；证实达峰期88.9%损失源于均值漂移，剥离偏差后纯条件方差规模项仍显著为正（b = 7.9272），推翻了“规模失效”旧推断。</w:t>
             </w:r>
           </w:p>
           <w:p>
@@ -1842,14 +1842,14 @@
                 <w:b/>
                 <w:sz w:val="18"/>
               </w:rPr>
-              <w:t>3.形成可复现代码库与实证数据集：</w:t>
+              <w:t>3.形成大论文初稿（完成度约65%–70%）与高质量小论文投稿定稿：</w:t>
             </w:r>
             <w:r>
               <w:rPr>
                 <w:b w:val="0"/>
                 <w:sz w:val="18"/>
               </w:rPr>
-              <w:t>整理全美NHSN 2020—2026年周度住院数据集；编写c01～c12共12个数学与数值核验脚本，理论、模拟与实证结果全部实现一键自洽复现。</w:t>
+              <w:t>学位大论文已成稿逾3.3万字，完成11幅矢量图表，整体进度符合开题要求；形成20页学报级投稿定稿《病例规模与再生数估计精度：环境波动下的收益边界及美国流感住院数据检验》（含5个命题、1个推论与10幅图）；整理23MB全美住院数据集并固化c01～c12共12个数学核验脚本，全部结果可一键自洽复现。</w:t>
             </w:r>
           </w:p>
         </w:tc>
